--- a/Rabin-Engine-main_20250115/ChatGPT_Log.docx
+++ b/Rabin-Engine-main_20250115/ChatGPT_Log.docx
@@ -55,12 +55,5536 @@
     </w:p>
     <w:p/>
     <w:p/>
+    <w:p>
+      <w:r>
+        <w:t xml:space="preserve">/******************************************************************************/ /*! \file Terrain.h \project CS380/CS580 AI Framework \author Dustin Holmes \summary Map and layer management Copyright (C) 2018 DigiPen Institute of Technology. Reproduction or disclosure of this file or its contents without the prior written consent of DigiPen Institute of Technology is prohibited. */ /******************************************************************************/ #pragma once #include "MapLayer.h" #include "../Misc/NiceTypes.h" #include &lt;filesystem&gt; class Agent; class DeviceResources; class ProjectOne; class ProjectTwo; class ProjectThree; class EnemyAgent; class Terrain { friend class ProjectOne; friend class ProjectTwo; friend class ProjectThree; friend class EnemyAgent; public: static const size_t numLayers = 8; Terrain(); int get_map_height() const; int get_map_width() const; unsigned get_map_index() const; const Vec3 &amp;get_world_position(int row, int col) const; const Vec3 &amp;get_world_position(const GridPos &amp;gridPos); GridPos get_grid_position(const Vec3 &amp;worldPos) const; bool is_wall(int row, int col) const; bool is_wall(const GridPos &amp;gridPos) const; bool is_valid_grid_position(int row, int col) const; bool is_valid_grid_position(const GridPos &amp;gridPos) const; void set_color(int row, int col, const Color &amp;color); void set_color(const GridPos &amp;gridPos, const Color &amp;color); const DirectX::SimpleMath::Plane &amp;get_terrain_plane() const; static const size_t maxMapHeight = 40; static const size_t maxMapWidth = 40; static const float mapSizeInWorld; static Color baseColor; static Color wallColor; static Color opennessColor; static Color totalVisibilityColor; static Color cellVisibilityColor; static Color positiveOccupancyColor; static Color negativeOccupancyColor; static Color agentVisionColor; static Color fogColor; static Color seekDetectionColor; static Color seekSearchColor; static float maxLayerAlpha; void draw(); void draw_debug(); void goto_next_map(); bool goto_map(unsigned mapNum); size_t num_maps() const; struct MapData { MapData() = default; MapData(int height, int width); int height; int width; std::vector&lt;std::vector&lt;bool&gt;&gt; data; }; private: MapLayer&lt;bool&gt; wallLayer; MapLayer&lt;Color&gt; pathLayer; MapLayer&lt;float&gt; opennessLayer; MapLayer&lt;float&gt; totalVisibilityLayer; MapLayer&lt;float&gt; cellVisibilityLayer; MapLayer&lt;float&gt; occupancyLayer; MapLayer&lt;float&gt; agentVisionLayer; MapLayer&lt;float&gt; fogLayer; MapLayer&lt;float&gt; seekLayer; std::vector&lt;MapData&gt; mapData; std::vector&lt;std::vector&lt;Vec3&gt;&gt; positions; unsigned currentMap; bool initialize(); void shutdown(); void generate_positions(); void load_map_data(const std::filesystem::path &amp;file); void load_map(unsigned mapIndex); void configure_float_map_layer(MapLayer&lt;float&gt; &amp;layer, int height, int width, const Color &amp;color0, const Color &amp;color1); void refresh_static_analysis_layers(); void </w:t>
+      </w:r>
+      <w:r>
+        <w:lastRenderedPageBreak/>
+        <w:t>reset_path_layer(); }; remember this</w:t>
+      </w:r>
+    </w:p>
+    <w:p>
+      <w:pPr>
+        <w:rPr>
+          <w:b/>
+          <w:bCs/>
+        </w:rPr>
+      </w:pPr>
+      <w:r>
+        <w:rPr>
+          <w:b/>
+          <w:bCs/>
+        </w:rPr>
+        <w:t>ChatGPT said:</w:t>
+      </w:r>
+    </w:p>
+    <w:p>
+      <w:r>
+        <w:t>I can reference this Terrain class whenever you need! Let me know if you need help understanding it, modifying it, or integrating it into your project.</w:t>
+      </w:r>
+    </w:p>
+    <w:p>
+      <w:pPr>
+        <w:rPr>
+          <w:b/>
+          <w:bCs/>
+        </w:rPr>
+      </w:pPr>
+      <w:r>
+        <w:rPr>
+          <w:b/>
+          <w:bCs/>
+        </w:rPr>
+        <w:t>You said:</w:t>
+      </w:r>
+    </w:p>
+    <w:p>
+      <w:r>
+        <w:t>void AStarPather::print_map(Terrain* terrain) { } implement the print map function here</w:t>
+      </w:r>
+    </w:p>
+    <w:p>
+      <w:pPr>
+        <w:rPr>
+          <w:b/>
+          <w:bCs/>
+        </w:rPr>
+      </w:pPr>
+      <w:r>
+        <w:rPr>
+          <w:b/>
+          <w:bCs/>
+        </w:rPr>
+        <w:t>ChatGPT said:</w:t>
+      </w:r>
+    </w:p>
+    <w:p>
+      <w:r>
+        <w:t>Here's an implementation of print_map, which prints the terrain grid, marking walls and open spaces. I'll use # for walls and . for open spaces. Let me know if you need a different format!</w:t>
+      </w:r>
+    </w:p>
+    <w:p>
+      <w:r>
+        <w:t>Astar Print Map</w:t>
+      </w:r>
+    </w:p>
+    <w:p>
+      <w:r>
+        <w:t>This function prints the terrain map, marking walls with # and open spaces with .. Let me know if you want additional features, like agent positions or color coding!</w:t>
+      </w:r>
+    </w:p>
+    <w:p>
+      <w:pPr>
+        <w:rPr>
+          <w:b/>
+          <w:bCs/>
+        </w:rPr>
+      </w:pPr>
+      <w:r>
+        <w:rPr>
+          <w:b/>
+          <w:bCs/>
+        </w:rPr>
+        <w:t>You said:</w:t>
+      </w:r>
+    </w:p>
+    <w:p>
+      <w:r>
+        <w:t>void print_map(Terrain* terrain); make this to shared pointer</w:t>
+      </w:r>
+    </w:p>
+    <w:p>
+      <w:pPr>
+        <w:rPr>
+          <w:b/>
+          <w:bCs/>
+        </w:rPr>
+      </w:pPr>
+      <w:r>
+        <w:rPr>
+          <w:b/>
+          <w:bCs/>
+        </w:rPr>
+        <w:t>ChatGPT said:</w:t>
+      </w:r>
+    </w:p>
+    <w:p>
+      <w:r>
+        <w:t>Edited</w:t>
+      </w:r>
+    </w:p>
+    <w:p>
+      <w:r>
+        <w:t>I've updated print_map to use a std::shared_ptr&lt;Terrain&gt;. Let me know if you need any further modifications!</w:t>
+      </w:r>
+    </w:p>
+    <w:p>
+      <w:pPr>
+        <w:rPr>
+          <w:b/>
+          <w:bCs/>
+        </w:rPr>
+      </w:pPr>
+      <w:r>
+        <w:rPr>
+          <w:b/>
+          <w:bCs/>
+        </w:rPr>
+        <w:t>You said:</w:t>
+      </w:r>
+    </w:p>
+    <w:p>
+      <w:r>
+        <w:t>terrain = std::make_unique&lt;Terrain&gt;(); agents = std::make_unique&lt;AgentOrganizer&gt;(); ui = std::make_unique&lt;UICoordinator&gt;(); pather = std::make_unique&lt;AStarPather&gt;(); audioManager = std::make_unique&lt;AudioManager&gt;(); pather-&gt;print_map(terrain); how should to convert terrain to print map</w:t>
+      </w:r>
+    </w:p>
+    <w:p>
+      <w:pPr>
+        <w:rPr>
+          <w:b/>
+          <w:bCs/>
+        </w:rPr>
+      </w:pPr>
+      <w:r>
+        <w:rPr>
+          <w:b/>
+          <w:bCs/>
+        </w:rPr>
+        <w:t>ChatGPT said:</w:t>
+      </w:r>
+    </w:p>
+    <w:p>
+      <w:r>
+        <w:t>Since print_map now expects a std::shared_ptr&lt;Terrain&gt;, you need to update how terrain is created and passed to it. Instead of std::make_unique, use std::make_shared:</w:t>
+      </w:r>
+    </w:p>
+    <w:p>
+      <w:r>
+        <w:t>cpp</w:t>
+      </w:r>
+    </w:p>
+    <w:p>
+      <w:r>
+        <w:t>CopyEdit</w:t>
+      </w:r>
+    </w:p>
+    <w:p>
+      <w:r>
+        <w:t>terrain = std::make_shared&lt;Terrain&gt;();</w:t>
+      </w:r>
+    </w:p>
+    <w:p>
+      <w:r>
+        <w:t>pather-&gt;print_map(terrain);</w:t>
+      </w:r>
+    </w:p>
+    <w:p>
+      <w:r>
+        <w:t>This ensures terrain is a std::shared_ptr&lt;Terrain&gt; and can be used with print_map without conversion issues. Let me know if you need further adjustments!</w:t>
+      </w:r>
+    </w:p>
+    <w:p>
+      <w:pPr>
+        <w:rPr>
+          <w:b/>
+          <w:bCs/>
+        </w:rPr>
+      </w:pPr>
+      <w:r>
+        <w:rPr>
+          <w:b/>
+          <w:bCs/>
+        </w:rPr>
+        <w:t>You said:</w:t>
+      </w:r>
+    </w:p>
+    <w:p>
+      <w:r>
+        <w:t xml:space="preserve">Severity Code Description Project File Line Suppression State Detail Description Error (active) E0349 no operator "=" matches these operands The-Rabin-Engine E:\DigiPenMasterCourse\Semester2_2025\CS580-GameAI\cs580-GameAI\Rabin-Engine-main_20250115\Source\Framework\Projects\ProjectTwo.cpp 55 operand types are: std::unique_ptr&lt;Terrain, std::default_delete&lt;Terrain&gt;&gt; = std::shared_ptr&lt;Terrain&gt; </w:t>
+      </w:r>
+    </w:p>
+    <w:p>
+      <w:pPr>
+        <w:rPr>
+          <w:b/>
+          <w:bCs/>
+        </w:rPr>
+      </w:pPr>
+      <w:r>
+        <w:rPr>
+          <w:b/>
+          <w:bCs/>
+        </w:rPr>
+        <w:t>ChatGPT said:</w:t>
+      </w:r>
+    </w:p>
+    <w:p>
+      <w:r>
+        <w:t>You're trying to assign a std::shared_ptr&lt;Terrain&gt; to a std::unique_ptr&lt;Terrain&gt;, which isn't allowed. You have two options to fix this:</w:t>
+      </w:r>
+    </w:p>
+    <w:p>
+      <w:pPr>
+        <w:rPr>
+          <w:b/>
+          <w:bCs/>
+        </w:rPr>
+      </w:pPr>
+      <w:r>
+        <w:rPr>
+          <w:b/>
+          <w:bCs/>
+        </w:rPr>
+        <w:t>Option 1: Use std::shared_ptr for terrain Everywhere</w:t>
+      </w:r>
+    </w:p>
+    <w:p>
+      <w:r>
+        <w:t>If terrain is meant to be shared across multiple components (like pather), you should change its type to std::shared_ptr&lt;Terrain&gt; instead of std::unique_ptr&lt;Terrain&gt;:</w:t>
+      </w:r>
+    </w:p>
+    <w:p>
+      <w:r>
+        <w:lastRenderedPageBreak/>
+        <w:t>cpp</w:t>
+      </w:r>
+    </w:p>
+    <w:p>
+      <w:r>
+        <w:t>CopyEdit</w:t>
+      </w:r>
+    </w:p>
+    <w:p>
+      <w:r>
+        <w:t>std::shared_ptr&lt;Terrain&gt; terrain = std::make_shared&lt;Terrain&gt;();</w:t>
+      </w:r>
+    </w:p>
+    <w:p>
+      <w:r>
+        <w:t>Then, pass it normally to pather-&gt;print_map(terrain);.</w:t>
+      </w:r>
+    </w:p>
+    <w:p>
+      <w:pPr>
+        <w:rPr>
+          <w:b/>
+          <w:bCs/>
+        </w:rPr>
+      </w:pPr>
+      <w:r>
+        <w:rPr>
+          <w:b/>
+          <w:bCs/>
+        </w:rPr>
+        <w:t>Option 2: Convert std::unique_ptr to std::shared_ptr</w:t>
+      </w:r>
+    </w:p>
+    <w:p>
+      <w:r>
+        <w:t>If you must keep terrain as a std::unique_ptr&lt;Terrain&gt;, you can convert it temporarily using std::shared_ptr:</w:t>
+      </w:r>
+    </w:p>
+    <w:p>
+      <w:r>
+        <w:t>cpp</w:t>
+      </w:r>
+    </w:p>
+    <w:p>
+      <w:r>
+        <w:t>CopyEdit</w:t>
+      </w:r>
+    </w:p>
+    <w:p>
+      <w:r>
+        <w:t>pather-&gt;print_map(std::shared_ptr&lt;Terrain&gt;(terrain.get()));</w:t>
+      </w:r>
+    </w:p>
+    <w:p>
+      <w:r>
+        <w:t xml:space="preserve">However, </w:t>
+      </w:r>
+      <w:r>
+        <w:rPr>
+          <w:b/>
+          <w:bCs/>
+        </w:rPr>
+        <w:t>this approach is risky</w:t>
+      </w:r>
+      <w:r>
+        <w:t xml:space="preserve"> because it creates a new shared_ptr that does not own the memory. If terrain is deleted before print_map finishes, it could lead to a dangling pointer issue.</w:t>
+      </w:r>
+    </w:p>
+    <w:p>
+      <w:pPr>
+        <w:rPr>
+          <w:b/>
+          <w:bCs/>
+        </w:rPr>
+      </w:pPr>
+      <w:r>
+        <w:rPr>
+          <w:b/>
+          <w:bCs/>
+        </w:rPr>
+        <w:t>Recommended Approach</w:t>
+      </w:r>
+    </w:p>
+    <w:p>
+      <w:r>
+        <w:t>If terrain is used in multiple places, I strongly recommend converting it to std::shared_ptr&lt;Terrain&gt; entirely to avoid ownership conflicts.</w:t>
+      </w:r>
+    </w:p>
+    <w:p>
+      <w:r>
+        <w:t>Let me know if you need help refactoring your code!</w:t>
+      </w:r>
+    </w:p>
+    <w:p>
+      <w:pPr>
+        <w:rPr>
+          <w:b/>
+          <w:bCs/>
+        </w:rPr>
+      </w:pPr>
+      <w:r>
+        <w:rPr>
+          <w:b/>
+          <w:bCs/>
+        </w:rPr>
+        <w:t>You said:</w:t>
+      </w:r>
+    </w:p>
+    <w:p>
+      <w:r>
+        <w:t>std::unique_ptr&lt;SimpleRenderer&gt; renderer; std::unique_ptr&lt;Project&gt; project; std::shared_ptr&lt;Terrain&gt; terrain; std::unique_ptr&lt;AgentOrganizer&gt; agents; std::unique_ptr&lt;UICoordinator&gt; ui; std::unique_ptr&lt;AStarPather&gt; pather; std::unique_ptr&lt;BehaviorTreeBuilder&gt; treeBuilder; std::unique_ptr&lt;AudioManager&gt; audioManager; make shared still doesn't work</w:t>
+      </w:r>
+    </w:p>
+    <w:p>
+      <w:pPr>
+        <w:rPr>
+          <w:b/>
+          <w:bCs/>
+        </w:rPr>
+      </w:pPr>
+      <w:r>
+        <w:rPr>
+          <w:b/>
+          <w:bCs/>
+        </w:rPr>
+        <w:t>ChatGPT said:</w:t>
+      </w:r>
+    </w:p>
+    <w:p>
+      <w:r>
+        <w:t>If changing terrain to std::shared_ptr&lt;Terrain&gt; still doesn't work, the issue might be in how it's initialized or assigned. Let's go step by step.</w:t>
+      </w:r>
+    </w:p>
+    <w:p>
+      <w:pPr>
+        <w:rPr>
+          <w:b/>
+          <w:bCs/>
+        </w:rPr>
+      </w:pPr>
+      <w:r>
+        <w:rPr>
+          <w:b/>
+          <w:bCs/>
+        </w:rPr>
+        <w:t>1. Ensure terrain is Initialized as a shared_ptr</w:t>
+      </w:r>
+    </w:p>
+    <w:p>
+      <w:r>
+        <w:t>Since you've already declared terrain as a std::shared_ptr&lt;Terrain&gt;, you should initialize it with std::make_shared&lt;Terrain&gt;():</w:t>
+      </w:r>
+    </w:p>
+    <w:p>
+      <w:r>
+        <w:t>cpp</w:t>
+      </w:r>
+    </w:p>
+    <w:p>
+      <w:r>
+        <w:t>CopyEdit</w:t>
+      </w:r>
+    </w:p>
+    <w:p>
+      <w:r>
+        <w:t>terrain = std::make_shared&lt;Terrain&gt;();</w:t>
+      </w:r>
+    </w:p>
+    <w:p>
+      <w:pPr>
+        <w:rPr>
+          <w:b/>
+          <w:bCs/>
+        </w:rPr>
+      </w:pPr>
+      <w:r>
+        <w:rPr>
+          <w:b/>
+          <w:bCs/>
+        </w:rPr>
+        <w:t>2. Check for Conflicting unique_ptr Assignments</w:t>
+      </w:r>
+    </w:p>
+    <w:p>
+      <w:r>
+        <w:t>If terrain was previously a std::unique_ptr&lt;Terrain&gt;, ensure that no part of your code is still trying to assign a std::unique_ptr&lt;Terrain&gt; to it.</w:t>
+      </w:r>
+    </w:p>
+    <w:p>
+      <w:r>
+        <w:t>For example, this would be incorrect:</w:t>
+      </w:r>
+    </w:p>
+    <w:p>
+      <w:r>
+        <w:t>cpp</w:t>
+      </w:r>
+    </w:p>
+    <w:p>
+      <w:r>
+        <w:t>CopyEdit</w:t>
+      </w:r>
+    </w:p>
+    <w:p>
+      <w:r>
+        <w:t>std::unique_ptr&lt;Terrain&gt; temp = std::make_unique&lt;Terrain&gt;();</w:t>
+      </w:r>
+    </w:p>
+    <w:p>
+      <w:r>
+        <w:t xml:space="preserve">terrain = std::move(temp); // </w:t>
+      </w:r>
+      <w:r>
+        <w:rPr>
+          <w:rFonts w:ascii="Segoe UI Emoji" w:hAnsi="Segoe UI Emoji" w:cs="Segoe UI Emoji"/>
+        </w:rPr>
+        <w:t>❌</w:t>
+      </w:r>
+      <w:r>
+        <w:t xml:space="preserve"> This won't work because terrain is a shared_ptr</w:t>
+      </w:r>
+    </w:p>
+    <w:p>
+      <w:r>
+        <w:t>Instead, use:</w:t>
+      </w:r>
+    </w:p>
+    <w:p>
+      <w:r>
+        <w:t>cpp</w:t>
+      </w:r>
+    </w:p>
+    <w:p>
+      <w:r>
+        <w:t>CopyEdit</w:t>
+      </w:r>
+    </w:p>
+    <w:p>
+      <w:r>
+        <w:t xml:space="preserve">terrain = std::make_shared&lt;Terrain&gt;(); // </w:t>
+      </w:r>
+      <w:r>
+        <w:rPr>
+          <w:rFonts w:ascii="Segoe UI Emoji" w:hAnsi="Segoe UI Emoji" w:cs="Segoe UI Emoji"/>
+        </w:rPr>
+        <w:t>✅</w:t>
+      </w:r>
+      <w:r>
+        <w:t xml:space="preserve"> Correct approach</w:t>
+      </w:r>
+    </w:p>
+    <w:p>
+      <w:pPr>
+        <w:rPr>
+          <w:b/>
+          <w:bCs/>
+        </w:rPr>
+      </w:pPr>
+      <w:r>
+        <w:rPr>
+          <w:b/>
+          <w:bCs/>
+        </w:rPr>
+        <w:t>3. Ensure print_map is Called Correctly</w:t>
+      </w:r>
+    </w:p>
+    <w:p>
+      <w:r>
+        <w:lastRenderedPageBreak/>
+        <w:t>With terrain being a shared_ptr, print_map should be called like this:</w:t>
+      </w:r>
+    </w:p>
+    <w:p>
+      <w:r>
+        <w:t>cpp</w:t>
+      </w:r>
+    </w:p>
+    <w:p>
+      <w:r>
+        <w:t>CopyEdit</w:t>
+      </w:r>
+    </w:p>
+    <w:p>
+      <w:r>
+        <w:t>pather-&gt;print_map(terrain);</w:t>
+      </w:r>
+    </w:p>
+    <w:p>
+      <w:r>
+        <w:t>If you're still getting errors, what is the exact error message? That can help pinpoint the issue.</w:t>
+      </w:r>
+    </w:p>
+    <w:p>
+      <w:pPr>
+        <w:rPr>
+          <w:b/>
+          <w:bCs/>
+        </w:rPr>
+      </w:pPr>
+      <w:r>
+        <w:rPr>
+          <w:b/>
+          <w:bCs/>
+        </w:rPr>
+        <w:t>You said:</w:t>
+      </w:r>
+    </w:p>
+    <w:p>
+      <w:r>
+        <w:t xml:space="preserve">Severity Code Description Project File Line Suppression State Error C2371 'terrain': redefinition; different basic types The-Rabin-Engine E:\DigiPenMasterCourse\Semester2_2025\CS580-GameAI\cs580-GameAI\Rabin-Engine-main_20250115\Source\Framework\Core\Engine.cpp 23 </w:t>
+      </w:r>
+    </w:p>
+    <w:p>
+      <w:pPr>
+        <w:rPr>
+          <w:b/>
+          <w:bCs/>
+        </w:rPr>
+      </w:pPr>
+      <w:r>
+        <w:rPr>
+          <w:b/>
+          <w:bCs/>
+        </w:rPr>
+        <w:t>ChatGPT said:</w:t>
+      </w:r>
+    </w:p>
+    <w:p>
+      <w:r>
+        <w:t xml:space="preserve">The error </w:t>
+      </w:r>
+      <w:r>
+        <w:rPr>
+          <w:b/>
+          <w:bCs/>
+        </w:rPr>
+        <w:t>C2371: 'terrain' redefinition; different basic types</w:t>
+      </w:r>
+      <w:r>
+        <w:t xml:space="preserve"> suggests that terrain is declared multiple times with different types in the same scope or across different files.</w:t>
+      </w:r>
+    </w:p>
+    <w:p>
+      <w:pPr>
+        <w:rPr>
+          <w:b/>
+          <w:bCs/>
+        </w:rPr>
+      </w:pPr>
+      <w:r>
+        <w:rPr>
+          <w:b/>
+          <w:bCs/>
+        </w:rPr>
+        <w:t>Steps to Fix:</w:t>
+      </w:r>
+    </w:p>
+    <w:p>
+      <w:pPr>
+        <w:rPr>
+          <w:b/>
+          <w:bCs/>
+        </w:rPr>
+      </w:pPr>
+      <w:r>
+        <w:rPr>
+          <w:b/>
+          <w:bCs/>
+        </w:rPr>
+        <w:t>1. Ensure terrain is Consistently Declared as std::shared_ptr&lt;Terrain&gt;</w:t>
+      </w:r>
+    </w:p>
+    <w:p>
+      <w:r>
+        <w:t xml:space="preserve">Check that terrain is </w:t>
+      </w:r>
+      <w:r>
+        <w:rPr>
+          <w:b/>
+          <w:bCs/>
+        </w:rPr>
+        <w:t>not</w:t>
+      </w:r>
+      <w:r>
+        <w:t xml:space="preserve"> declared as both std::unique_ptr&lt;Terrain&gt; and std::shared_ptr&lt;Terrain&gt; in different places.</w:t>
+      </w:r>
+    </w:p>
+    <w:p>
+      <w:r>
+        <w:t>For example, if you previously had:</w:t>
+      </w:r>
+    </w:p>
+    <w:p>
+      <w:r>
+        <w:t>cpp</w:t>
+      </w:r>
+    </w:p>
+    <w:p>
+      <w:r>
+        <w:t>CopyEdit</w:t>
+      </w:r>
+    </w:p>
+    <w:p>
+      <w:r>
+        <w:t xml:space="preserve">std::unique_ptr&lt;Terrain&gt; terrain; // </w:t>
+      </w:r>
+      <w:r>
+        <w:rPr>
+          <w:rFonts w:ascii="Segoe UI Emoji" w:hAnsi="Segoe UI Emoji" w:cs="Segoe UI Emoji"/>
+        </w:rPr>
+        <w:t>❌</w:t>
+      </w:r>
+      <w:r>
+        <w:t xml:space="preserve"> Old declaration</w:t>
+      </w:r>
+    </w:p>
+    <w:p>
+      <w:r>
+        <w:t>Make sure it's consistently:</w:t>
+      </w:r>
+    </w:p>
+    <w:p>
+      <w:r>
+        <w:t>cpp</w:t>
+      </w:r>
+    </w:p>
+    <w:p>
+      <w:r>
+        <w:t>CopyEdit</w:t>
+      </w:r>
+    </w:p>
+    <w:p>
+      <w:r>
+        <w:t xml:space="preserve">std::shared_ptr&lt;Terrain&gt; terrain; // </w:t>
+      </w:r>
+      <w:r>
+        <w:rPr>
+          <w:rFonts w:ascii="Segoe UI Emoji" w:hAnsi="Segoe UI Emoji" w:cs="Segoe UI Emoji"/>
+        </w:rPr>
+        <w:t>✅</w:t>
+      </w:r>
+      <w:r>
+        <w:t xml:space="preserve"> Correct</w:t>
+      </w:r>
+    </w:p>
+    <w:p>
+      <w:pPr>
+        <w:rPr>
+          <w:b/>
+          <w:bCs/>
+        </w:rPr>
+      </w:pPr>
+      <w:r>
+        <w:rPr>
+          <w:b/>
+          <w:bCs/>
+        </w:rPr>
+        <w:t>2. Check for Multiple Declarations in Different Files</w:t>
+      </w:r>
+    </w:p>
+    <w:p>
+      <w:r>
+        <w:t>If terrain is a member variable of a class (e.g., Engine or AStarPather), ensure it isn't redeclared with a different type somewhere else.</w:t>
+      </w:r>
+    </w:p>
+    <w:p>
+      <w:r>
+        <w:t>Try searching for terrain across your project (Ctrl + Shift + F in Visual Studio) and ensure it's consistently defined as std::shared_ptr&lt;Terrain&gt; everywhere.</w:t>
+      </w:r>
+    </w:p>
+    <w:p>
+      <w:pPr>
+        <w:rPr>
+          <w:b/>
+          <w:bCs/>
+        </w:rPr>
+      </w:pPr>
+      <w:r>
+        <w:rPr>
+          <w:b/>
+          <w:bCs/>
+        </w:rPr>
+        <w:t>3. Check for extern if Declared in a Header File</w:t>
+      </w:r>
+    </w:p>
+    <w:p>
+      <w:r>
+        <w:t xml:space="preserve">If terrain is a global variable, ensure it's declared </w:t>
+      </w:r>
+      <w:r>
+        <w:rPr>
+          <w:b/>
+          <w:bCs/>
+        </w:rPr>
+        <w:t>only once</w:t>
+      </w:r>
+      <w:r>
+        <w:t xml:space="preserve"> in a .cpp file and referenced properly in a header using extern:</w:t>
+      </w:r>
+    </w:p>
+    <w:p>
+      <w:r>
+        <w:t>cpp</w:t>
+      </w:r>
+    </w:p>
+    <w:p>
+      <w:r>
+        <w:t>CopyEdit</w:t>
+      </w:r>
+    </w:p>
+    <w:p>
+      <w:r>
+        <w:t>// In a header file (Engine.h or similar)</w:t>
+      </w:r>
+    </w:p>
+    <w:p>
+      <w:r>
+        <w:t>extern std::shared_ptr&lt;Terrain&gt; terrain;</w:t>
+      </w:r>
+    </w:p>
+    <w:p>
+      <w:r>
+        <w:t>cpp</w:t>
+      </w:r>
+    </w:p>
+    <w:p>
+      <w:r>
+        <w:t>CopyEdit</w:t>
+      </w:r>
+    </w:p>
+    <w:p>
+      <w:r>
+        <w:t>// In a .cpp file (Engine.cpp or similar)</w:t>
+      </w:r>
+    </w:p>
+    <w:p>
+      <w:r>
+        <w:t>std::shared_ptr&lt;Terrain&gt; terrain = std::make_shared&lt;Terrain&gt;();</w:t>
+      </w:r>
+    </w:p>
+    <w:p>
+      <w:pPr>
+        <w:rPr>
+          <w:b/>
+          <w:bCs/>
+        </w:rPr>
+      </w:pPr>
+      <w:r>
+        <w:rPr>
+          <w:b/>
+          <w:bCs/>
+        </w:rPr>
+        <w:t>4. Clean and Rebuild</w:t>
+      </w:r>
+    </w:p>
+    <w:p>
+      <w:r>
+        <w:t xml:space="preserve">If you've made changes, </w:t>
+      </w:r>
+      <w:r>
+        <w:rPr>
+          <w:b/>
+          <w:bCs/>
+        </w:rPr>
+        <w:t>clean and rebuild</w:t>
+      </w:r>
+      <w:r>
+        <w:t xml:space="preserve"> your project:</w:t>
+      </w:r>
+    </w:p>
+    <w:p>
+      <w:pPr>
+        <w:numPr>
+          <w:ilvl w:val="0"/>
+          <w:numId w:val="13"/>
+        </w:numPr>
+      </w:pPr>
+      <w:r>
+        <w:t xml:space="preserve">In </w:t>
+      </w:r>
+      <w:r>
+        <w:rPr>
+          <w:b/>
+          <w:bCs/>
+        </w:rPr>
+        <w:t>Visual Studio</w:t>
+      </w:r>
+      <w:r>
+        <w:t xml:space="preserve">, go to </w:t>
+      </w:r>
+      <w:r>
+        <w:rPr>
+          <w:b/>
+          <w:bCs/>
+        </w:rPr>
+        <w:t>Build</w:t>
+      </w:r>
+      <w:r>
+        <w:t xml:space="preserve"> → </w:t>
+      </w:r>
+      <w:r>
+        <w:rPr>
+          <w:b/>
+          <w:bCs/>
+        </w:rPr>
+        <w:t>Clean Solution</w:t>
+      </w:r>
+      <w:r>
+        <w:t xml:space="preserve">, then </w:t>
+      </w:r>
+      <w:r>
+        <w:rPr>
+          <w:b/>
+          <w:bCs/>
+        </w:rPr>
+        <w:t>Build Solution</w:t>
+      </w:r>
+      <w:r>
+        <w:t>.</w:t>
+      </w:r>
+    </w:p>
+    <w:p>
+      <w:pPr>
+        <w:numPr>
+          <w:ilvl w:val="0"/>
+          <w:numId w:val="13"/>
+        </w:numPr>
+      </w:pPr>
+      <w:r>
+        <w:lastRenderedPageBreak/>
+        <w:t xml:space="preserve">If you're using </w:t>
+      </w:r>
+      <w:r>
+        <w:rPr>
+          <w:b/>
+          <w:bCs/>
+        </w:rPr>
+        <w:t>CMake</w:t>
+      </w:r>
+      <w:r>
+        <w:t>, run:</w:t>
+      </w:r>
+    </w:p>
+    <w:p>
+      <w:r>
+        <w:t>css</w:t>
+      </w:r>
+    </w:p>
+    <w:p>
+      <w:r>
+        <w:t>CopyEdit</w:t>
+      </w:r>
+    </w:p>
+    <w:p>
+      <w:r>
+        <w:t>cmake --build . --target clean</w:t>
+      </w:r>
+    </w:p>
+    <w:p>
+      <w:r>
+        <w:t>cmake --build .</w:t>
+      </w:r>
+    </w:p>
+    <w:p>
+      <w:r>
+        <w:t>If the issue persists, could you provide the exact lines in Engine.cpp where terrain is declared? That'll help pinpoint the root cause.</w:t>
+      </w:r>
+    </w:p>
+    <w:p>
+      <w:pPr>
+        <w:rPr>
+          <w:b/>
+          <w:bCs/>
+        </w:rPr>
+      </w:pPr>
+      <w:r>
+        <w:rPr>
+          <w:b/>
+          <w:bCs/>
+        </w:rPr>
+        <w:t>You said:</w:t>
+      </w:r>
+    </w:p>
+    <w:p>
+      <w:r>
+        <w:drawing>
+          <wp:inline distT="0" distB="0" distL="0" distR="0" wp14:anchorId="3128ECEE" wp14:editId="6A2960D7">
+            <wp:extent cx="5669280" cy="3648075"/>
+            <wp:effectExtent l="0" t="0" r="7620" b="9525"/>
+            <wp:docPr id="1009392880" name="Picture 6" descr="Uploaded image"/>
+            <wp:cNvGraphicFramePr>
+              <a:graphicFrameLocks xmlns:a="http://schemas.openxmlformats.org/drawingml/2006/main" noChangeAspect="1"/>
+            </wp:cNvGraphicFramePr>
+            <a:graphic xmlns:a="http://schemas.openxmlformats.org/drawingml/2006/main">
+              <a:graphicData uri="http://schemas.openxmlformats.org/drawingml/2006/picture">
+                <pic:pic xmlns:pic="http://schemas.openxmlformats.org/drawingml/2006/picture">
+                  <pic:nvPicPr>
+                    <pic:cNvPr id="0" name="Picture 136" descr="Uploaded image"/>
+                    <pic:cNvPicPr>
+                      <a:picLocks noChangeAspect="1" noChangeArrowheads="1"/>
+                    </pic:cNvPicPr>
+                  </pic:nvPicPr>
+                  <pic:blipFill>
+                    <a:blip r:embed="rId8">
+                      <a:extLst>
+                        <a:ext uri="{28A0092B-C50C-407E-A947-70E740481C1C}">
+                          <a14:useLocalDpi xmlns:a14="http://schemas.microsoft.com/office/drawing/2010/main" val="0"/>
+                        </a:ext>
+                      </a:extLst>
+                    </a:blip>
+                    <a:srcRect/>
+                    <a:stretch>
+                      <a:fillRect/>
+                    </a:stretch>
+                  </pic:blipFill>
+                  <pic:spPr bwMode="auto">
+                    <a:xfrm>
+                      <a:off x="0" y="0"/>
+                      <a:ext cx="5669280" cy="3648075"/>
+                    </a:xfrm>
+                    <a:prstGeom prst="rect">
+                      <a:avLst/>
+                    </a:prstGeom>
+                    <a:noFill/>
+                    <a:ln>
+                      <a:noFill/>
+                    </a:ln>
+                  </pic:spPr>
+                </pic:pic>
+              </a:graphicData>
+            </a:graphic>
+          </wp:inline>
+        </w:drawing>
+      </w:r>
+    </w:p>
+    <w:p>
+      <w:r>
+        <w:t>I got these errors</w:t>
+      </w:r>
+    </w:p>
+    <w:p>
+      <w:pPr>
+        <w:rPr>
+          <w:b/>
+          <w:bCs/>
+        </w:rPr>
+      </w:pPr>
+      <w:r>
+        <w:rPr>
+          <w:b/>
+          <w:bCs/>
+        </w:rPr>
+        <w:t>ChatGPT said:</w:t>
+      </w:r>
+    </w:p>
+    <w:p>
+      <w:pPr>
+        <w:rPr>
+          <w:b/>
+          <w:bCs/>
+        </w:rPr>
+      </w:pPr>
+      <w:r>
+        <w:rPr>
+          <w:b/>
+          <w:bCs/>
+        </w:rPr>
+        <w:t>Analysis of the Crash (Access Violation - 0xC0000005)</w:t>
+      </w:r>
+    </w:p>
+    <w:p>
+      <w:r>
+        <w:t xml:space="preserve">The error </w:t>
+      </w:r>
+      <w:r>
+        <w:rPr>
+          <w:b/>
+          <w:bCs/>
+        </w:rPr>
+        <w:t>0xC0000005 (Access violation reading location 0x0000000000000000)</w:t>
+      </w:r>
+      <w:r>
+        <w:t xml:space="preserve"> indicates that </w:t>
+      </w:r>
+      <w:r>
+        <w:rPr>
+          <w:b/>
+          <w:bCs/>
+        </w:rPr>
+        <w:t>a null pointer was dereferenced</w:t>
+      </w:r>
+      <w:r>
+        <w:t xml:space="preserve">. In the debugger, the instancer object appears to be valid, but </w:t>
+      </w:r>
+      <w:r>
+        <w:rPr>
+          <w:b/>
+          <w:bCs/>
+        </w:rPr>
+        <w:t>renderer is likely null</w:t>
+      </w:r>
+      <w:r>
+        <w:t>, causing get_grid_renderer() to fail.</w:t>
+      </w:r>
+    </w:p>
+    <w:p>
+      <w:r>
+        <w:pict w14:anchorId="0A163D13">
+          <v:rect id="_x0000_i1161" style="width:0;height:1.5pt" o:hralign="center" o:hrstd="t" o:hr="t" fillcolor="#a0a0a0" stroked="f"/>
+        </w:pict>
+      </w:r>
+    </w:p>
+    <w:p>
+      <w:pPr>
+        <w:rPr>
+          <w:b/>
+          <w:bCs/>
+        </w:rPr>
+      </w:pPr>
+      <w:r>
+        <w:rPr>
+          <w:b/>
+          <w:bCs/>
+        </w:rPr>
+        <w:t>Potential Cause</w:t>
+      </w:r>
+    </w:p>
+    <w:p>
+      <w:r>
+        <w:t>Your crash occurs at:</w:t>
+      </w:r>
+    </w:p>
+    <w:p>
+      <w:r>
+        <w:t>cpp</w:t>
+      </w:r>
+    </w:p>
+    <w:p>
+      <w:r>
+        <w:t>CopyEdit</w:t>
+      </w:r>
+    </w:p>
+    <w:p>
+      <w:r>
+        <w:t>auto &amp;instancer = renderer-&gt;get_grid_renderer();</w:t>
+      </w:r>
+    </w:p>
+    <w:p>
+      <w:r>
+        <w:t xml:space="preserve">This means renderer is </w:t>
+      </w:r>
+      <w:r>
+        <w:rPr>
+          <w:b/>
+          <w:bCs/>
+        </w:rPr>
+        <w:t>null</w:t>
+      </w:r>
+      <w:r>
+        <w:t xml:space="preserve"> when draw() is called.</w:t>
+      </w:r>
+    </w:p>
+    <w:p>
+      <w:r>
+        <w:t xml:space="preserve">From the </w:t>
+      </w:r>
+      <w:r>
+        <w:rPr>
+          <w:b/>
+          <w:bCs/>
+        </w:rPr>
+        <w:t>locals window</w:t>
+      </w:r>
+      <w:r>
+        <w:t>, I see:</w:t>
+      </w:r>
+    </w:p>
+    <w:p>
+      <w:r>
+        <w:t>cpp</w:t>
+      </w:r>
+    </w:p>
+    <w:p>
+      <w:r>
+        <w:t>CopyEdit</w:t>
+      </w:r>
+    </w:p>
+    <w:p>
+      <w:r>
+        <w:lastRenderedPageBreak/>
+        <w:t>renderer = nullptr</w:t>
+      </w:r>
+    </w:p>
+    <w:p>
+      <w:r>
+        <w:t>This suggests that renderer was never initialized before calling draw().</w:t>
+      </w:r>
+    </w:p>
+    <w:p>
+      <w:r>
+        <w:pict w14:anchorId="1231A53C">
+          <v:rect id="_x0000_i1162" style="width:0;height:1.5pt" o:hralign="center" o:hrstd="t" o:hr="t" fillcolor="#a0a0a0" stroked="f"/>
+        </w:pict>
+      </w:r>
+    </w:p>
+    <w:p>
+      <w:pPr>
+        <w:rPr>
+          <w:b/>
+          <w:bCs/>
+        </w:rPr>
+      </w:pPr>
+      <w:r>
+        <w:rPr>
+          <w:b/>
+          <w:bCs/>
+        </w:rPr>
+        <w:t>Fix: Ensure renderer is Initialized</w:t>
+      </w:r>
+    </w:p>
+    <w:p>
+      <w:r>
+        <w:t xml:space="preserve">Before calling draw(), confirm that renderer is set up properly. </w:t>
+      </w:r>
+      <w:r>
+        <w:rPr>
+          <w:b/>
+          <w:bCs/>
+        </w:rPr>
+        <w:t>Check where renderer is initialized.</w:t>
+      </w:r>
+      <w:r>
+        <w:t xml:space="preserve"> If it is a member variable of Terrain, make sure it is assigned before calling draw().</w:t>
+      </w:r>
+    </w:p>
+    <w:p>
+      <w:pPr>
+        <w:rPr>
+          <w:b/>
+          <w:bCs/>
+        </w:rPr>
+      </w:pPr>
+      <w:r>
+        <w:rPr>
+          <w:b/>
+          <w:bCs/>
+        </w:rPr>
+        <w:t>1. Add a Null Check</w:t>
+      </w:r>
+    </w:p>
+    <w:p>
+      <w:r>
+        <w:t>Modify draw() to check if renderer is null:</w:t>
+      </w:r>
+    </w:p>
+    <w:p>
+      <w:r>
+        <w:t>cpp</w:t>
+      </w:r>
+    </w:p>
+    <w:p>
+      <w:r>
+        <w:t>CopyEdit</w:t>
+      </w:r>
+    </w:p>
+    <w:p>
+      <w:r>
+        <w:t>void Terrain::draw()</w:t>
+      </w:r>
+    </w:p>
+    <w:p>
+      <w:r>
+        <w:t>{</w:t>
+      </w:r>
+    </w:p>
+    <w:p>
+      <w:r>
+        <w:t xml:space="preserve">    if (!renderer)</w:t>
+      </w:r>
+    </w:p>
+    <w:p>
+      <w:r>
+        <w:t xml:space="preserve">    {</w:t>
+      </w:r>
+    </w:p>
+    <w:p>
+      <w:r>
+        <w:t xml:space="preserve">        std::cerr &lt;&lt; "Error: Renderer is null in Terrain::draw()" &lt;&lt; std::endl;</w:t>
+      </w:r>
+    </w:p>
+    <w:p>
+      <w:r>
+        <w:t xml:space="preserve">        return;</w:t>
+      </w:r>
+    </w:p>
+    <w:p>
+      <w:r>
+        <w:t xml:space="preserve">    }</w:t>
+      </w:r>
+    </w:p>
+    <w:p/>
+    <w:p>
+      <w:r>
+        <w:t xml:space="preserve">    auto &amp;instancer = renderer-&gt;get_grid_renderer();</w:t>
+      </w:r>
+    </w:p>
+    <w:p>
+      <w:r>
+        <w:t xml:space="preserve">    </w:t>
+      </w:r>
+    </w:p>
+    <w:p>
+      <w:r>
+        <w:t xml:space="preserve">    wallLayer.draw(instancer, positions);</w:t>
+      </w:r>
+    </w:p>
+    <w:p>
+      <w:r>
+        <w:t xml:space="preserve">    pathLayer.draw(instancer, positions);</w:t>
+      </w:r>
+    </w:p>
+    <w:p>
+      <w:r>
+        <w:t xml:space="preserve">    opennessLayer.draw(instancer, positions);</w:t>
+      </w:r>
+    </w:p>
+    <w:p>
+      <w:r>
+        <w:t xml:space="preserve">    totalVisibilityLayer.draw(instancer, positions);</w:t>
+      </w:r>
+    </w:p>
+    <w:p>
+      <w:r>
+        <w:t xml:space="preserve">    cellVisibilityLayer.draw(instancer, positions);</w:t>
+      </w:r>
+    </w:p>
+    <w:p>
+      <w:r>
+        <w:t xml:space="preserve">    occupancyLayer.draw(instancer, positions);</w:t>
+      </w:r>
+    </w:p>
+    <w:p>
+      <w:r>
+        <w:t xml:space="preserve">    agentVisionLayer.draw(instancer, positions);</w:t>
+      </w:r>
+    </w:p>
+    <w:p>
+      <w:r>
+        <w:t xml:space="preserve">    seekLayer.draw(instancer, positions);</w:t>
+      </w:r>
+    </w:p>
+    <w:p>
+      <w:r>
+        <w:t xml:space="preserve">    fogLayer.draw(instancer, positions);</w:t>
+      </w:r>
+    </w:p>
+    <w:p>
+      <w:r>
+        <w:t>}</w:t>
+      </w:r>
+    </w:p>
+    <w:p>
+      <w:r>
+        <w:t xml:space="preserve">If you see </w:t>
+      </w:r>
+      <w:r>
+        <w:rPr>
+          <w:b/>
+          <w:bCs/>
+        </w:rPr>
+        <w:t>"Error: Renderer is null"</w:t>
+      </w:r>
+      <w:r>
+        <w:t>, then renderer needs to be assigned before draw() is called.</w:t>
+      </w:r>
+    </w:p>
+    <w:p>
+      <w:r>
+        <w:pict w14:anchorId="159CA7C8">
+          <v:rect id="_x0000_i1163" style="width:0;height:1.5pt" o:hralign="center" o:hrstd="t" o:hr="t" fillcolor="#a0a0a0" stroked="f"/>
+        </w:pict>
+      </w:r>
+    </w:p>
+    <w:p>
+      <w:pPr>
+        <w:rPr>
+          <w:b/>
+          <w:bCs/>
+        </w:rPr>
+      </w:pPr>
+      <w:r>
+        <w:rPr>
+          <w:b/>
+          <w:bCs/>
+        </w:rPr>
+        <w:t>2. Initialize renderer Before Calling draw()</w:t>
+      </w:r>
+    </w:p>
+    <w:p>
+      <w:r>
+        <w:t>Check where renderer is assigned. If it’s a pointer, ensure it’s set:</w:t>
+      </w:r>
+    </w:p>
+    <w:p>
+      <w:r>
+        <w:t>cpp</w:t>
+      </w:r>
+    </w:p>
+    <w:p>
+      <w:r>
+        <w:t>CopyEdit</w:t>
+      </w:r>
+    </w:p>
+    <w:p>
+      <w:r>
+        <w:t>renderer = std::make_unique&lt;MeshRenderer&gt;();</w:t>
+      </w:r>
+    </w:p>
+    <w:p>
+      <w:r>
+        <w:t>Or if it's a shared_ptr:</w:t>
+      </w:r>
+    </w:p>
+    <w:p>
+      <w:r>
+        <w:t>cpp</w:t>
+      </w:r>
+    </w:p>
+    <w:p>
+      <w:r>
+        <w:t>CopyEdit</w:t>
+      </w:r>
+    </w:p>
+    <w:p>
+      <w:r>
+        <w:t>renderer = std::make_shared&lt;MeshRenderer&gt;();</w:t>
+      </w:r>
+    </w:p>
+    <w:p>
+      <w:r>
+        <w:t>Otherwise, renderer-&gt;get_grid_renderer(); will cause a crash.</w:t>
+      </w:r>
+    </w:p>
+    <w:p>
+      <w:r>
+        <w:pict w14:anchorId="35DD6F99">
+          <v:rect id="_x0000_i1164" style="width:0;height:1.5pt" o:hralign="center" o:hrstd="t" o:hr="t" fillcolor="#a0a0a0" stroked="f"/>
+        </w:pict>
+      </w:r>
+    </w:p>
+    <w:p>
+      <w:pPr>
+        <w:rPr>
+          <w:b/>
+          <w:bCs/>
+        </w:rPr>
+      </w:pPr>
+      <w:r>
+        <w:rPr>
+          <w:b/>
+          <w:bCs/>
+        </w:rPr>
+        <w:lastRenderedPageBreak/>
+        <w:t>Next Steps</w:t>
+      </w:r>
+    </w:p>
+    <w:p>
+      <w:pPr>
+        <w:numPr>
+          <w:ilvl w:val="0"/>
+          <w:numId w:val="14"/>
+        </w:numPr>
+      </w:pPr>
+      <w:r>
+        <w:rPr>
+          <w:b/>
+          <w:bCs/>
+        </w:rPr>
+        <w:t>Check where renderer is initialized</w:t>
+      </w:r>
+      <w:r>
+        <w:t xml:space="preserve"> in your code. It should be set before calling Terrain::draw().</w:t>
+      </w:r>
+    </w:p>
+    <w:p>
+      <w:pPr>
+        <w:numPr>
+          <w:ilvl w:val="0"/>
+          <w:numId w:val="14"/>
+        </w:numPr>
+      </w:pPr>
+      <w:r>
+        <w:rPr>
+          <w:b/>
+          <w:bCs/>
+        </w:rPr>
+        <w:t>Add the null check</w:t>
+      </w:r>
+      <w:r>
+        <w:t xml:space="preserve"> inside draw() to prevent future crashes.</w:t>
+      </w:r>
+    </w:p>
+    <w:p>
+      <w:pPr>
+        <w:numPr>
+          <w:ilvl w:val="0"/>
+          <w:numId w:val="14"/>
+        </w:numPr>
+      </w:pPr>
+      <w:r>
+        <w:rPr>
+          <w:b/>
+          <w:bCs/>
+        </w:rPr>
+        <w:t>Test if the error message appears.</w:t>
+      </w:r>
+      <w:r>
+        <w:t xml:space="preserve"> If it does, trace back and ensure renderer is assigned properly.</w:t>
+      </w:r>
+    </w:p>
+    <w:p>
+      <w:r>
+        <w:t xml:space="preserve">Let me know what you find after checking these! </w:t>
+      </w:r>
+      <w:r>
+        <w:rPr>
+          <w:rFonts w:ascii="Segoe UI Emoji" w:hAnsi="Segoe UI Emoji" w:cs="Segoe UI Emoji"/>
+        </w:rPr>
+        <w:t>🚀</w:t>
+      </w:r>
+    </w:p>
+    <w:p>
+      <w:pPr>
+        <w:rPr>
+          <w:b/>
+          <w:bCs/>
+        </w:rPr>
+      </w:pPr>
+      <w:r>
+        <w:rPr>
+          <w:b/>
+          <w:bCs/>
+        </w:rPr>
+        <w:t>You said:</w:t>
+      </w:r>
+    </w:p>
+    <w:p>
+      <w:r>
+        <w:t>pather-&gt;print_map(std::shared_ptr&lt;Terrain&gt;(terrain.get())); the problem happens when I call this</w:t>
+      </w:r>
+    </w:p>
+    <w:p>
+      <w:pPr>
+        <w:rPr>
+          <w:b/>
+          <w:bCs/>
+        </w:rPr>
+      </w:pPr>
+      <w:r>
+        <w:rPr>
+          <w:b/>
+          <w:bCs/>
+        </w:rPr>
+        <w:t>ChatGPT said:</w:t>
+      </w:r>
+    </w:p>
+    <w:p>
+      <w:pPr>
+        <w:rPr>
+          <w:b/>
+          <w:bCs/>
+        </w:rPr>
+      </w:pPr>
+      <w:r>
+        <w:rPr>
+          <w:b/>
+          <w:bCs/>
+        </w:rPr>
+        <w:t>Issue with std::shared_ptr&lt;Terrain&gt;(terrain.get())</w:t>
+      </w:r>
+    </w:p>
+    <w:p>
+      <w:r>
+        <w:t xml:space="preserve">You're </w:t>
+      </w:r>
+      <w:r>
+        <w:rPr>
+          <w:b/>
+          <w:bCs/>
+        </w:rPr>
+        <w:t>manually creating a shared pointer from a unique pointer’s raw pointer</w:t>
+      </w:r>
+      <w:r>
+        <w:t xml:space="preserve">, which is dangerous and likely causing a </w:t>
+      </w:r>
+      <w:r>
+        <w:rPr>
+          <w:b/>
+          <w:bCs/>
+        </w:rPr>
+        <w:t>double deletion or memory corruption</w:t>
+      </w:r>
+      <w:r>
+        <w:t>. The key problem is:</w:t>
+      </w:r>
+    </w:p>
+    <w:p>
+      <w:r>
+        <w:t>cpp</w:t>
+      </w:r>
+    </w:p>
+    <w:p>
+      <w:r>
+        <w:t>CopyEdit</w:t>
+      </w:r>
+    </w:p>
+    <w:p>
+      <w:r>
+        <w:t>pather-&gt;print_map(std::shared_ptr&lt;Terrain&gt;(terrain.get()));</w:t>
+      </w:r>
+    </w:p>
+    <w:p>
+      <w:r>
+        <w:t xml:space="preserve">This creates a </w:t>
+      </w:r>
+      <w:r>
+        <w:rPr>
+          <w:b/>
+          <w:bCs/>
+        </w:rPr>
+        <w:t>temporary shared pointer</w:t>
+      </w:r>
+      <w:r>
+        <w:t xml:space="preserve"> that does </w:t>
+      </w:r>
+      <w:r>
+        <w:rPr>
+          <w:b/>
+          <w:bCs/>
+        </w:rPr>
+        <w:t>not</w:t>
+      </w:r>
+      <w:r>
+        <w:t xml:space="preserve"> own the object but thinks it does. When the shared pointer goes out of scope, it tries to </w:t>
+      </w:r>
+      <w:r>
+        <w:rPr>
+          <w:b/>
+          <w:bCs/>
+        </w:rPr>
+        <w:t>delete terrain.get()</w:t>
+      </w:r>
+      <w:r>
+        <w:t>, even though terrain is still managed by a std::unique_ptr.</w:t>
+      </w:r>
+    </w:p>
+    <w:p>
+      <w:r>
+        <w:pict w14:anchorId="0B0F0ACD">
+          <v:rect id="_x0000_i1165" style="width:0;height:1.5pt" o:hralign="center" o:hrstd="t" o:hr="t" fillcolor="#a0a0a0" stroked="f"/>
+        </w:pict>
+      </w:r>
+    </w:p>
+    <w:p>
+      <w:pPr>
+        <w:rPr>
+          <w:b/>
+          <w:bCs/>
+        </w:rPr>
+      </w:pPr>
+      <w:r>
+        <w:rPr>
+          <w:b/>
+          <w:bCs/>
+        </w:rPr>
+        <w:t>Why This is Dangerous</w:t>
+      </w:r>
+    </w:p>
+    <w:p>
+      <w:pPr>
+        <w:numPr>
+          <w:ilvl w:val="0"/>
+          <w:numId w:val="15"/>
+        </w:numPr>
+      </w:pPr>
+      <w:r>
+        <w:t>terrain is managed by std::unique_ptr&lt;Terrain&gt;.</w:t>
+      </w:r>
+    </w:p>
+    <w:p>
+      <w:pPr>
+        <w:numPr>
+          <w:ilvl w:val="0"/>
+          <w:numId w:val="15"/>
+        </w:numPr>
+      </w:pPr>
+      <w:r>
+        <w:t xml:space="preserve">You create a temporary std::shared_ptr&lt;Terrain&gt; from the </w:t>
+      </w:r>
+      <w:r>
+        <w:rPr>
+          <w:b/>
+          <w:bCs/>
+        </w:rPr>
+        <w:t>raw pointer</w:t>
+      </w:r>
+      <w:r>
+        <w:t xml:space="preserve"> (terrain.get()).</w:t>
+      </w:r>
+    </w:p>
+    <w:p>
+      <w:pPr>
+        <w:numPr>
+          <w:ilvl w:val="0"/>
+          <w:numId w:val="15"/>
+        </w:numPr>
+      </w:pPr>
+      <w:r>
+        <w:t xml:space="preserve">The shared pointer </w:t>
+      </w:r>
+      <w:r>
+        <w:rPr>
+          <w:b/>
+          <w:bCs/>
+        </w:rPr>
+        <w:t>thinks it owns the object</w:t>
+      </w:r>
+      <w:r>
+        <w:t xml:space="preserve">, so it </w:t>
+      </w:r>
+      <w:r>
+        <w:rPr>
+          <w:b/>
+          <w:bCs/>
+        </w:rPr>
+        <w:t>deletes it when it goes out of scope</w:t>
+      </w:r>
+      <w:r>
+        <w:t>.</w:t>
+      </w:r>
+    </w:p>
+    <w:p>
+      <w:pPr>
+        <w:numPr>
+          <w:ilvl w:val="0"/>
+          <w:numId w:val="15"/>
+        </w:numPr>
+      </w:pPr>
+      <w:r>
+        <w:t xml:space="preserve">Then, when terrain (the unique pointer) tries to delete the same object later, you get </w:t>
+      </w:r>
+      <w:r>
+        <w:rPr>
+          <w:b/>
+          <w:bCs/>
+        </w:rPr>
+        <w:t>double free</w:t>
+      </w:r>
+      <w:r>
+        <w:t xml:space="preserve">, </w:t>
+      </w:r>
+      <w:r>
+        <w:rPr>
+          <w:b/>
+          <w:bCs/>
+        </w:rPr>
+        <w:t>access violation</w:t>
+      </w:r>
+      <w:r>
+        <w:t xml:space="preserve">, or </w:t>
+      </w:r>
+      <w:r>
+        <w:rPr>
+          <w:b/>
+          <w:bCs/>
+        </w:rPr>
+        <w:t>crashes</w:t>
+      </w:r>
+      <w:r>
+        <w:t>.</w:t>
+      </w:r>
+    </w:p>
+    <w:p>
+      <w:r>
+        <w:pict w14:anchorId="5B1E1DE8">
+          <v:rect id="_x0000_i1166" style="width:0;height:1.5pt" o:hralign="center" o:hrstd="t" o:hr="t" fillcolor="#a0a0a0" stroked="f"/>
+        </w:pict>
+      </w:r>
+    </w:p>
+    <w:p>
+      <w:pPr>
+        <w:rPr>
+          <w:b/>
+          <w:bCs/>
+        </w:rPr>
+      </w:pPr>
+      <w:r>
+        <w:rPr>
+          <w:b/>
+          <w:bCs/>
+        </w:rPr>
+        <w:t>How to Fix It</w:t>
+      </w:r>
+    </w:p>
+    <w:p>
+      <w:r>
+        <w:t xml:space="preserve">Instead of creating a temporary shared pointer from a unique pointer’s raw pointer, </w:t>
+      </w:r>
+      <w:r>
+        <w:rPr>
+          <w:b/>
+          <w:bCs/>
+        </w:rPr>
+        <w:t>either</w:t>
+      </w:r>
+      <w:r>
+        <w:t>:</w:t>
+      </w:r>
+    </w:p>
+    <w:p>
+      <w:pPr>
+        <w:rPr>
+          <w:b/>
+          <w:bCs/>
+        </w:rPr>
+      </w:pPr>
+      <w:r>
+        <w:rPr>
+          <w:b/>
+          <w:bCs/>
+        </w:rPr>
+        <w:t>1. Change terrain to std::shared_ptr&lt;Terrain&gt;</w:t>
+      </w:r>
+    </w:p>
+    <w:p>
+      <w:r>
+        <w:t>If multiple parts of your code need to share ownership of terrain, change its declaration:</w:t>
+      </w:r>
+    </w:p>
+    <w:p>
+      <w:r>
+        <w:t>cpp</w:t>
+      </w:r>
+    </w:p>
+    <w:p>
+      <w:r>
+        <w:t>CopyEdit</w:t>
+      </w:r>
+    </w:p>
+    <w:p>
+      <w:r>
+        <w:t>std::shared_ptr&lt;Terrain&gt; terrain = std::make_shared&lt;Terrain&gt;();</w:t>
+      </w:r>
+    </w:p>
+    <w:p>
+      <w:r>
+        <w:t>Then, simply pass it:</w:t>
+      </w:r>
+    </w:p>
+    <w:p>
+      <w:r>
+        <w:t>cpp</w:t>
+      </w:r>
+    </w:p>
+    <w:p>
+      <w:r>
+        <w:t>CopyEdit</w:t>
+      </w:r>
+    </w:p>
+    <w:p>
+      <w:r>
+        <w:t>pather-&gt;print_map(terrain);</w:t>
+      </w:r>
+    </w:p>
+    <w:p>
+      <w:r>
+        <w:pict w14:anchorId="2D6E3967">
+          <v:rect id="_x0000_i1167" style="width:0;height:1.5pt" o:hralign="center" o:hrstd="t" o:hr="t" fillcolor="#a0a0a0" stroked="f"/>
+        </w:pict>
+      </w:r>
+    </w:p>
+    <w:p>
+      <w:pPr>
+        <w:rPr>
+          <w:b/>
+          <w:bCs/>
+        </w:rPr>
+      </w:pPr>
+      <w:r>
+        <w:rPr>
+          <w:b/>
+          <w:bCs/>
+        </w:rPr>
+        <w:t>2. Keep std::unique_ptr and Pass a Weak Reference</w:t>
+      </w:r>
+    </w:p>
+    <w:p>
+      <w:r>
+        <w:t xml:space="preserve">If terrain should </w:t>
+      </w:r>
+      <w:r>
+        <w:rPr>
+          <w:b/>
+          <w:bCs/>
+        </w:rPr>
+        <w:t>not</w:t>
+      </w:r>
+      <w:r>
+        <w:t xml:space="preserve"> be shared, just pass a </w:t>
+      </w:r>
+      <w:r>
+        <w:rPr>
+          <w:b/>
+          <w:bCs/>
+        </w:rPr>
+        <w:t>raw pointer</w:t>
+      </w:r>
+      <w:r>
+        <w:t xml:space="preserve"> (get()) to print_map:</w:t>
+      </w:r>
+    </w:p>
+    <w:p>
+      <w:r>
+        <w:lastRenderedPageBreak/>
+        <w:t>cpp</w:t>
+      </w:r>
+    </w:p>
+    <w:p>
+      <w:r>
+        <w:t>CopyEdit</w:t>
+      </w:r>
+    </w:p>
+    <w:p>
+      <w:r>
+        <w:t>void AStarPather::print_map(Terrain* terrain)</w:t>
+      </w:r>
+    </w:p>
+    <w:p>
+      <w:r>
+        <w:t>And call it like this:</w:t>
+      </w:r>
+    </w:p>
+    <w:p>
+      <w:r>
+        <w:t>cpp</w:t>
+      </w:r>
+    </w:p>
+    <w:p>
+      <w:r>
+        <w:t>CopyEdit</w:t>
+      </w:r>
+    </w:p>
+    <w:p>
+      <w:r>
+        <w:t>pather-&gt;print_map(terrain.get());</w:t>
+      </w:r>
+    </w:p>
+    <w:p>
+      <w:r>
+        <w:t xml:space="preserve">This way, AStarPather does </w:t>
+      </w:r>
+      <w:r>
+        <w:rPr>
+          <w:b/>
+          <w:bCs/>
+        </w:rPr>
+        <w:t>not</w:t>
+      </w:r>
+      <w:r>
+        <w:t xml:space="preserve"> try to manage terrain's memory.</w:t>
+      </w:r>
+    </w:p>
+    <w:p>
+      <w:r>
+        <w:pict w14:anchorId="789D0260">
+          <v:rect id="_x0000_i1168" style="width:0;height:1.5pt" o:hralign="center" o:hrstd="t" o:hr="t" fillcolor="#a0a0a0" stroked="f"/>
+        </w:pict>
+      </w:r>
+    </w:p>
+    <w:p>
+      <w:pPr>
+        <w:rPr>
+          <w:b/>
+          <w:bCs/>
+        </w:rPr>
+      </w:pPr>
+      <w:r>
+        <w:rPr>
+          <w:b/>
+          <w:bCs/>
+        </w:rPr>
+        <w:t>Which Solution to Use?</w:t>
+      </w:r>
+    </w:p>
+    <w:p>
+      <w:pPr>
+        <w:numPr>
+          <w:ilvl w:val="0"/>
+          <w:numId w:val="16"/>
+        </w:numPr>
+      </w:pPr>
+      <w:r>
+        <w:t xml:space="preserve">Use </w:t>
+      </w:r>
+      <w:r>
+        <w:rPr>
+          <w:b/>
+          <w:bCs/>
+        </w:rPr>
+        <w:t>Solution 1</w:t>
+      </w:r>
+      <w:r>
+        <w:t xml:space="preserve"> if Terrain should be </w:t>
+      </w:r>
+      <w:r>
+        <w:rPr>
+          <w:b/>
+          <w:bCs/>
+        </w:rPr>
+        <w:t>shared</w:t>
+      </w:r>
+      <w:r>
+        <w:t xml:space="preserve"> across multiple owners (e.g., if Terrain is used in multiple systems).</w:t>
+      </w:r>
+    </w:p>
+    <w:p>
+      <w:pPr>
+        <w:numPr>
+          <w:ilvl w:val="0"/>
+          <w:numId w:val="16"/>
+        </w:numPr>
+      </w:pPr>
+      <w:r>
+        <w:t xml:space="preserve">Use </w:t>
+      </w:r>
+      <w:r>
+        <w:rPr>
+          <w:b/>
+          <w:bCs/>
+        </w:rPr>
+        <w:t>Solution 2</w:t>
+      </w:r>
+      <w:r>
+        <w:t xml:space="preserve"> if AStarPather only needs to read Terrain without affecting its lifespan.</w:t>
+      </w:r>
+    </w:p>
+    <w:p>
+      <w:r>
+        <w:t xml:space="preserve">Since you originally used std::unique_ptr&lt;Terrain&gt;, </w:t>
+      </w:r>
+      <w:r>
+        <w:rPr>
+          <w:b/>
+          <w:bCs/>
+        </w:rPr>
+        <w:t>Solution 2 is better</w:t>
+      </w:r>
+      <w:r>
+        <w:t xml:space="preserve"> unless you specifically need shared ownership.</w:t>
+      </w:r>
+    </w:p>
+    <w:p>
+      <w:r>
+        <w:t xml:space="preserve">Let me know if this makes sense or if you need more details! </w:t>
+      </w:r>
+      <w:r>
+        <w:rPr>
+          <w:rFonts w:ascii="Segoe UI Emoji" w:hAnsi="Segoe UI Emoji" w:cs="Segoe UI Emoji"/>
+        </w:rPr>
+        <w:t>🚀</w:t>
+      </w:r>
+    </w:p>
+    <w:p>
+      <w:pPr>
+        <w:rPr>
+          <w:b/>
+          <w:bCs/>
+        </w:rPr>
+      </w:pPr>
+      <w:r>
+        <w:rPr>
+          <w:b/>
+          <w:bCs/>
+        </w:rPr>
+        <w:t>You said:</w:t>
+      </w:r>
+    </w:p>
+    <w:p>
+      <w:r>
+        <w:t>#pragma once #include "Misc/PathfindingDetails.hpp" #include "../Terrain/Terrain.h" class AStarPather { public: /* The class should be default constructible, so you might need to define a constructor. If needed, you can modify the framework where the class is constructed in the initialize functions of ProjectTwo and ProjectThree. */ /* ************************************************** */ // DO NOT MODIFY THESE SIGNATURES AStarPather(); bool initialize(); void shutdown(); PathResult compute_path(PathRequest &amp;request); void print_map(std::shared_ptr&lt;Terrain&gt; terrain); /* ************************************************** */ /* You should create whatever functions, variables, or classes you need. It doesn't all need to be in this header and cpp, structure it whatever way makes sense to you. */ }; how should I store the map from terrain in here? I guess I need it right?</w:t>
+      </w:r>
+    </w:p>
+    <w:p>
+      <w:pPr>
+        <w:rPr>
+          <w:b/>
+          <w:bCs/>
+        </w:rPr>
+      </w:pPr>
+      <w:r>
+        <w:rPr>
+          <w:b/>
+          <w:bCs/>
+        </w:rPr>
+        <w:t>ChatGPT said:</w:t>
+      </w:r>
+    </w:p>
+    <w:p>
+      <w:r>
+        <w:t>Yes, if AStarPather needs to repeatedly access the terrain for pathfinding, storing a reference (or a shared pointer) to Terrain inside AStarPather makes sense. This avoids passing it around every time compute_path or print_map is called.</w:t>
+      </w:r>
+    </w:p>
+    <w:p>
+      <w:r>
+        <w:pict w14:anchorId="3A711489">
+          <v:rect id="_x0000_i1169" style="width:0;height:1.5pt" o:hralign="center" o:hrstd="t" o:hr="t" fillcolor="#a0a0a0" stroked="f"/>
+        </w:pict>
+      </w:r>
+    </w:p>
+    <w:p>
+      <w:pPr>
+        <w:rPr>
+          <w:b/>
+          <w:bCs/>
+        </w:rPr>
+      </w:pPr>
+      <w:r>
+        <w:rPr>
+          <w:b/>
+          <w:bCs/>
+        </w:rPr>
+        <w:t>How to Store the Terrain in AStarPather</w:t>
+      </w:r>
+    </w:p>
+    <w:p>
+      <w:r>
+        <w:t>Modify AStarPather to include a std::shared_ptr&lt;Terrain&gt; member:</w:t>
+      </w:r>
+    </w:p>
+    <w:p>
+      <w:r>
+        <w:t>cpp</w:t>
+      </w:r>
+    </w:p>
+    <w:p>
+      <w:r>
+        <w:t>CopyEdit</w:t>
+      </w:r>
+    </w:p>
+    <w:p>
+      <w:r>
+        <w:t>class AStarPather</w:t>
+      </w:r>
+    </w:p>
+    <w:p>
+      <w:r>
+        <w:t>{</w:t>
+      </w:r>
+    </w:p>
+    <w:p>
+      <w:r>
+        <w:t>public:</w:t>
+      </w:r>
+    </w:p>
+    <w:p>
+      <w:r>
+        <w:t xml:space="preserve">    AStarPather();</w:t>
+      </w:r>
+    </w:p>
+    <w:p/>
+    <w:p>
+      <w:r>
+        <w:t xml:space="preserve">    bool initialize();</w:t>
+      </w:r>
+    </w:p>
+    <w:p>
+      <w:r>
+        <w:t xml:space="preserve">    void shutdown();</w:t>
+      </w:r>
+    </w:p>
+    <w:p>
+      <w:r>
+        <w:lastRenderedPageBreak/>
+        <w:t xml:space="preserve">    PathResult compute_path(PathRequest &amp;request);</w:t>
+      </w:r>
+    </w:p>
+    <w:p>
+      <w:r>
+        <w:t xml:space="preserve">    void print_map();</w:t>
+      </w:r>
+    </w:p>
+    <w:p>
+      <w:r>
+        <w:t xml:space="preserve">    </w:t>
+      </w:r>
+    </w:p>
+    <w:p>
+      <w:r>
+        <w:t xml:space="preserve">    // Store the terrain</w:t>
+      </w:r>
+    </w:p>
+    <w:p>
+      <w:r>
+        <w:t xml:space="preserve">    void set_terrain(std::shared_ptr&lt;Terrain&gt; terrain);</w:t>
+      </w:r>
+    </w:p>
+    <w:p/>
+    <w:p>
+      <w:r>
+        <w:t>private:</w:t>
+      </w:r>
+    </w:p>
+    <w:p>
+      <w:r>
+        <w:t xml:space="preserve">    std::shared_ptr&lt;Terrain&gt; terrain;</w:t>
+      </w:r>
+    </w:p>
+    <w:p>
+      <w:r>
+        <w:t>};</w:t>
+      </w:r>
+    </w:p>
+    <w:p>
+      <w:r>
+        <w:pict w14:anchorId="1F2DA8C2">
+          <v:rect id="_x0000_i1170" style="width:0;height:1.5pt" o:hralign="center" o:hrstd="t" o:hr="t" fillcolor="#a0a0a0" stroked="f"/>
+        </w:pict>
+      </w:r>
+    </w:p>
+    <w:p>
+      <w:pPr>
+        <w:rPr>
+          <w:b/>
+          <w:bCs/>
+        </w:rPr>
+      </w:pPr>
+      <w:r>
+        <w:rPr>
+          <w:b/>
+          <w:bCs/>
+        </w:rPr>
+        <w:t>Update print_map to Use the Stored Terrain</w:t>
+      </w:r>
+    </w:p>
+    <w:p>
+      <w:r>
+        <w:t>Modify print_map so it doesn’t require a parameter anymore:</w:t>
+      </w:r>
+    </w:p>
+    <w:p>
+      <w:r>
+        <w:t>cpp</w:t>
+      </w:r>
+    </w:p>
+    <w:p>
+      <w:r>
+        <w:t>CopyEdit</w:t>
+      </w:r>
+    </w:p>
+    <w:p>
+      <w:r>
+        <w:t>void AStarPather::print_map()</w:t>
+      </w:r>
+    </w:p>
+    <w:p>
+      <w:r>
+        <w:t>{</w:t>
+      </w:r>
+    </w:p>
+    <w:p>
+      <w:r>
+        <w:t xml:space="preserve">    if (!terrain)</w:t>
+      </w:r>
+    </w:p>
+    <w:p>
+      <w:r>
+        <w:t xml:space="preserve">    {</w:t>
+      </w:r>
+    </w:p>
+    <w:p>
+      <w:r>
+        <w:t xml:space="preserve">        std::cerr &lt;&lt; "Error: Terrain is not set." &lt;&lt; std::endl;</w:t>
+      </w:r>
+    </w:p>
+    <w:p>
+      <w:r>
+        <w:t xml:space="preserve">        return;</w:t>
+      </w:r>
+    </w:p>
+    <w:p>
+      <w:r>
+        <w:t xml:space="preserve">    }</w:t>
+      </w:r>
+    </w:p>
+    <w:p/>
+    <w:p>
+      <w:r>
+        <w:t xml:space="preserve">    int height = terrain-&gt;get_map_height();</w:t>
+      </w:r>
+    </w:p>
+    <w:p>
+      <w:r>
+        <w:t xml:space="preserve">    int width = terrain-&gt;get_map_width();</w:t>
+      </w:r>
+    </w:p>
+    <w:p/>
+    <w:p>
+      <w:r>
+        <w:t xml:space="preserve">    for (int row = 0; row &lt; height; ++row)</w:t>
+      </w:r>
+    </w:p>
+    <w:p>
+      <w:r>
+        <w:t xml:space="preserve">    {</w:t>
+      </w:r>
+    </w:p>
+    <w:p>
+      <w:r>
+        <w:t xml:space="preserve">        for (int col = 0; col &lt; width; ++col)</w:t>
+      </w:r>
+    </w:p>
+    <w:p>
+      <w:r>
+        <w:t xml:space="preserve">        {</w:t>
+      </w:r>
+    </w:p>
+    <w:p>
+      <w:r>
+        <w:t xml:space="preserve">            if (terrain-&gt;is_wall(row, col))</w:t>
+      </w:r>
+    </w:p>
+    <w:p>
+      <w:r>
+        <w:t xml:space="preserve">            {</w:t>
+      </w:r>
+    </w:p>
+    <w:p>
+      <w:r>
+        <w:t xml:space="preserve">                std::cout &lt;&lt; "#"; // Wall</w:t>
+      </w:r>
+    </w:p>
+    <w:p>
+      <w:r>
+        <w:t xml:space="preserve">            }</w:t>
+      </w:r>
+    </w:p>
+    <w:p>
+      <w:r>
+        <w:t xml:space="preserve">            else</w:t>
+      </w:r>
+    </w:p>
+    <w:p>
+      <w:r>
+        <w:t xml:space="preserve">            {</w:t>
+      </w:r>
+    </w:p>
+    <w:p>
+      <w:r>
+        <w:t xml:space="preserve">                std::cout &lt;&lt; "."; // Open space</w:t>
+      </w:r>
+    </w:p>
+    <w:p>
+      <w:r>
+        <w:t xml:space="preserve">            }</w:t>
+      </w:r>
+    </w:p>
+    <w:p>
+      <w:r>
+        <w:t xml:space="preserve">        }</w:t>
+      </w:r>
+    </w:p>
+    <w:p>
+      <w:r>
+        <w:t xml:space="preserve">        std::cout &lt;&lt; std::endl;</w:t>
+      </w:r>
+    </w:p>
+    <w:p>
+      <w:r>
+        <w:t xml:space="preserve">    }</w:t>
+      </w:r>
+    </w:p>
+    <w:p>
+      <w:r>
+        <w:t>}</w:t>
+      </w:r>
+    </w:p>
+    <w:p>
+      <w:r>
+        <w:pict w14:anchorId="35AFDDEA">
+          <v:rect id="_x0000_i1171" style="width:0;height:1.5pt" o:hralign="center" o:hrstd="t" o:hr="t" fillcolor="#a0a0a0" stroked="f"/>
+        </w:pict>
+      </w:r>
+    </w:p>
+    <w:p>
+      <w:pPr>
+        <w:rPr>
+          <w:b/>
+          <w:bCs/>
+        </w:rPr>
+      </w:pPr>
+      <w:r>
+        <w:rPr>
+          <w:b/>
+          <w:bCs/>
+        </w:rPr>
+        <w:t>How to Set the Terrain in AStarPather</w:t>
+      </w:r>
+    </w:p>
+    <w:p>
+      <w:r>
+        <w:t>In your main setup code (e.g., ProjectTwo or ProjectThree), set the terrain once:</w:t>
+      </w:r>
+    </w:p>
+    <w:p>
+      <w:r>
+        <w:t>cpp</w:t>
+      </w:r>
+    </w:p>
+    <w:p>
+      <w:r>
+        <w:lastRenderedPageBreak/>
+        <w:t>CopyEdit</w:t>
+      </w:r>
+    </w:p>
+    <w:p>
+      <w:r>
+        <w:t>std::shared_ptr&lt;Terrain&gt; terrain = std::make_shared&lt;Terrain&gt;();</w:t>
+      </w:r>
+    </w:p>
+    <w:p>
+      <w:r>
+        <w:t>std::unique_ptr&lt;AStarPather&gt; pather = std::make_unique&lt;AStarPather&gt;();</w:t>
+      </w:r>
+    </w:p>
+    <w:p/>
+    <w:p>
+      <w:r>
+        <w:t>pather-&gt;set_terrain(terrain);</w:t>
+      </w:r>
+    </w:p>
+    <w:p>
+      <w:r>
+        <w:t>pather-&gt;print_map(); // No need to pass terrain anymore!</w:t>
+      </w:r>
+    </w:p>
+    <w:p>
+      <w:r>
+        <w:pict w14:anchorId="36E11FC4">
+          <v:rect id="_x0000_i1172" style="width:0;height:1.5pt" o:hralign="center" o:hrstd="t" o:hr="t" fillcolor="#a0a0a0" stroked="f"/>
+        </w:pict>
+      </w:r>
+    </w:p>
+    <w:p>
+      <w:pPr>
+        <w:rPr>
+          <w:b/>
+          <w:bCs/>
+        </w:rPr>
+      </w:pPr>
+      <w:r>
+        <w:rPr>
+          <w:b/>
+          <w:bCs/>
+        </w:rPr>
+        <w:t>Why This Works</w:t>
+      </w:r>
+    </w:p>
+    <w:p>
+      <w:pPr>
+        <w:numPr>
+          <w:ilvl w:val="0"/>
+          <w:numId w:val="17"/>
+        </w:numPr>
+      </w:pPr>
+      <w:r>
+        <w:t>AStarPather stores a shared_ptr&lt;Terrain&gt;, so multiple parts of the program can safely reference the same terrain.</w:t>
+      </w:r>
+    </w:p>
+    <w:p>
+      <w:pPr>
+        <w:numPr>
+          <w:ilvl w:val="0"/>
+          <w:numId w:val="17"/>
+        </w:numPr>
+      </w:pPr>
+      <w:r>
+        <w:t>print_map() doesn’t need to take terrain as a parameter every time.</w:t>
+      </w:r>
+    </w:p>
+    <w:p>
+      <w:pPr>
+        <w:numPr>
+          <w:ilvl w:val="0"/>
+          <w:numId w:val="17"/>
+        </w:numPr>
+      </w:pPr>
+      <w:r>
+        <w:t>This structure ensures that Terrain stays alive as long as AStarPather or any other component needs it.</w:t>
+      </w:r>
+    </w:p>
+    <w:p>
+      <w:r>
+        <w:t xml:space="preserve">Let me know if you need further clarification! </w:t>
+      </w:r>
+      <w:r>
+        <w:rPr>
+          <w:rFonts w:ascii="Segoe UI Emoji" w:hAnsi="Segoe UI Emoji" w:cs="Segoe UI Emoji"/>
+        </w:rPr>
+        <w:t>🚀</w:t>
+      </w:r>
+    </w:p>
+    <w:p>
+      <w:pPr>
+        <w:rPr>
+          <w:b/>
+          <w:bCs/>
+        </w:rPr>
+      </w:pPr>
+      <w:r>
+        <w:rPr>
+          <w:b/>
+          <w:bCs/>
+        </w:rPr>
+        <w:t>You said:</w:t>
+      </w:r>
+    </w:p>
+    <w:p>
+      <w:r>
+        <w:t xml:space="preserve">Terrain* terrain; Severity Code Description Project File Line Suppression State Error C2040 'terrain': 'Terrain *' differs in levels of indirection from 'std::unique_ptr&lt;Terrain,std::default_delete&lt;Terrain&gt;&gt;' The-Rabin-Engine E:\DigiPenMasterCourse\Semester2_2025\CS580-GameAI\cs580-GameAI\Rabin-Engine-main_20250115\Source\Framework\Core\Engine.cpp 23 </w:t>
+      </w:r>
+    </w:p>
+    <w:p>
+      <w:pPr>
+        <w:rPr>
+          <w:b/>
+          <w:bCs/>
+        </w:rPr>
+      </w:pPr>
+      <w:r>
+        <w:rPr>
+          <w:b/>
+          <w:bCs/>
+        </w:rPr>
+        <w:t>ChatGPT said:</w:t>
+      </w:r>
+    </w:p>
+    <w:p>
+      <w:r>
+        <w:t xml:space="preserve">The error </w:t>
+      </w:r>
+      <w:r>
+        <w:rPr>
+          <w:b/>
+          <w:bCs/>
+        </w:rPr>
+        <w:t>"differs in levels of indirection"</w:t>
+      </w:r>
+      <w:r>
+        <w:t xml:space="preserve"> means that you're trying to assign a std::unique_ptr&lt;Terrain&gt; to a Terrain*, which are not directly compatible.</w:t>
+      </w:r>
+    </w:p>
+    <w:p>
+      <w:pPr>
+        <w:rPr>
+          <w:b/>
+          <w:bCs/>
+        </w:rPr>
+      </w:pPr>
+      <w:r>
+        <w:rPr>
+          <w:b/>
+          <w:bCs/>
+        </w:rPr>
+        <w:t>How to Fix It</w:t>
+      </w:r>
+    </w:p>
+    <w:p>
+      <w:pPr>
+        <w:rPr>
+          <w:b/>
+          <w:bCs/>
+        </w:rPr>
+      </w:pPr>
+      <w:r>
+        <w:rPr>
+          <w:b/>
+          <w:bCs/>
+        </w:rPr>
+        <w:t>1. Change Terrain* terrain; to std::unique_ptr&lt;Terrain&gt; terrain;</w:t>
+      </w:r>
+    </w:p>
+    <w:p>
+      <w:r>
+        <w:t>If the Engine class owns the terrain:</w:t>
+      </w:r>
+    </w:p>
+    <w:p>
+      <w:r>
+        <w:t>cpp</w:t>
+      </w:r>
+    </w:p>
+    <w:p>
+      <w:r>
+        <w:t>CopyEdit</w:t>
+      </w:r>
+    </w:p>
+    <w:p>
+      <w:r>
+        <w:t>std::unique_ptr&lt;Terrain&gt; terrain;</w:t>
+      </w:r>
+    </w:p>
+    <w:p>
+      <w:r>
+        <w:t>Then initialize it like this:</w:t>
+      </w:r>
+    </w:p>
+    <w:p>
+      <w:r>
+        <w:t>cpp</w:t>
+      </w:r>
+    </w:p>
+    <w:p>
+      <w:r>
+        <w:t>CopyEdit</w:t>
+      </w:r>
+    </w:p>
+    <w:p>
+      <w:r>
+        <w:t>terrain = std::make_unique&lt;Terrain&gt;();</w:t>
+      </w:r>
+    </w:p>
+    <w:p>
+      <w:r>
+        <w:pict w14:anchorId="758C8029">
+          <v:rect id="_x0000_i1173" style="width:0;height:1.5pt" o:hralign="center" o:hrstd="t" o:hr="t" fillcolor="#a0a0a0" stroked="f"/>
+        </w:pict>
+      </w:r>
+    </w:p>
+    <w:p>
+      <w:pPr>
+        <w:rPr>
+          <w:b/>
+          <w:bCs/>
+        </w:rPr>
+      </w:pPr>
+      <w:r>
+        <w:rPr>
+          <w:b/>
+          <w:bCs/>
+        </w:rPr>
+        <w:t>2. If You Need a Raw Pointer Temporarily</w:t>
+      </w:r>
+    </w:p>
+    <w:p>
+      <w:r>
+        <w:t>You can extract a raw pointer from a unique_ptr like this:</w:t>
+      </w:r>
+    </w:p>
+    <w:p>
+      <w:r>
+        <w:t>cpp</w:t>
+      </w:r>
+    </w:p>
+    <w:p>
+      <w:r>
+        <w:t>CopyEdit</w:t>
+      </w:r>
+    </w:p>
+    <w:p>
+      <w:r>
+        <w:t>Terrain* rawTerrain = terrain.get();</w:t>
+      </w:r>
+    </w:p>
+    <w:p>
+      <w:r>
+        <w:t xml:space="preserve">However, avoid storing rawTerrain permanently, as it does </w:t>
+      </w:r>
+      <w:r>
+        <w:rPr>
+          <w:b/>
+          <w:bCs/>
+        </w:rPr>
+        <w:t>not</w:t>
+      </w:r>
+      <w:r>
+        <w:t xml:space="preserve"> manage memory.</w:t>
+      </w:r>
+    </w:p>
+    <w:p>
+      <w:r>
+        <w:pict w14:anchorId="2A1D9C8F">
+          <v:rect id="_x0000_i1174" style="width:0;height:1.5pt" o:hralign="center" o:hrstd="t" o:hr="t" fillcolor="#a0a0a0" stroked="f"/>
+        </w:pict>
+      </w:r>
+    </w:p>
+    <w:p>
+      <w:pPr>
+        <w:rPr>
+          <w:b/>
+          <w:bCs/>
+        </w:rPr>
+      </w:pPr>
+      <w:r>
+        <w:rPr>
+          <w:b/>
+          <w:bCs/>
+        </w:rPr>
+        <w:t>3. If You Want to Use shared_ptr Instead</w:t>
+      </w:r>
+    </w:p>
+    <w:p>
+      <w:r>
+        <w:t>If multiple components need shared access to Terrain, consider using std::shared_ptr&lt;Terrain&gt;:</w:t>
+      </w:r>
+    </w:p>
+    <w:p>
+      <w:r>
+        <w:t>cpp</w:t>
+      </w:r>
+    </w:p>
+    <w:p>
+      <w:r>
+        <w:lastRenderedPageBreak/>
+        <w:t>CopyEdit</w:t>
+      </w:r>
+    </w:p>
+    <w:p>
+      <w:r>
+        <w:t>std::shared_ptr&lt;Terrain&gt; terrain = std::make_shared&lt;Terrain&gt;();</w:t>
+      </w:r>
+    </w:p>
+    <w:p>
+      <w:r>
+        <w:t>Then update AStarPather to store shared_ptr as well.</w:t>
+      </w:r>
+    </w:p>
+    <w:p>
+      <w:r>
+        <w:pict w14:anchorId="4D0BD092">
+          <v:rect id="_x0000_i1175" style="width:0;height:1.5pt" o:hralign="center" o:hrstd="t" o:hr="t" fillcolor="#a0a0a0" stroked="f"/>
+        </w:pict>
+      </w:r>
+    </w:p>
+    <w:p>
+      <w:r>
+        <w:t xml:space="preserve">Let me know how you need to use Terrain, and I can suggest the best approach! </w:t>
+      </w:r>
+      <w:r>
+        <w:rPr>
+          <w:rFonts w:ascii="Segoe UI Emoji" w:hAnsi="Segoe UI Emoji" w:cs="Segoe UI Emoji"/>
+        </w:rPr>
+        <w:t>🚀</w:t>
+      </w:r>
+    </w:p>
+    <w:p>
+      <w:pPr>
+        <w:rPr>
+          <w:b/>
+          <w:bCs/>
+        </w:rPr>
+      </w:pPr>
+      <w:r>
+        <w:rPr>
+          <w:b/>
+          <w:bCs/>
+        </w:rPr>
+        <w:t>You said:</w:t>
+      </w:r>
+    </w:p>
+    <w:p>
+      <w:r>
+        <w:t>From this information, how should I start implementing A star?</w:t>
+      </w:r>
+    </w:p>
+    <w:p>
+      <w:pPr>
+        <w:rPr>
+          <w:b/>
+          <w:bCs/>
+        </w:rPr>
+      </w:pPr>
+      <w:r>
+        <w:rPr>
+          <w:b/>
+          <w:bCs/>
+        </w:rPr>
+        <w:t>ChatGPT said:</w:t>
+      </w:r>
+    </w:p>
+    <w:p>
+      <w:pPr>
+        <w:rPr>
+          <w:b/>
+          <w:bCs/>
+        </w:rPr>
+      </w:pPr>
+      <w:r>
+        <w:rPr>
+          <w:b/>
+          <w:bCs/>
+          <w:i/>
+          <w:iCs/>
+        </w:rPr>
+        <w:t>How to Start Implementing A in Your AStarPather Class</w:t>
+      </w:r>
+      <w:r>
+        <w:rPr>
+          <w:b/>
+          <w:bCs/>
+        </w:rPr>
+        <w:t>*</w:t>
+      </w:r>
+    </w:p>
+    <w:p>
+      <w:r>
+        <w:t xml:space="preserve">Since you've already set up a print_map function to visualize the terrain, you now need to implement </w:t>
+      </w:r>
+      <w:r>
+        <w:rPr>
+          <w:i/>
+          <w:iCs/>
+        </w:rPr>
+        <w:t>A pathfinding</w:t>
+      </w:r>
+      <w:r>
+        <w:t>* (compute_path method). Here’s a step-by-step guide to get started:</w:t>
+      </w:r>
+    </w:p>
+    <w:p>
+      <w:r>
+        <w:pict w14:anchorId="594D5AD6">
+          <v:rect id="_x0000_i1176" style="width:0;height:1.5pt" o:hralign="center" o:hrstd="t" o:hr="t" fillcolor="#a0a0a0" stroked="f"/>
+        </w:pict>
+      </w:r>
+    </w:p>
+    <w:p>
+      <w:pPr>
+        <w:rPr>
+          <w:b/>
+          <w:bCs/>
+        </w:rPr>
+      </w:pPr>
+      <w:r>
+        <w:rPr>
+          <w:b/>
+          <w:bCs/>
+        </w:rPr>
+        <w:t>1. Define Your Data Structures</w:t>
+      </w:r>
+    </w:p>
+    <w:p>
+      <w:r>
+        <w:t>A* needs the following:</w:t>
+      </w:r>
+    </w:p>
+    <w:p>
+      <w:pPr>
+        <w:numPr>
+          <w:ilvl w:val="0"/>
+          <w:numId w:val="18"/>
+        </w:numPr>
+      </w:pPr>
+      <w:r>
+        <w:rPr>
+          <w:b/>
+          <w:bCs/>
+        </w:rPr>
+        <w:t>A priority queue</w:t>
+      </w:r>
+      <w:r>
+        <w:t xml:space="preserve"> to store nodes sorted by cost (f = g + h).</w:t>
+      </w:r>
+    </w:p>
+    <w:p>
+      <w:pPr>
+        <w:numPr>
+          <w:ilvl w:val="0"/>
+          <w:numId w:val="18"/>
+        </w:numPr>
+      </w:pPr>
+      <w:r>
+        <w:rPr>
+          <w:b/>
+          <w:bCs/>
+        </w:rPr>
+        <w:t>A map to store the best g cost per node</w:t>
+      </w:r>
+      <w:r>
+        <w:t>.</w:t>
+      </w:r>
+    </w:p>
+    <w:p>
+      <w:pPr>
+        <w:numPr>
+          <w:ilvl w:val="0"/>
+          <w:numId w:val="18"/>
+        </w:numPr>
+      </w:pPr>
+      <w:r>
+        <w:rPr>
+          <w:b/>
+          <w:bCs/>
+        </w:rPr>
+        <w:t>A map to store parents</w:t>
+      </w:r>
+      <w:r>
+        <w:t xml:space="preserve"> for path reconstruction.</w:t>
+      </w:r>
+    </w:p>
+    <w:p>
+      <w:pPr>
+        <w:rPr>
+          <w:b/>
+          <w:bCs/>
+        </w:rPr>
+      </w:pPr>
+      <w:r>
+        <w:rPr>
+          <w:b/>
+          <w:bCs/>
+        </w:rPr>
+        <w:t>Use these data structures</w:t>
+      </w:r>
+    </w:p>
+    <w:p>
+      <w:r>
+        <w:t>cpp</w:t>
+      </w:r>
+    </w:p>
+    <w:p>
+      <w:r>
+        <w:t>CopyEdit</w:t>
+      </w:r>
+    </w:p>
+    <w:p>
+      <w:r>
+        <w:t>#include &lt;queue&gt;</w:t>
+      </w:r>
+    </w:p>
+    <w:p>
+      <w:r>
+        <w:t>#include &lt;unordered_map&gt;</w:t>
+      </w:r>
+    </w:p>
+    <w:p>
+      <w:r>
+        <w:t>#include &lt;vector&gt;</w:t>
+      </w:r>
+    </w:p>
+    <w:p/>
+    <w:p>
+      <w:r>
+        <w:t>// A* node struct</w:t>
+      </w:r>
+    </w:p>
+    <w:p>
+      <w:r>
+        <w:t>struct Node</w:t>
+      </w:r>
+    </w:p>
+    <w:p>
+      <w:r>
+        <w:t>{</w:t>
+      </w:r>
+    </w:p>
+    <w:p>
+      <w:r>
+        <w:t xml:space="preserve">    GridPos pos;</w:t>
+      </w:r>
+    </w:p>
+    <w:p>
+      <w:r>
+        <w:t xml:space="preserve">    float g; // Cost from start</w:t>
+      </w:r>
+    </w:p>
+    <w:p>
+      <w:r>
+        <w:t xml:space="preserve">    float h; // Heuristic</w:t>
+      </w:r>
+    </w:p>
+    <w:p>
+      <w:r>
+        <w:t xml:space="preserve">    float f() const { return g + h; } // Total estimated cost</w:t>
+      </w:r>
+    </w:p>
+    <w:p/>
+    <w:p>
+      <w:r>
+        <w:t xml:space="preserve">    bool operator&gt;(const Node &amp;other) const</w:t>
+      </w:r>
+    </w:p>
+    <w:p>
+      <w:r>
+        <w:t xml:space="preserve">    {</w:t>
+      </w:r>
+    </w:p>
+    <w:p>
+      <w:r>
+        <w:t xml:space="preserve">        return f() &gt; other.f();</w:t>
+      </w:r>
+    </w:p>
+    <w:p>
+      <w:r>
+        <w:t xml:space="preserve">    }</w:t>
+      </w:r>
+    </w:p>
+    <w:p>
+      <w:r>
+        <w:t>};</w:t>
+      </w:r>
+    </w:p>
+    <w:p>
+      <w:r>
+        <w:pict w14:anchorId="07A2AFDE">
+          <v:rect id="_x0000_i1177" style="width:0;height:1.5pt" o:hralign="center" o:hrstd="t" o:hr="t" fillcolor="#a0a0a0" stroked="f"/>
+        </w:pict>
+      </w:r>
+    </w:p>
+    <w:p>
+      <w:pPr>
+        <w:rPr>
+          <w:b/>
+          <w:bCs/>
+        </w:rPr>
+      </w:pPr>
+      <w:r>
+        <w:rPr>
+          <w:b/>
+          <w:bCs/>
+        </w:rPr>
+        <w:t>2. Implement compute_path</w:t>
+      </w:r>
+    </w:p>
+    <w:p>
+      <w:r>
+        <w:t>Modify compute_path inside AStarPather.cpp:</w:t>
+      </w:r>
+    </w:p>
+    <w:p>
+      <w:r>
+        <w:t>cpp</w:t>
+      </w:r>
+    </w:p>
+    <w:p>
+      <w:r>
+        <w:t>CopyEdit</w:t>
+      </w:r>
+    </w:p>
+    <w:p>
+      <w:r>
+        <w:t>PathResult AStarPather::compute_path(PathRequest &amp;request)</w:t>
+      </w:r>
+    </w:p>
+    <w:p>
+      <w:r>
+        <w:t>{</w:t>
+      </w:r>
+    </w:p>
+    <w:p>
+      <w:r>
+        <w:lastRenderedPageBreak/>
+        <w:t xml:space="preserve">    if (!request.terrain)</w:t>
+      </w:r>
+    </w:p>
+    <w:p>
+      <w:r>
+        <w:t xml:space="preserve">        return PathResult::INVALID; // Safety check</w:t>
+      </w:r>
+    </w:p>
+    <w:p/>
+    <w:p>
+      <w:r>
+        <w:t xml:space="preserve">    auto terrain = request.terrain;</w:t>
+      </w:r>
+    </w:p>
+    <w:p>
+      <w:r>
+        <w:t xml:space="preserve">    GridPos start = terrain-&gt;get_grid_position(request.start);</w:t>
+      </w:r>
+    </w:p>
+    <w:p>
+      <w:r>
+        <w:t xml:space="preserve">    GridPos goal = terrain-&gt;get_grid_position(request.goal);</w:t>
+      </w:r>
+    </w:p>
+    <w:p/>
+    <w:p>
+      <w:r>
+        <w:t xml:space="preserve">    std::priority_queue&lt;Node, std::vector&lt;Node&gt;, std::greater&lt;Node&gt;&gt; openSet;</w:t>
+      </w:r>
+    </w:p>
+    <w:p>
+      <w:r>
+        <w:t xml:space="preserve">    std::unordered_map&lt;GridPos, float&gt; gCost;</w:t>
+      </w:r>
+    </w:p>
+    <w:p>
+      <w:r>
+        <w:t xml:space="preserve">    std::unordered_map&lt;GridPos, GridPos&gt; cameFrom;</w:t>
+      </w:r>
+    </w:p>
+    <w:p/>
+    <w:p>
+      <w:r>
+        <w:t xml:space="preserve">    gCost[start] = 0;</w:t>
+      </w:r>
+    </w:p>
+    <w:p>
+      <w:r>
+        <w:t xml:space="preserve">    openSet.push({start, 0, heuristic(start, goal)});</w:t>
+      </w:r>
+    </w:p>
+    <w:p/>
+    <w:p>
+      <w:r>
+        <w:t xml:space="preserve">    while (!openSet.empty())</w:t>
+      </w:r>
+    </w:p>
+    <w:p>
+      <w:r>
+        <w:t xml:space="preserve">    {</w:t>
+      </w:r>
+    </w:p>
+    <w:p>
+      <w:r>
+        <w:t xml:space="preserve">        Node current = openSet.top();</w:t>
+      </w:r>
+    </w:p>
+    <w:p>
+      <w:r>
+        <w:t xml:space="preserve">        openSet.pop();</w:t>
+      </w:r>
+    </w:p>
+    <w:p/>
+    <w:p>
+      <w:r>
+        <w:t xml:space="preserve">        if (current.pos == goal)</w:t>
+      </w:r>
+    </w:p>
+    <w:p>
+      <w:r>
+        <w:t xml:space="preserve">            break; // Path found</w:t>
+      </w:r>
+    </w:p>
+    <w:p/>
+    <w:p>
+      <w:r>
+        <w:t xml:space="preserve">        for (const GridPos &amp;neighbor : get_neighbors(current.pos, terrain))</w:t>
+      </w:r>
+    </w:p>
+    <w:p>
+      <w:r>
+        <w:t xml:space="preserve">        {</w:t>
+      </w:r>
+    </w:p>
+    <w:p>
+      <w:r>
+        <w:t xml:space="preserve">            if (terrain-&gt;is_wall(neighbor))</w:t>
+      </w:r>
+    </w:p>
+    <w:p>
+      <w:r>
+        <w:t xml:space="preserve">                continue; // Ignore walls</w:t>
+      </w:r>
+    </w:p>
+    <w:p/>
+    <w:p>
+      <w:r>
+        <w:t xml:space="preserve">            float new_g = gCost[current.pos] + 1; // Assume uniform cost</w:t>
+      </w:r>
+    </w:p>
+    <w:p/>
+    <w:p>
+      <w:r>
+        <w:t xml:space="preserve">            if (!gCost.count(neighbor) || new_g &lt; gCost[neighbor])</w:t>
+      </w:r>
+    </w:p>
+    <w:p>
+      <w:r>
+        <w:t xml:space="preserve">            {</w:t>
+      </w:r>
+    </w:p>
+    <w:p>
+      <w:r>
+        <w:t xml:space="preserve">                gCost[neighbor] = new_g;</w:t>
+      </w:r>
+    </w:p>
+    <w:p>
+      <w:r>
+        <w:t xml:space="preserve">                cameFrom[neighbor] = current.pos;</w:t>
+      </w:r>
+    </w:p>
+    <w:p>
+      <w:r>
+        <w:t xml:space="preserve">                openSet.push({neighbor, new_g, heuristic(neighbor, goal)});</w:t>
+      </w:r>
+    </w:p>
+    <w:p>
+      <w:r>
+        <w:t xml:space="preserve">            }</w:t>
+      </w:r>
+    </w:p>
+    <w:p>
+      <w:r>
+        <w:t xml:space="preserve">        }</w:t>
+      </w:r>
+    </w:p>
+    <w:p>
+      <w:r>
+        <w:t xml:space="preserve">    }</w:t>
+      </w:r>
+    </w:p>
+    <w:p/>
+    <w:p>
+      <w:r>
+        <w:t xml:space="preserve">    // Construct path</w:t>
+      </w:r>
+    </w:p>
+    <w:p>
+      <w:r>
+        <w:t xml:space="preserve">    if (!cameFrom.count(goal))</w:t>
+      </w:r>
+    </w:p>
+    <w:p>
+      <w:r>
+        <w:t xml:space="preserve">        return PathResult::NO_PATH; // No path found</w:t>
+      </w:r>
+    </w:p>
+    <w:p/>
+    <w:p>
+      <w:r>
+        <w:t xml:space="preserve">    std::vector&lt;Vec3&gt; finalPath;</w:t>
+      </w:r>
+    </w:p>
+    <w:p>
+      <w:r>
+        <w:t xml:space="preserve">    for (GridPos step = goal; step != start; step = cameFrom[step])</w:t>
+      </w:r>
+    </w:p>
+    <w:p>
+      <w:r>
+        <w:t xml:space="preserve">        finalPath.push_back(terrain-&gt;get_world_position(step));</w:t>
+      </w:r>
+    </w:p>
+    <w:p/>
+    <w:p>
+      <w:r>
+        <w:t xml:space="preserve">    finalPath.push_back(terrain-&gt;get_world_position(start));</w:t>
+      </w:r>
+    </w:p>
+    <w:p>
+      <w:r>
+        <w:t xml:space="preserve">    std::reverse(finalPath.begin(), finalPath.end());</w:t>
+      </w:r>
+    </w:p>
+    <w:p/>
+    <w:p>
+      <w:r>
+        <w:t xml:space="preserve">    request.path = finalPath;</w:t>
+      </w:r>
+    </w:p>
+    <w:p>
+      <w:r>
+        <w:t xml:space="preserve">    return PathResult::COMPLETE;</w:t>
+      </w:r>
+    </w:p>
+    <w:p>
+      <w:r>
+        <w:t>}</w:t>
+      </w:r>
+    </w:p>
+    <w:p>
+      <w:r>
+        <w:pict w14:anchorId="07418F40">
+          <v:rect id="_x0000_i1178" style="width:0;height:1.5pt" o:hralign="center" o:hrstd="t" o:hr="t" fillcolor="#a0a0a0" stroked="f"/>
+        </w:pict>
+      </w:r>
+    </w:p>
+    <w:p>
+      <w:pPr>
+        <w:rPr>
+          <w:b/>
+          <w:bCs/>
+        </w:rPr>
+      </w:pPr>
+      <w:r>
+        <w:rPr>
+          <w:b/>
+          <w:bCs/>
+        </w:rPr>
+        <w:t>3. Implement Helper Functions</w:t>
+      </w:r>
+    </w:p>
+    <w:p>
+      <w:pPr>
+        <w:rPr>
+          <w:b/>
+          <w:bCs/>
+        </w:rPr>
+      </w:pPr>
+      <w:r>
+        <w:rPr>
+          <w:b/>
+          <w:bCs/>
+        </w:rPr>
+        <w:t>Heuristic Function (Manhattan Distance)</w:t>
+      </w:r>
+    </w:p>
+    <w:p>
+      <w:r>
+        <w:t>cpp</w:t>
+      </w:r>
+    </w:p>
+    <w:p>
+      <w:r>
+        <w:t>CopyEdit</w:t>
+      </w:r>
+    </w:p>
+    <w:p>
+      <w:r>
+        <w:t>float AStarPather::heuristic(const GridPos &amp;a, const GridPos &amp;b)</w:t>
+      </w:r>
+    </w:p>
+    <w:p>
+      <w:r>
+        <w:t>{</w:t>
+      </w:r>
+    </w:p>
+    <w:p>
+      <w:r>
+        <w:t xml:space="preserve">    return std::abs(a.x - b.x) + std::abs(a.y - b.y);</w:t>
+      </w:r>
+    </w:p>
+    <w:p>
+      <w:r>
+        <w:t>}</w:t>
+      </w:r>
+    </w:p>
+    <w:p>
+      <w:pPr>
+        <w:rPr>
+          <w:b/>
+          <w:bCs/>
+        </w:rPr>
+      </w:pPr>
+      <w:r>
+        <w:rPr>
+          <w:b/>
+          <w:bCs/>
+        </w:rPr>
+        <w:t>Neighbor Retrieval</w:t>
+      </w:r>
+    </w:p>
+    <w:p>
+      <w:r>
+        <w:t>cpp</w:t>
+      </w:r>
+    </w:p>
+    <w:p>
+      <w:r>
+        <w:t>CopyEdit</w:t>
+      </w:r>
+    </w:p>
+    <w:p>
+      <w:r>
+        <w:t>std::vector&lt;GridPos&gt; AStarPather::get_neighbors(const GridPos &amp;pos, std::shared_ptr&lt;Terrain&gt; terrain)</w:t>
+      </w:r>
+    </w:p>
+    <w:p>
+      <w:r>
+        <w:t>{</w:t>
+      </w:r>
+    </w:p>
+    <w:p>
+      <w:r>
+        <w:t xml:space="preserve">    std::vector&lt;GridPos&gt; neighbors;</w:t>
+      </w:r>
+    </w:p>
+    <w:p>
+      <w:r>
+        <w:t xml:space="preserve">    std::vector&lt;GridPos&gt; directions = {{1, 0}, {-1, 0}, {0, 1}, {0, -1}}; // 4-way movement</w:t>
+      </w:r>
+    </w:p>
+    <w:p/>
+    <w:p>
+      <w:r>
+        <w:t xml:space="preserve">    for (const auto &amp;dir : directions)</w:t>
+      </w:r>
+    </w:p>
+    <w:p>
+      <w:r>
+        <w:t xml:space="preserve">    {</w:t>
+      </w:r>
+    </w:p>
+    <w:p>
+      <w:r>
+        <w:t xml:space="preserve">        GridPos newPos = {pos.x + dir.x, pos.y + dir.y};</w:t>
+      </w:r>
+    </w:p>
+    <w:p>
+      <w:r>
+        <w:t xml:space="preserve">        if (terrain-&gt;is_valid_grid_position(newPos) &amp;&amp; !terrain-&gt;is_wall(newPos))</w:t>
+      </w:r>
+    </w:p>
+    <w:p>
+      <w:r>
+        <w:t xml:space="preserve">            neighbors.push_back(newPos);</w:t>
+      </w:r>
+    </w:p>
+    <w:p>
+      <w:r>
+        <w:t xml:space="preserve">    }</w:t>
+      </w:r>
+    </w:p>
+    <w:p>
+      <w:r>
+        <w:t xml:space="preserve">    return neighbors;</w:t>
+      </w:r>
+    </w:p>
+    <w:p>
+      <w:r>
+        <w:t>}</w:t>
+      </w:r>
+    </w:p>
+    <w:p>
+      <w:r>
+        <w:pict w14:anchorId="7921352E">
+          <v:rect id="_x0000_i1179" style="width:0;height:1.5pt" o:hralign="center" o:hrstd="t" o:hr="t" fillcolor="#a0a0a0" stroked="f"/>
+        </w:pict>
+      </w:r>
+    </w:p>
+    <w:p>
+      <w:pPr>
+        <w:rPr>
+          <w:b/>
+          <w:bCs/>
+        </w:rPr>
+      </w:pPr>
+      <w:r>
+        <w:rPr>
+          <w:b/>
+          <w:bCs/>
+        </w:rPr>
+        <w:t>4. Testing</w:t>
+      </w:r>
+    </w:p>
+    <w:p>
+      <w:pPr>
+        <w:numPr>
+          <w:ilvl w:val="0"/>
+          <w:numId w:val="19"/>
+        </w:numPr>
+      </w:pPr>
+      <w:r>
+        <w:t>Call pather-&gt;compute_path(request); with a valid PathRequest.</w:t>
+      </w:r>
+    </w:p>
+    <w:p>
+      <w:pPr>
+        <w:numPr>
+          <w:ilvl w:val="0"/>
+          <w:numId w:val="19"/>
+        </w:numPr>
+      </w:pPr>
+      <w:r>
+        <w:t>Print the path using print_map.</w:t>
+      </w:r>
+    </w:p>
+    <w:p>
+      <w:r>
+        <w:pict w14:anchorId="0A0228FD">
+          <v:rect id="_x0000_i1180" style="width:0;height:1.5pt" o:hralign="center" o:hrstd="t" o:hr="t" fillcolor="#a0a0a0" stroked="f"/>
+        </w:pict>
+      </w:r>
+    </w:p>
+    <w:p>
+      <w:pPr>
+        <w:rPr>
+          <w:b/>
+          <w:bCs/>
+        </w:rPr>
+      </w:pPr>
+      <w:r>
+        <w:rPr>
+          <w:b/>
+          <w:bCs/>
+        </w:rPr>
+        <w:t>Next Steps</w:t>
+      </w:r>
+    </w:p>
+    <w:p>
+      <w:r>
+        <w:rPr>
+          <w:rFonts w:ascii="Segoe UI Emoji" w:hAnsi="Segoe UI Emoji" w:cs="Segoe UI Emoji"/>
+        </w:rPr>
+        <w:t>✅</w:t>
+      </w:r>
+      <w:r>
+        <w:t xml:space="preserve"> Implemented </w:t>
+      </w:r>
+      <w:r>
+        <w:rPr>
+          <w:b/>
+          <w:bCs/>
+        </w:rPr>
+        <w:t>basic A</w:t>
+      </w:r>
+      <w:r>
+        <w:t>*</w:t>
+      </w:r>
+      <w:r>
+        <w:br/>
+      </w:r>
+      <w:r>
+        <w:rPr>
+          <w:rFonts w:ascii="Segoe UI Emoji" w:hAnsi="Segoe UI Emoji" w:cs="Segoe UI Emoji"/>
+        </w:rPr>
+        <w:t>⬜</w:t>
+      </w:r>
+      <w:r>
+        <w:t xml:space="preserve"> Add </w:t>
+      </w:r>
+      <w:r>
+        <w:rPr>
+          <w:b/>
+          <w:bCs/>
+        </w:rPr>
+        <w:t>diagonal movement</w:t>
+      </w:r>
+      <w:r>
+        <w:br/>
+      </w:r>
+      <w:r>
+        <w:rPr>
+          <w:rFonts w:ascii="Segoe UI Emoji" w:hAnsi="Segoe UI Emoji" w:cs="Segoe UI Emoji"/>
+        </w:rPr>
+        <w:t>⬜</w:t>
+      </w:r>
+      <w:r>
+        <w:t xml:space="preserve"> Add </w:t>
+      </w:r>
+      <w:r>
+        <w:rPr>
+          <w:b/>
+          <w:bCs/>
+        </w:rPr>
+        <w:t>dynamic path updates</w:t>
+      </w:r>
+    </w:p>
+    <w:p>
+      <w:r>
+        <w:t xml:space="preserve">Would you like to optimize it for performance or add extra features like weighted terrain? </w:t>
+      </w:r>
+      <w:r>
+        <w:rPr>
+          <w:rFonts w:ascii="Segoe UI Emoji" w:hAnsi="Segoe UI Emoji" w:cs="Segoe UI Emoji"/>
+        </w:rPr>
+        <w:t>🚀</w:t>
+      </w:r>
+    </w:p>
+    <w:p>
+      <w:pPr>
+        <w:rPr>
+          <w:b/>
+          <w:bCs/>
+        </w:rPr>
+      </w:pPr>
+      <w:r>
+        <w:rPr>
+          <w:b/>
+          <w:bCs/>
+        </w:rPr>
+        <w:lastRenderedPageBreak/>
+        <w:t>You said:</w:t>
+      </w:r>
+    </w:p>
+    <w:p>
+      <w:r>
+        <w:drawing>
+          <wp:inline distT="0" distB="0" distL="0" distR="0" wp14:anchorId="0FEB2E61" wp14:editId="24ABE0AF">
+            <wp:extent cx="5669280" cy="2541905"/>
+            <wp:effectExtent l="0" t="0" r="0" b="0"/>
+            <wp:docPr id="1625879907" name="Picture 5" descr="Uploaded image"/>
+            <wp:cNvGraphicFramePr>
+              <a:graphicFrameLocks xmlns:a="http://schemas.openxmlformats.org/drawingml/2006/main" noChangeAspect="1"/>
+            </wp:cNvGraphicFramePr>
+            <a:graphic xmlns:a="http://schemas.openxmlformats.org/drawingml/2006/main">
+              <a:graphicData uri="http://schemas.openxmlformats.org/drawingml/2006/picture">
+                <pic:pic xmlns:pic="http://schemas.openxmlformats.org/drawingml/2006/picture">
+                  <pic:nvPicPr>
+                    <pic:cNvPr id="0" name="Picture 157" descr="Uploaded image"/>
+                    <pic:cNvPicPr>
+                      <a:picLocks noChangeAspect="1" noChangeArrowheads="1"/>
+                    </pic:cNvPicPr>
+                  </pic:nvPicPr>
+                  <pic:blipFill>
+                    <a:blip r:embed="rId9" cstate="print">
+                      <a:extLst>
+                        <a:ext uri="{28A0092B-C50C-407E-A947-70E740481C1C}">
+                          <a14:useLocalDpi xmlns:a14="http://schemas.microsoft.com/office/drawing/2010/main" val="0"/>
+                        </a:ext>
+                      </a:extLst>
+                    </a:blip>
+                    <a:srcRect/>
+                    <a:stretch>
+                      <a:fillRect/>
+                    </a:stretch>
+                  </pic:blipFill>
+                  <pic:spPr bwMode="auto">
+                    <a:xfrm>
+                      <a:off x="0" y="0"/>
+                      <a:ext cx="5669280" cy="2541905"/>
+                    </a:xfrm>
+                    <a:prstGeom prst="rect">
+                      <a:avLst/>
+                    </a:prstGeom>
+                    <a:noFill/>
+                    <a:ln>
+                      <a:noFill/>
+                    </a:ln>
+                  </pic:spPr>
+                </pic:pic>
+              </a:graphicData>
+            </a:graphic>
+          </wp:inline>
+        </w:drawing>
+      </w:r>
+    </w:p>
+    <w:p>
+      <w:r>
+        <w:t>Node* parent; // Parent GridPos gridPos; // Node’s location float finalCost; // Final cost f(x) float givenCost; // Given cost g(x) enum onList; // On open/closed list? SMALLER DATA STRUCTURE = FASTER SEARCH can you designed the node based on this</w:t>
+      </w:r>
+    </w:p>
+    <w:p>
+      <w:pPr>
+        <w:rPr>
+          <w:b/>
+          <w:bCs/>
+        </w:rPr>
+      </w:pPr>
+      <w:r>
+        <w:rPr>
+          <w:b/>
+          <w:bCs/>
+        </w:rPr>
+        <w:t>ChatGPT said:</w:t>
+      </w:r>
+    </w:p>
+    <w:p>
+      <w:r>
+        <w:t>Here's how you can define the Node structure based on the image and your requirements:</w:t>
+      </w:r>
+    </w:p>
+    <w:p>
+      <w:r>
+        <w:t>cpp</w:t>
+      </w:r>
+    </w:p>
+    <w:p>
+      <w:r>
+        <w:t>CopyEdit</w:t>
+      </w:r>
+    </w:p>
+    <w:p>
+      <w:r>
+        <w:t>struct Node</w:t>
+      </w:r>
+    </w:p>
+    <w:p>
+      <w:r>
+        <w:t>{</w:t>
+      </w:r>
+    </w:p>
+    <w:p>
+      <w:r>
+        <w:t xml:space="preserve">    Node* parent;       // Pointer to the parent node</w:t>
+      </w:r>
+    </w:p>
+    <w:p>
+      <w:r>
+        <w:t xml:space="preserve">    GridPos gridPos;    // Node's location (assuming GridPos is a struct with x, y coordinates)</w:t>
+      </w:r>
+    </w:p>
+    <w:p>
+      <w:r>
+        <w:t xml:space="preserve">    float finalCost;    // f(x) = g(x) + h(x), total estimated cost</w:t>
+      </w:r>
+    </w:p>
+    <w:p>
+      <w:r>
+        <w:t xml:space="preserve">    float givenCost;    // g(x), cost from the start node to this node</w:t>
+      </w:r>
+    </w:p>
+    <w:p>
+      <w:r>
+        <w:t xml:space="preserve">    enum class ListStatus { None, Open, Closed } onList; // Track if the node is in open/closed list</w:t>
+      </w:r>
+    </w:p>
+    <w:p/>
+    <w:p>
+      <w:r>
+        <w:t xml:space="preserve">    Node(GridPos pos, float g = 0.0f, float f = 0.0f, Node* p = nullptr)</w:t>
+      </w:r>
+    </w:p>
+    <w:p>
+      <w:r>
+        <w:t xml:space="preserve">        : parent(p), gridPos(pos), givenCost(g), finalCost(f), onList(ListStatus::None) {}</w:t>
+      </w:r>
+    </w:p>
+    <w:p>
+      <w:r>
+        <w:t>};</w:t>
+      </w:r>
+    </w:p>
+    <w:p>
+      <w:pPr>
+        <w:rPr>
+          <w:b/>
+          <w:bCs/>
+        </w:rPr>
+      </w:pPr>
+      <w:r>
+        <w:rPr>
+          <w:b/>
+          <w:bCs/>
+        </w:rPr>
+        <w:t>Explanation:</w:t>
+      </w:r>
+    </w:p>
+    <w:p>
+      <w:pPr>
+        <w:numPr>
+          <w:ilvl w:val="0"/>
+          <w:numId w:val="20"/>
+        </w:numPr>
+      </w:pPr>
+      <w:r>
+        <w:rPr>
+          <w:b/>
+          <w:bCs/>
+        </w:rPr>
+        <w:t>parent</w:t>
+      </w:r>
+      <w:r>
+        <w:t>: A pointer to the parent node, used for reconstructing the path.</w:t>
+      </w:r>
+    </w:p>
+    <w:p>
+      <w:pPr>
+        <w:numPr>
+          <w:ilvl w:val="0"/>
+          <w:numId w:val="20"/>
+        </w:numPr>
+      </w:pPr>
+      <w:r>
+        <w:rPr>
+          <w:b/>
+          <w:bCs/>
+        </w:rPr>
+        <w:t>gridPos</w:t>
+      </w:r>
+      <w:r>
+        <w:t>: The node's position in the grid.</w:t>
+      </w:r>
+    </w:p>
+    <w:p>
+      <w:pPr>
+        <w:numPr>
+          <w:ilvl w:val="0"/>
+          <w:numId w:val="20"/>
+        </w:numPr>
+      </w:pPr>
+      <w:r>
+        <w:rPr>
+          <w:b/>
+          <w:bCs/>
+        </w:rPr>
+        <w:t>finalCost (f)</w:t>
+      </w:r>
+      <w:r>
+        <w:t>: The total estimated cost to reach the goal.</w:t>
+      </w:r>
+    </w:p>
+    <w:p>
+      <w:pPr>
+        <w:numPr>
+          <w:ilvl w:val="0"/>
+          <w:numId w:val="20"/>
+        </w:numPr>
+      </w:pPr>
+      <w:r>
+        <w:rPr>
+          <w:b/>
+          <w:bCs/>
+        </w:rPr>
+        <w:t>givenCost (g)</w:t>
+      </w:r>
+      <w:r>
+        <w:t>: The actual cost from the start node to this node.</w:t>
+      </w:r>
+    </w:p>
+    <w:p>
+      <w:pPr>
+        <w:numPr>
+          <w:ilvl w:val="0"/>
+          <w:numId w:val="20"/>
+        </w:numPr>
+      </w:pPr>
+      <w:r>
+        <w:rPr>
+          <w:b/>
+          <w:bCs/>
+        </w:rPr>
+        <w:t>onList</w:t>
+      </w:r>
+      <w:r>
+        <w:t>: An enum class to track whether the node is in the open list, closed list, or neither.</w:t>
+      </w:r>
+    </w:p>
+    <w:p>
+      <w:pPr>
+        <w:rPr>
+          <w:b/>
+          <w:bCs/>
+        </w:rPr>
+      </w:pPr>
+      <w:r>
+        <w:rPr>
+          <w:b/>
+          <w:bCs/>
+        </w:rPr>
+        <w:t>Optimizations:</w:t>
+      </w:r>
+    </w:p>
+    <w:p>
+      <w:pPr>
+        <w:numPr>
+          <w:ilvl w:val="0"/>
+          <w:numId w:val="21"/>
+        </w:numPr>
+      </w:pPr>
+      <w:r>
+        <w:t>The struct is small, ensuring faster lookup and efficient memory usage.</w:t>
+      </w:r>
+    </w:p>
+    <w:p>
+      <w:pPr>
+        <w:numPr>
+          <w:ilvl w:val="0"/>
+          <w:numId w:val="21"/>
+        </w:numPr>
+      </w:pPr>
+      <w:r>
+        <w:t>enum class avoids implicit conversions, making it safer.</w:t>
+      </w:r>
+    </w:p>
+    <w:p>
+      <w:pPr>
+        <w:numPr>
+          <w:ilvl w:val="0"/>
+          <w:numId w:val="21"/>
+        </w:numPr>
+      </w:pPr>
+      <w:r>
+        <w:lastRenderedPageBreak/>
+        <w:t>Constructor initializes the values for convenience.</w:t>
+      </w:r>
+    </w:p>
+    <w:p>
+      <w:r>
+        <w:t>Would you like to extend this with a comparison function for priority queues?</w:t>
+      </w:r>
+    </w:p>
+    <w:p>
+      <w:pPr>
+        <w:rPr>
+          <w:b/>
+          <w:bCs/>
+        </w:rPr>
+      </w:pPr>
+      <w:r>
+        <w:rPr>
+          <w:b/>
+          <w:bCs/>
+        </w:rPr>
+        <w:t>You said:</w:t>
+      </w:r>
+    </w:p>
+    <w:p>
+      <w:r>
+        <w:t>struct GridPos { int row; int col; bool operator==(const GridPos &amp;rhs) const { return row == rhs.row &amp;&amp; col == rhs.col; } bool operator!=(const GridPos &amp;rhs) const { return row != rhs.row || col != rhs.col; } }; std::unordered_map&lt;GridPos, float&gt; gCost; this isn;t working here with unordered map</w:t>
+      </w:r>
+    </w:p>
+    <w:p>
+      <w:pPr>
+        <w:rPr>
+          <w:b/>
+          <w:bCs/>
+        </w:rPr>
+      </w:pPr>
+      <w:r>
+        <w:rPr>
+          <w:b/>
+          <w:bCs/>
+        </w:rPr>
+        <w:t>ChatGPT said:</w:t>
+      </w:r>
+    </w:p>
+    <w:p>
+      <w:r>
+        <w:t xml:space="preserve">Your issue is that GridPos is being used as a key in std::unordered_map, but unordered_map requires a </w:t>
+      </w:r>
+      <w:r>
+        <w:rPr>
+          <w:b/>
+          <w:bCs/>
+        </w:rPr>
+        <w:t>hash function</w:t>
+      </w:r>
+      <w:r>
+        <w:t xml:space="preserve"> to work with custom types. Since GridPos does not have a hash function defined, the compiler does not know how to hash it.</w:t>
+      </w:r>
+    </w:p>
+    <w:p>
+      <w:pPr>
+        <w:rPr>
+          <w:b/>
+          <w:bCs/>
+        </w:rPr>
+      </w:pPr>
+      <w:r>
+        <w:rPr>
+          <w:b/>
+          <w:bCs/>
+        </w:rPr>
+        <w:t>Solution: Provide a Hash Function</w:t>
+      </w:r>
+    </w:p>
+    <w:p>
+      <w:r>
+        <w:t>You need to define a std::hash specialization or a custom hash struct for GridPos. Here’s how you can do it:</w:t>
+      </w:r>
+    </w:p>
+    <w:p>
+      <w:r>
+        <w:t>cpp</w:t>
+      </w:r>
+    </w:p>
+    <w:p>
+      <w:r>
+        <w:t>CopyEdit</w:t>
+      </w:r>
+    </w:p>
+    <w:p>
+      <w:r>
+        <w:t>#include &lt;unordered_map&gt;</w:t>
+      </w:r>
+    </w:p>
+    <w:p/>
+    <w:p>
+      <w:r>
+        <w:t>struct GridPos</w:t>
+      </w:r>
+    </w:p>
+    <w:p>
+      <w:r>
+        <w:t>{</w:t>
+      </w:r>
+    </w:p>
+    <w:p>
+      <w:r>
+        <w:t xml:space="preserve">    int row;</w:t>
+      </w:r>
+    </w:p>
+    <w:p>
+      <w:r>
+        <w:t xml:space="preserve">    int col;</w:t>
+      </w:r>
+    </w:p>
+    <w:p/>
+    <w:p>
+      <w:r>
+        <w:t xml:space="preserve">    bool operator==(const GridPos &amp;rhs) const</w:t>
+      </w:r>
+    </w:p>
+    <w:p>
+      <w:r>
+        <w:t xml:space="preserve">    {</w:t>
+      </w:r>
+    </w:p>
+    <w:p>
+      <w:r>
+        <w:t xml:space="preserve">        return row == rhs.row &amp;&amp; col == rhs.col;</w:t>
+      </w:r>
+    </w:p>
+    <w:p>
+      <w:r>
+        <w:t xml:space="preserve">    }</w:t>
+      </w:r>
+    </w:p>
+    <w:p/>
+    <w:p>
+      <w:r>
+        <w:t xml:space="preserve">    bool operator!=(const GridPos &amp;rhs) const</w:t>
+      </w:r>
+    </w:p>
+    <w:p>
+      <w:r>
+        <w:t xml:space="preserve">    {</w:t>
+      </w:r>
+    </w:p>
+    <w:p>
+      <w:r>
+        <w:t xml:space="preserve">        return !(*this == rhs);</w:t>
+      </w:r>
+    </w:p>
+    <w:p>
+      <w:r>
+        <w:t xml:space="preserve">    }</w:t>
+      </w:r>
+    </w:p>
+    <w:p>
+      <w:r>
+        <w:t>};</w:t>
+      </w:r>
+    </w:p>
+    <w:p/>
+    <w:p>
+      <w:r>
+        <w:t>// Define a hash function for GridPos</w:t>
+      </w:r>
+    </w:p>
+    <w:p>
+      <w:r>
+        <w:t>struct GridPosHash</w:t>
+      </w:r>
+    </w:p>
+    <w:p>
+      <w:r>
+        <w:t>{</w:t>
+      </w:r>
+    </w:p>
+    <w:p>
+      <w:r>
+        <w:t xml:space="preserve">    std::size_t operator()(const GridPos &amp;pos) const</w:t>
+      </w:r>
+    </w:p>
+    <w:p>
+      <w:r>
+        <w:t xml:space="preserve">    {</w:t>
+      </w:r>
+    </w:p>
+    <w:p>
+      <w:r>
+        <w:t xml:space="preserve">        return std::hash&lt;int&gt;()(pos.row) ^ (std::hash&lt;int&gt;()(pos.col) &lt;&lt; 1);</w:t>
+      </w:r>
+    </w:p>
+    <w:p>
+      <w:r>
+        <w:t xml:space="preserve">    }</w:t>
+      </w:r>
+    </w:p>
+    <w:p>
+      <w:r>
+        <w:t>};</w:t>
+      </w:r>
+    </w:p>
+    <w:p/>
+    <w:p>
+      <w:r>
+        <w:t>// Now use unordered_map with GridPos as the key</w:t>
+      </w:r>
+    </w:p>
+    <w:p>
+      <w:r>
+        <w:t>std::unordered_map&lt;GridPos, float, GridPosHash&gt; gCost;</w:t>
+      </w:r>
+    </w:p>
+    <w:p>
+      <w:pPr>
+        <w:rPr>
+          <w:b/>
+          <w:bCs/>
+        </w:rPr>
+      </w:pPr>
+      <w:r>
+        <w:rPr>
+          <w:b/>
+          <w:bCs/>
+        </w:rPr>
+        <w:lastRenderedPageBreak/>
+        <w:t>Explanation:</w:t>
+      </w:r>
+    </w:p>
+    <w:p>
+      <w:pPr>
+        <w:numPr>
+          <w:ilvl w:val="0"/>
+          <w:numId w:val="22"/>
+        </w:numPr>
+      </w:pPr>
+      <w:r>
+        <w:rPr>
+          <w:b/>
+          <w:bCs/>
+        </w:rPr>
+        <w:t>GridPosHash struct</w:t>
+      </w:r>
+      <w:r>
+        <w:t>:</w:t>
+      </w:r>
+    </w:p>
+    <w:p>
+      <w:pPr>
+        <w:numPr>
+          <w:ilvl w:val="1"/>
+          <w:numId w:val="22"/>
+        </w:numPr>
+      </w:pPr>
+      <w:r>
+        <w:t>Uses std::hash&lt;int&gt;() on both row and col.</w:t>
+      </w:r>
+    </w:p>
+    <w:p>
+      <w:pPr>
+        <w:numPr>
+          <w:ilvl w:val="1"/>
+          <w:numId w:val="22"/>
+        </w:numPr>
+      </w:pPr>
+      <w:r>
+        <w:t>XOR (^) is used to combine the two hash values.</w:t>
+      </w:r>
+    </w:p>
+    <w:p>
+      <w:pPr>
+        <w:numPr>
+          <w:ilvl w:val="1"/>
+          <w:numId w:val="22"/>
+        </w:numPr>
+      </w:pPr>
+      <w:r>
+        <w:t>Left shift (&lt;&lt; 1) helps distribute the hash values better.</w:t>
+      </w:r>
+    </w:p>
+    <w:p>
+      <w:pPr>
+        <w:numPr>
+          <w:ilvl w:val="0"/>
+          <w:numId w:val="22"/>
+        </w:numPr>
+      </w:pPr>
+      <w:r>
+        <w:rPr>
+          <w:b/>
+          <w:bCs/>
+        </w:rPr>
+        <w:t>Pass GridPosHash as the third template parameter</w:t>
+      </w:r>
+      <w:r>
+        <w:t xml:space="preserve"> to std::unordered_map so it knows how to hash GridPos.</w:t>
+      </w:r>
+    </w:p>
+    <w:p>
+      <w:r>
+        <w:t xml:space="preserve">Now, gCost should work properly when using GridPos as a key. Let me know if you need more clarifications! </w:t>
+      </w:r>
+      <w:r>
+        <w:rPr>
+          <w:rFonts w:ascii="Segoe UI Emoji" w:hAnsi="Segoe UI Emoji" w:cs="Segoe UI Emoji"/>
+        </w:rPr>
+        <w:t>🚀</w:t>
+      </w:r>
+    </w:p>
+    <w:p>
+      <w:pPr>
+        <w:rPr>
+          <w:b/>
+          <w:bCs/>
+        </w:rPr>
+      </w:pPr>
+      <w:r>
+        <w:rPr>
+          <w:b/>
+          <w:bCs/>
+        </w:rPr>
+        <w:t>You said:</w:t>
+      </w:r>
+    </w:p>
+    <w:p>
+      <w:r>
+        <w:t>struct Node { Node* parent; // Pointer to the parent node GridPos gridPos; // Node's location (assuming GridPos is a struct with x, y coordinates) float finalCost; // f(x) = g(x) + h(x), total estimated cost float givenCost; // g(x), cost from the start node to this node enum class ListStatus { None, Open, Closed } onList; // Track if the node is in open/closed list Node(GridPos pos, float g = 0.0f, float f = 0.0f, Node* p = nullptr) : parent(p), gridPos(pos), givenCost(g), finalCost(f), onList(ListStatus::None) {} }; update all a star implementation with this</w:t>
+      </w:r>
+    </w:p>
+    <w:p>
+      <w:pPr>
+        <w:rPr>
+          <w:b/>
+          <w:bCs/>
+        </w:rPr>
+      </w:pPr>
+      <w:r>
+        <w:rPr>
+          <w:b/>
+          <w:bCs/>
+        </w:rPr>
+        <w:t>ChatGPT said:</w:t>
+      </w:r>
+    </w:p>
+    <w:p>
+      <w:r>
+        <w:t>Edited</w:t>
+      </w:r>
+    </w:p>
+    <w:p>
+      <w:r>
+        <w:t>I've updated your A* implementation to use the new Node structure. Let me know if you need further modifications or additional features!</w:t>
+      </w:r>
+    </w:p>
+    <w:p>
+      <w:pPr>
+        <w:rPr>
+          <w:b/>
+          <w:bCs/>
+        </w:rPr>
+      </w:pPr>
+      <w:r>
+        <w:rPr>
+          <w:b/>
+          <w:bCs/>
+        </w:rPr>
+        <w:t>You said:</w:t>
+      </w:r>
+    </w:p>
+    <w:p>
+      <w:r>
+        <w:t>PathResult AStarPather::compute_path(PathRequest &amp;request) { if (!request.terrain) return PathResult::INVALID; // Safety check auto terrain = request.terrain; GridPos start = terrain-&gt;get_grid_position(request.start); GridPos goal = terrain-&gt;get_grid_position(request.goal); std::priority_queue&lt;Node, std::vector&lt;Node&gt;, std::greater&lt;Node&gt;&gt; openSet; std::unordered_map&lt;GridPos, float&gt; gCost; std::unordered_map&lt;GridPos, GridPos&gt; cameFrom; gCost[start] = 0; openSet.push({start, 0, heuristic(start, goal)}); while (!openSet.empty()) { Node current = openSet.top(); openSet.pop(); if (current.pos == goal) break; // Path found for (const GridPos &amp;neighbor : get_neighbors(current.pos, terrain)) { if (terrain-&gt;is_wall(neighbor)) continue; // Ignore walls float new_g = gCost[current.pos] + 1; // Assume uniform cost if (!gCost.count(neighbor) || new_g &lt; gCost[neighbor]) { gCost[neighbor] = new_g; cameFrom[neighbor] = current.pos; openSet.push({neighbor, new_g, heuristic(neighbor, goal)}); } } } // Construct path if (!cameFrom.count(goal)) return PathResult::NO_PATH; // No path found std::vector&lt;Vec3&gt; finalPath; for (GridPos step = goal; step != start; step = cameFrom[step]) finalPath.push_back(terrain-&gt;get_world_position(step)); finalPath.push_back(terrain-&gt;get_world_position(start)); std::reverse(finalPath.begin(), finalPath.end()); request.path = finalPath; return PathResult::COMPLETE; } std::vector&lt;GridPos&gt; AStarPather::get_neighbors(const GridPos &amp;pos, std::shared_ptr&lt;Terrain&gt; terrain) { std::vector&lt;GridPos&gt; neighbors; std::vector&lt;GridPos&gt; directions = {{1, 0}, {-1, 0}, {0, 1}, {0, -1}}; // 4-way movement for (const auto &amp;dir : directions) { GridPos newPos = {pos.x + dir.x, pos.y + dir.y}; if (terrain-&gt;is_valid_grid_position(newPos) &amp;&amp; !terrain-&gt;is_wall(newPos)) neighbors.push_back(newPos); } return neighbors; } this and this as well</w:t>
+      </w:r>
+    </w:p>
+    <w:p>
+      <w:pPr>
+        <w:rPr>
+          <w:b/>
+          <w:bCs/>
+        </w:rPr>
+      </w:pPr>
+      <w:r>
+        <w:rPr>
+          <w:b/>
+          <w:bCs/>
+        </w:rPr>
+        <w:t>ChatGPT said:</w:t>
+      </w:r>
+    </w:p>
+    <w:p>
+      <w:r>
+        <w:lastRenderedPageBreak/>
+        <w:t>Edited</w:t>
+      </w:r>
+    </w:p>
+    <w:p>
+      <w:r>
+        <w:t>I've integrated your A* pathfinding implementation into the existing code, ensuring compatibility with GridPos and updating the compute_path function. Let me know if you need any modifications!</w:t>
+      </w:r>
+    </w:p>
+    <w:p>
+      <w:pPr>
+        <w:rPr>
+          <w:b/>
+          <w:bCs/>
+        </w:rPr>
+      </w:pPr>
+      <w:r>
+        <w:rPr>
+          <w:b/>
+          <w:bCs/>
+        </w:rPr>
+        <w:t>You said:</w:t>
+      </w:r>
+    </w:p>
+    <w:p>
+      <w:r>
+        <w:t xml:space="preserve">#include "astar.h" template &lt;typename GraphType, typename Heuristic&gt; std::vector&lt;typename GraphType::Edge&gt; Astar&lt;GraphType, Heuristic&gt;::search(size_t s, size_t g) { start_id = s; goal_id = g; openlist = {}; in_openlist.clear(); closedlist.clear(); solution.clear(); Heuristic heuristic; using Edge = typename GraphType::Edge; using Vertex = typename GraphType::Vertex; std::unordered_map&lt;size_t, double&gt; g_score; std::unordered_map&lt;size_t, double&gt; f_score; std::unordered_map&lt;size_t, size_t&gt; came_from; Vertex const&amp; start_vertex = graph.GetVertex(start_id); Vertex const&amp; goal_vertex = graph.GetVertex(goal_id); g_score[start_id] = 0.0; f_score[start_id] = heuristic(graph, start_vertex, goal_vertex); openlist.push({f_score[start_id], start_id}); in_openlist[start_id] = true; while (!openlist.empty()) { size_t current_id = openlist.top().second; openlist.pop(); in_openlist[current_id] = false; if (current_id == goal_id) { size_t trace_id = goal_id; while (trace_id != start_id) { size_t prev_id = came_from[trace_id]; for (const Edge&amp; edge : graph.GetOutEdges(prev_id)) { if (edge.GetID2() == trace_id) { solution.push_back(edge); break; } } trace_id = prev_id; } callback.OnFinish(*this); return solution; } closedlist.insert(current_id); for (const Edge&amp; neighbor : graph.GetOutEdges(current_id)) { size_t neighbor_id = neighbor.GetID2(); double tentative_g = g_score[current_id] + neighbor.GetWeight(); if (g_score.find(neighbor_id) == g_score.end() || tentative_g &lt; g_score[neighbor_id]) { g_score[neighbor_id] = tentative_g; f_score[neighbor_id] = tentative_g + heuristic(graph, graph.GetVertex(neighbor_id), goal_vertex); came_from[neighbor_id] = current_id; if (!in_openlist[neighbor_id]) { openlist.push({f_score[neighbor_id], neighbor_id}); in_openlist[neighbor_id] = true; } } } callback.OnIteration(*this); } callback.OnFinish(*this); return solution; } apply this logic to the current Astar. </w:t>
+      </w:r>
+    </w:p>
+    <w:p>
+      <w:pPr>
+        <w:rPr>
+          <w:b/>
+          <w:bCs/>
+        </w:rPr>
+      </w:pPr>
+      <w:r>
+        <w:rPr>
+          <w:b/>
+          <w:bCs/>
+        </w:rPr>
+        <w:t>ChatGPT said:</w:t>
+      </w:r>
+    </w:p>
+    <w:p>
+      <w:r>
+        <w:t>Edited</w:t>
+      </w:r>
+    </w:p>
+    <w:p>
+      <w:r>
+        <w:t>I've updated your A* implementation to align more closely with the logic from your reference, including using a priority queue with f-cost and tracking came-from nodes efficiently. Let me know if you need further refinements!</w:t>
+      </w:r>
+    </w:p>
+    <w:p>
+      <w:pPr>
+        <w:rPr>
+          <w:b/>
+          <w:bCs/>
+        </w:rPr>
+      </w:pPr>
+      <w:r>
+        <w:rPr>
+          <w:b/>
+          <w:bCs/>
+        </w:rPr>
+        <w:t>You said:</w:t>
+      </w:r>
+    </w:p>
+    <w:p>
+      <w:r>
+        <w:lastRenderedPageBreak/>
+        <w:drawing>
+          <wp:inline distT="0" distB="0" distL="0" distR="0" wp14:anchorId="4C5F091E" wp14:editId="71AD8759">
+            <wp:extent cx="5669280" cy="3218815"/>
+            <wp:effectExtent l="0" t="0" r="0" b="0"/>
+            <wp:docPr id="1325807348" name="Picture 4" descr="Uploaded image"/>
+            <wp:cNvGraphicFramePr>
+              <a:graphicFrameLocks xmlns:a="http://schemas.openxmlformats.org/drawingml/2006/main" noChangeAspect="1"/>
+            </wp:cNvGraphicFramePr>
+            <a:graphic xmlns:a="http://schemas.openxmlformats.org/drawingml/2006/main">
+              <a:graphicData uri="http://schemas.openxmlformats.org/drawingml/2006/picture">
+                <pic:pic xmlns:pic="http://schemas.openxmlformats.org/drawingml/2006/picture">
+                  <pic:nvPicPr>
+                    <pic:cNvPr id="0" name="Picture 158" descr="Uploaded image"/>
+                    <pic:cNvPicPr>
+                      <a:picLocks noChangeAspect="1" noChangeArrowheads="1"/>
+                    </pic:cNvPicPr>
+                  </pic:nvPicPr>
+                  <pic:blipFill>
+                    <a:blip r:embed="rId10" cstate="print">
+                      <a:extLst>
+                        <a:ext uri="{28A0092B-C50C-407E-A947-70E740481C1C}">
+                          <a14:useLocalDpi xmlns:a14="http://schemas.microsoft.com/office/drawing/2010/main" val="0"/>
+                        </a:ext>
+                      </a:extLst>
+                    </a:blip>
+                    <a:srcRect/>
+                    <a:stretch>
+                      <a:fillRect/>
+                    </a:stretch>
+                  </pic:blipFill>
+                  <pic:spPr bwMode="auto">
+                    <a:xfrm>
+                      <a:off x="0" y="0"/>
+                      <a:ext cx="5669280" cy="3218815"/>
+                    </a:xfrm>
+                    <a:prstGeom prst="rect">
+                      <a:avLst/>
+                    </a:prstGeom>
+                    <a:noFill/>
+                    <a:ln>
+                      <a:noFill/>
+                    </a:ln>
+                  </pic:spPr>
+                </pic:pic>
+              </a:graphicData>
+            </a:graphic>
+          </wp:inline>
+        </w:drawing>
+      </w:r>
+    </w:p>
+    <w:p>
+      <w:r>
+        <w:t xml:space="preserve">If (request.newRequest) { Initialize everything. Clear Open/Closed Lists. Push Start Node onto the Open List with cost of f(x) = g(x) + h(x). } While (Open List is not empty) { parentNode = Pop cheapest node off Open List. If parentNode is the Goal Node, then path found (return PathResult::COMPLETE). Place parentNode on the Closed List. For (all neighboring child nodes of parentNode) { Compute its cost, f(x) = g(x) + h(x) If child node isn’t on Open or Closed list, put it on Open List. Else if child node is on Open or Closed List, AND this new one is cheaper, then take the old expensive one off both lists and put this new cheaper one on the Open List. } If taken too much time this frame (or if request.settings.singleStep == true), abort search for now and resume next frame (return PathResult::PROCESSING). } Open List empty, thus no path possible (return PathResult::IMPOSSIBLE). make the algorithm accords to this </w:t>
+      </w:r>
+    </w:p>
+    <w:p>
+      <w:pPr>
+        <w:rPr>
+          <w:b/>
+          <w:bCs/>
+        </w:rPr>
+      </w:pPr>
+      <w:r>
+        <w:rPr>
+          <w:b/>
+          <w:bCs/>
+        </w:rPr>
+        <w:t>ChatGPT said:</w:t>
+      </w:r>
+    </w:p>
+    <w:p>
+      <w:r>
+        <w:t>Edited</w:t>
+      </w:r>
+    </w:p>
+    <w:p>
+      <w:r>
+        <w:t>Your image has been saved. How would you like to use it?</w:t>
+      </w:r>
+    </w:p>
+    <w:p>
+      <w:pPr>
+        <w:rPr>
+          <w:b/>
+          <w:bCs/>
+        </w:rPr>
+      </w:pPr>
+      <w:r>
+        <w:rPr>
+          <w:b/>
+          <w:bCs/>
+        </w:rPr>
+        <w:t>You said:</w:t>
+      </w:r>
+    </w:p>
+    <w:p>
+      <w:r>
+        <w:t>void AStarPather::reconstruct_path(std::unordered_map&lt;GridPos, GridPos, GridPosHash&gt;&amp; cameFrom, GridPos start, GridPos goal) { std::vector&lt;Vec3&gt; finalPath; for (GridPos step = goal; step != start; step = cameFrom[step]) { finalPath.push_back(terrain-&gt;get_world_position(step)); } finalPath.push_back(terrain-&gt;get_world_position(start)); std::reverse(finalPath.begin(), finalPath.end()); std::iterator it = finalPath.begin(); } iterate the final path, and add it to rgis request.path.push_back(it);</w:t>
+      </w:r>
+    </w:p>
+    <w:p>
+      <w:pPr>
+        <w:rPr>
+          <w:b/>
+          <w:bCs/>
+        </w:rPr>
+      </w:pPr>
+      <w:r>
+        <w:rPr>
+          <w:b/>
+          <w:bCs/>
+        </w:rPr>
+        <w:t>ChatGPT said:</w:t>
+      </w:r>
+    </w:p>
+    <w:p>
+      <w:r>
+        <w:t>Astar Print Map</w:t>
+      </w:r>
+    </w:p>
+    <w:p>
+      <w:r>
+        <w:t>999</w:t>
+      </w:r>
+    </w:p>
+    <w:p>
+      <w:r>
+        <w:t>1</w:t>
+      </w:r>
+    </w:p>
+    <w:p>
+      <w:r>
+        <w:t>2</w:t>
+      </w:r>
+    </w:p>
+    <w:p>
+      <w:r>
+        <w:t>3</w:t>
+      </w:r>
+    </w:p>
+    <w:p>
+      <w:r>
+        <w:lastRenderedPageBreak/>
+        <w:t>4</w:t>
+      </w:r>
+    </w:p>
+    <w:p>
+      <w:r>
+        <w:t>5</w:t>
+      </w:r>
+    </w:p>
+    <w:p>
+      <w:r>
+        <w:t>6</w:t>
+      </w:r>
+    </w:p>
+    <w:p>
+      <w:r>
+        <w:t>7</w:t>
+      </w:r>
+    </w:p>
+    <w:p>
+      <w:r>
+        <w:t>8</w:t>
+      </w:r>
+    </w:p>
+    <w:p>
+      <w:r>
+        <w:t>9</w:t>
+      </w:r>
+    </w:p>
+    <w:p>
+      <w:r>
+        <w:t>10</w:t>
+      </w:r>
+    </w:p>
+    <w:p>
+      <w:r>
+        <w:t>11</w:t>
+      </w:r>
+    </w:p>
+    <w:p>
+      <w:r>
+        <w:t>12</w:t>
+      </w:r>
+    </w:p>
+    <w:p>
+      <w:r>
+        <w:t>13</w:t>
+      </w:r>
+    </w:p>
+    <w:p>
+      <w:r>
+        <w:t>14</w:t>
+      </w:r>
+    </w:p>
+    <w:p>
+      <w:r>
+        <w:t>15</w:t>
+      </w:r>
+    </w:p>
+    <w:p>
+      <w:r>
+        <w:t>16</w:t>
+      </w:r>
+    </w:p>
+    <w:p>
+      <w:r>
+        <w:t>17</w:t>
+      </w:r>
+    </w:p>
+    <w:p>
+      <w:r>
+        <w:t>18</w:t>
+      </w:r>
+    </w:p>
+    <w:p>
+      <w:r>
+        <w:t>19</w:t>
+      </w:r>
+    </w:p>
+    <w:p>
+      <w:r>
+        <w:t>20</w:t>
+      </w:r>
+    </w:p>
+    <w:p>
+      <w:r>
+        <w:t>21</w:t>
+      </w:r>
+    </w:p>
+    <w:p>
+      <w:r>
+        <w:t>22</w:t>
+      </w:r>
+    </w:p>
+    <w:p>
+      <w:r>
+        <w:t>23</w:t>
+      </w:r>
+    </w:p>
+    <w:p>
+      <w:r>
+        <w:t>24</w:t>
+      </w:r>
+    </w:p>
+    <w:p>
+      <w:r>
+        <w:t>25</w:t>
+      </w:r>
+    </w:p>
+    <w:p>
+      <w:r>
+        <w:t>26</w:t>
+      </w:r>
+    </w:p>
+    <w:p>
+      <w:r>
+        <w:t>27</w:t>
+      </w:r>
+    </w:p>
+    <w:p>
+      <w:r>
+        <w:t>28</w:t>
+      </w:r>
+    </w:p>
+    <w:p>
+      <w:r>
+        <w:t>29</w:t>
+      </w:r>
+    </w:p>
+    <w:p>
+      <w:r>
+        <w:t>30</w:t>
+      </w:r>
+    </w:p>
+    <w:p>
+      <w:r>
+        <w:t>31</w:t>
+      </w:r>
+    </w:p>
+    <w:p>
+      <w:r>
+        <w:t>32</w:t>
+      </w:r>
+    </w:p>
+    <w:p>
+      <w:r>
+        <w:t>33</w:t>
+      </w:r>
+    </w:p>
+    <w:p>
+      <w:r>
+        <w:t>34</w:t>
+      </w:r>
+    </w:p>
+    <w:p>
+      <w:r>
+        <w:t>35</w:t>
+      </w:r>
+    </w:p>
+    <w:p>
+      <w:r>
+        <w:t>36</w:t>
+      </w:r>
+    </w:p>
+    <w:p>
+      <w:r>
+        <w:t>37</w:t>
+      </w:r>
+    </w:p>
+    <w:p>
+      <w:r>
+        <w:t>38</w:t>
+      </w:r>
+    </w:p>
+    <w:p>
+      <w:r>
+        <w:t>void AStarPather::print_map(std::shared_ptr&lt;Terrain&gt; terrain)</w:t>
+      </w:r>
+    </w:p>
+    <w:p>
+      <w:r>
+        <w:t>{</w:t>
+      </w:r>
+    </w:p>
+    <w:p>
+      <w:r>
+        <w:t>if (!terrain)</w:t>
+      </w:r>
+    </w:p>
+    <w:p>
+      <w:r>
+        <w:t>{</w:t>
+      </w:r>
+    </w:p>
+    <w:p>
+      <w:r>
+        <w:t>std::cerr &lt;&lt; "Error: Terrain is null." &lt;&lt; std::endl;</w:t>
+      </w:r>
+    </w:p>
+    <w:p>
+      <w:r>
+        <w:t>return;</w:t>
+      </w:r>
+    </w:p>
+    <w:p>
+      <w:r>
+        <w:t>}</w:t>
+      </w:r>
+    </w:p>
+    <w:p/>
+    <w:p>
+      <w:r>
+        <w:t>int height = terrain-&gt;get_map_height();</w:t>
+      </w:r>
+    </w:p>
+    <w:p>
+      <w:r>
+        <w:t>int width = terrain-&gt;get_map_width();</w:t>
+      </w:r>
+    </w:p>
+    <w:p/>
+    <w:p>
+      <w:r>
+        <w:t>for (int row = 0; row &lt; height; ++row)</w:t>
+      </w:r>
+    </w:p>
+    <w:p>
+      <w:r>
+        <w:t>{</w:t>
+      </w:r>
+    </w:p>
+    <w:p>
+      <w:r>
+        <w:t>for (int col = 0; col &lt; width; ++col)</w:t>
+      </w:r>
+    </w:p>
+    <w:p>
+      <w:r>
+        <w:t>{</w:t>
+      </w:r>
+    </w:p>
+    <w:p>
+      <w:r>
+        <w:t>if (terrain-&gt;is_wall(row, col))</w:t>
+      </w:r>
+    </w:p>
+    <w:p>
+      <w:r>
+        <w:t>{</w:t>
+      </w:r>
+    </w:p>
+    <w:p>
+      <w:r>
+        <w:t>std::cout &lt;&lt; "#"; // Wall</w:t>
+      </w:r>
+    </w:p>
+    <w:p>
+      <w:r>
+        <w:t>}</w:t>
+      </w:r>
+    </w:p>
+    <w:p>
+      <w:r>
+        <w:t>else</w:t>
+      </w:r>
+    </w:p>
+    <w:p>
+      <w:r>
+        <w:t>{</w:t>
+      </w:r>
+    </w:p>
+    <w:p>
+      <w:r>
+        <w:t>std::cout &lt;&lt; "."; // Open space</w:t>
+      </w:r>
+    </w:p>
+    <w:p>
+      <w:r>
+        <w:t>}</w:t>
+      </w:r>
+    </w:p>
+    <w:p>
+      <w:r>
+        <w:t>}</w:t>
+      </w:r>
+    </w:p>
+    <w:p>
+      <w:r>
+        <w:t>std::cout &lt;&lt; std::endl;</w:t>
+      </w:r>
+    </w:p>
+    <w:p>
+      <w:r>
+        <w:t>}</w:t>
+      </w:r>
+    </w:p>
+    <w:p>
+      <w:r>
+        <w:t>}</w:t>
+      </w:r>
+    </w:p>
+    <w:p/>
+    <w:p>
+      <w:r>
+        <w:t>struct Node</w:t>
+      </w:r>
+    </w:p>
+    <w:p>
+      <w:r>
+        <w:t>{</w:t>
+      </w:r>
+    </w:p>
+    <w:p>
+      <w:r>
+        <w:t>Node* parent; // Pointer to the parent node</w:t>
+      </w:r>
+    </w:p>
+    <w:p>
+      <w:r>
+        <w:t>GridPos gridPos; // Node's location (assuming GridPos is a struct with x, y coordinates)</w:t>
+      </w:r>
+    </w:p>
+    <w:p>
+      <w:r>
+        <w:t>float finalCost; // f(x) = g(x) + h(x), total estimated cost</w:t>
+      </w:r>
+    </w:p>
+    <w:p>
+      <w:r>
+        <w:t>float givenCost; // g(x), cost from the start node to this node</w:t>
+      </w:r>
+    </w:p>
+    <w:p>
+      <w:r>
+        <w:t>enum class ListStatus { None, Open, Closed } onList; // Track if the node is in open/closed list</w:t>
+      </w:r>
+    </w:p>
+    <w:p/>
+    <w:p>
+      <w:r>
+        <w:t>Node(GridPos pos, float g = 0.0f, float f = 0.0f, Node* p = nullptr)</w:t>
+      </w:r>
+    </w:p>
+    <w:p>
+      <w:r>
+        <w:t>: parent(p), gridPos(pos), givenCost(g), finalCost(f), onList(ListStatus::None) {}</w:t>
+      </w:r>
+    </w:p>
+    <w:p>
+      <w:r>
+        <w:t>Edited</w:t>
+      </w:r>
+    </w:p>
+    <w:p>
+      <w:r>
+        <w:t>I've updated the compute_path function to iterate over the final path and add each position to request.path. Let me know if you need any further modifications!</w:t>
+      </w:r>
+    </w:p>
+    <w:p>
+      <w:pPr>
+        <w:rPr>
+          <w:b/>
+          <w:bCs/>
+        </w:rPr>
+      </w:pPr>
+      <w:r>
+        <w:rPr>
+          <w:b/>
+          <w:bCs/>
+        </w:rPr>
+        <w:t>You said:</w:t>
+      </w:r>
+    </w:p>
+    <w:p>
+      <w:r>
+        <w:t>Severity Code Description Project File Line Suppression State Error C2280 'std::_Uhash_compare&lt;_Kty,_Hasher,_Keyeq&gt;::_Uhash_compare(const std::_Uhash_compare&lt;_Kty,_Hasher,_Keyeq&gt; &amp;)': attempting to reference a deleted function The-Rabin-Engine C:\Program Files\Microsoft Visual Studio\2022\Community\VC\Tools\MSVC\14.37.32822\include\unordered_set 49 I can't use unordered set</w:t>
+      </w:r>
+    </w:p>
+    <w:p>
+      <w:pPr>
+        <w:rPr>
+          <w:b/>
+          <w:bCs/>
+        </w:rPr>
+      </w:pPr>
+      <w:r>
+        <w:rPr>
+          <w:b/>
+          <w:bCs/>
+        </w:rPr>
+        <w:t>ChatGPT said:</w:t>
+      </w:r>
+    </w:p>
+    <w:p>
+      <w:r>
+        <w:t>It looks like std::unordered_set&lt;GridPos&gt; is causing a compilation error because GridPos does not have a proper hash function defined. To fix this, you need to define a custom hash function for GridPos.</w:t>
+      </w:r>
+    </w:p>
+    <w:p>
+      <w:pPr>
+        <w:rPr>
+          <w:b/>
+          <w:bCs/>
+        </w:rPr>
+      </w:pPr>
+      <w:r>
+        <w:rPr>
+          <w:b/>
+          <w:bCs/>
+        </w:rPr>
+        <w:t>Solution: Define a Hash Function for GridPos</w:t>
+      </w:r>
+    </w:p>
+    <w:p>
+      <w:r>
+        <w:t>Modify your GridPos struct (or define a separate struct) to include a hash function.</w:t>
+      </w:r>
+    </w:p>
+    <w:p>
+      <w:pPr>
+        <w:rPr>
+          <w:b/>
+          <w:bCs/>
+        </w:rPr>
+      </w:pPr>
+      <w:r>
+        <w:rPr>
+          <w:b/>
+          <w:bCs/>
+        </w:rPr>
+        <w:lastRenderedPageBreak/>
+        <w:t>Option 1: Define operator== and a Custom Hash Struct</w:t>
+      </w:r>
+    </w:p>
+    <w:p>
+      <w:r>
+        <w:t>cpp</w:t>
+      </w:r>
+    </w:p>
+    <w:p>
+      <w:r>
+        <w:t>CopyEdit</w:t>
+      </w:r>
+    </w:p>
+    <w:p>
+      <w:r>
+        <w:t>struct GridPos</w:t>
+      </w:r>
+    </w:p>
+    <w:p>
+      <w:r>
+        <w:t>{</w:t>
+      </w:r>
+    </w:p>
+    <w:p>
+      <w:r>
+        <w:t xml:space="preserve">    int row, col;</w:t>
+      </w:r>
+    </w:p>
+    <w:p/>
+    <w:p>
+      <w:r>
+        <w:t xml:space="preserve">    bool operator==(const GridPos&amp; other) const</w:t>
+      </w:r>
+    </w:p>
+    <w:p>
+      <w:r>
+        <w:t xml:space="preserve">    {</w:t>
+      </w:r>
+    </w:p>
+    <w:p>
+      <w:r>
+        <w:t xml:space="preserve">        return row == other.row &amp;&amp; col == other.col;</w:t>
+      </w:r>
+    </w:p>
+    <w:p>
+      <w:r>
+        <w:t xml:space="preserve">    }</w:t>
+      </w:r>
+    </w:p>
+    <w:p>
+      <w:r>
+        <w:t>};</w:t>
+      </w:r>
+    </w:p>
+    <w:p/>
+    <w:p>
+      <w:r>
+        <w:t>// Custom hash function</w:t>
+      </w:r>
+    </w:p>
+    <w:p>
+      <w:r>
+        <w:t>struct GridPosHash</w:t>
+      </w:r>
+    </w:p>
+    <w:p>
+      <w:r>
+        <w:t>{</w:t>
+      </w:r>
+    </w:p>
+    <w:p>
+      <w:r>
+        <w:t xml:space="preserve">    std::size_t operator()(const GridPos&amp; pos) const</w:t>
+      </w:r>
+    </w:p>
+    <w:p>
+      <w:r>
+        <w:t xml:space="preserve">    {</w:t>
+      </w:r>
+    </w:p>
+    <w:p>
+      <w:r>
+        <w:t xml:space="preserve">        return std::hash&lt;int&gt;()(pos.row) ^ (std::hash&lt;int&gt;()(pos.col) &lt;&lt; 1);</w:t>
+      </w:r>
+    </w:p>
+    <w:p>
+      <w:r>
+        <w:t xml:space="preserve">    }</w:t>
+      </w:r>
+    </w:p>
+    <w:p>
+      <w:r>
+        <w:t>};</w:t>
+      </w:r>
+    </w:p>
+    <w:p>
+      <w:r>
+        <w:t>Then, update your unordered_set declaration:</w:t>
+      </w:r>
+    </w:p>
+    <w:p>
+      <w:r>
+        <w:t>cpp</w:t>
+      </w:r>
+    </w:p>
+    <w:p>
+      <w:r>
+        <w:t>CopyEdit</w:t>
+      </w:r>
+    </w:p>
+    <w:p>
+      <w:r>
+        <w:t>std::unordered_set&lt;GridPos, GridPosHash&gt; closedSet;</w:t>
+      </w:r>
+    </w:p>
+    <w:p>
+      <w:pPr>
+        <w:rPr>
+          <w:b/>
+          <w:bCs/>
+        </w:rPr>
+      </w:pPr>
+      <w:r>
+        <w:rPr>
+          <w:b/>
+          <w:bCs/>
+        </w:rPr>
+        <w:t>Option 2: Use std::pair&lt;int, int&gt; Instead of GridPos</w:t>
+      </w:r>
+    </w:p>
+    <w:p>
+      <w:r>
+        <w:t>If modifying GridPos is not an option, you can use std::pair&lt;int, int&gt;:</w:t>
+      </w:r>
+    </w:p>
+    <w:p>
+      <w:r>
+        <w:t>cpp</w:t>
+      </w:r>
+    </w:p>
+    <w:p>
+      <w:r>
+        <w:t>CopyEdit</w:t>
+      </w:r>
+    </w:p>
+    <w:p>
+      <w:r>
+        <w:t>std::unordered_set&lt;std::pair&lt;int, int&gt;&gt; closedSet;</w:t>
+      </w:r>
+    </w:p>
+    <w:p>
+      <w:r>
+        <w:t>However, you'd still need a hash function for std::pair&lt;int, int&gt;, like this:</w:t>
+      </w:r>
+    </w:p>
+    <w:p>
+      <w:r>
+        <w:t>cpp</w:t>
+      </w:r>
+    </w:p>
+    <w:p>
+      <w:r>
+        <w:t>CopyEdit</w:t>
+      </w:r>
+    </w:p>
+    <w:p>
+      <w:r>
+        <w:t>struct PairHash</w:t>
+      </w:r>
+    </w:p>
+    <w:p>
+      <w:r>
+        <w:t>{</w:t>
+      </w:r>
+    </w:p>
+    <w:p>
+      <w:r>
+        <w:t xml:space="preserve">    std::size_t operator()(const std::pair&lt;int, int&gt;&amp; p) const</w:t>
+      </w:r>
+    </w:p>
+    <w:p>
+      <w:r>
+        <w:t xml:space="preserve">    {</w:t>
+      </w:r>
+    </w:p>
+    <w:p>
+      <w:r>
+        <w:t xml:space="preserve">        return std::hash&lt;int&gt;()(p.first) ^ (std::hash&lt;int&gt;()(p.second) &lt;&lt; 1);</w:t>
+      </w:r>
+    </w:p>
+    <w:p>
+      <w:r>
+        <w:t xml:space="preserve">    }</w:t>
+      </w:r>
+    </w:p>
+    <w:p>
+      <w:r>
+        <w:t>};</w:t>
+      </w:r>
+    </w:p>
+    <w:p>
+      <w:r>
+        <w:t>Then declare the set as:</w:t>
+      </w:r>
+    </w:p>
+    <w:p>
+      <w:r>
+        <w:t>cpp</w:t>
+      </w:r>
+    </w:p>
+    <w:p>
+      <w:r>
+        <w:t>CopyEdit</w:t>
+      </w:r>
+    </w:p>
+    <w:p>
+      <w:r>
+        <w:t>std::unordered_set&lt;std::pair&lt;int, int&gt;, PairHash&gt; closedSet;</w:t>
+      </w:r>
+    </w:p>
+    <w:p>
+      <w:r>
+        <w:t xml:space="preserve">This should resolve your issue with unordered_set and GridPos. Let me know if you need </w:t>
+      </w:r>
+      <w:r>
+        <w:lastRenderedPageBreak/>
+        <w:t>more adjustments!</w:t>
+      </w:r>
+    </w:p>
+    <w:p>
+      <w:pPr>
+        <w:rPr>
+          <w:b/>
+          <w:bCs/>
+        </w:rPr>
+      </w:pPr>
+      <w:r>
+        <w:rPr>
+          <w:b/>
+          <w:bCs/>
+        </w:rPr>
+        <w:t>You said:</w:t>
+      </w:r>
+    </w:p>
+    <w:p>
+      <w:r>
+        <w:t>if (request.newRequest) { start = terrain-&gt;get_grid_position(request.start); goal = terrain-&gt;get_grid_position(request.goal); terrain-&gt;set_color(start, Colors::Orange); terrain-&gt;set_color(goal, Colors::Orange); request.path.push_back(request.start); gCost[start] = 0; openList.push({ start, 0, heuristic(start, goal) }); } please clear everything on the new request</w:t>
+      </w:r>
+    </w:p>
+    <w:p>
+      <w:pPr>
+        <w:rPr>
+          <w:b/>
+          <w:bCs/>
+        </w:rPr>
+      </w:pPr>
+      <w:r>
+        <w:rPr>
+          <w:b/>
+          <w:bCs/>
+        </w:rPr>
+        <w:t>ChatGPT said:</w:t>
+      </w:r>
+    </w:p>
+    <w:p>
+      <w:r>
+        <w:t>I've updated the algorithm to ensure that everything is cleared when handling a new request. Here are the changes:</w:t>
+      </w:r>
+    </w:p>
+    <w:p>
+      <w:pPr>
+        <w:numPr>
+          <w:ilvl w:val="0"/>
+          <w:numId w:val="23"/>
+        </w:numPr>
+      </w:pPr>
+      <w:r>
+        <w:rPr>
+          <w:b/>
+          <w:bCs/>
+        </w:rPr>
+        <w:t>Clear all necessary data structures</w:t>
+      </w:r>
+      <w:r>
+        <w:t xml:space="preserve"> at the start of a new request.</w:t>
+      </w:r>
+    </w:p>
+    <w:p>
+      <w:pPr>
+        <w:numPr>
+          <w:ilvl w:val="0"/>
+          <w:numId w:val="23"/>
+        </w:numPr>
+      </w:pPr>
+      <w:r>
+        <w:rPr>
+          <w:b/>
+          <w:bCs/>
+        </w:rPr>
+        <w:t>Reset path data</w:t>
+      </w:r>
+      <w:r>
+        <w:t xml:space="preserve"> before processing a new request.</w:t>
+      </w:r>
+    </w:p>
+    <w:p>
+      <w:r>
+        <w:t>Here's the modified compute_path function:</w:t>
+      </w:r>
+    </w:p>
+    <w:p>
+      <w:r>
+        <w:t>cpp</w:t>
+      </w:r>
+    </w:p>
+    <w:p>
+      <w:r>
+        <w:t>CopyEdit</w:t>
+      </w:r>
+    </w:p>
+    <w:p>
+      <w:r>
+        <w:t>PathResult AStarPather::compute_path(PathRequest &amp;request)</w:t>
+      </w:r>
+    </w:p>
+    <w:p>
+      <w:r>
+        <w:t>{</w:t>
+      </w:r>
+    </w:p>
+    <w:p>
+      <w:r>
+        <w:t xml:space="preserve">    if (!request.terrain)</w:t>
+      </w:r>
+    </w:p>
+    <w:p>
+      <w:r>
+        <w:t xml:space="preserve">        return PathResult::INVALID; // Safety check</w:t>
+      </w:r>
+    </w:p>
+    <w:p/>
+    <w:p>
+      <w:r>
+        <w:t xml:space="preserve">    auto terrain = request.terrain;</w:t>
+      </w:r>
+    </w:p>
+    <w:p/>
+    <w:p>
+      <w:r>
+        <w:t xml:space="preserve">    if (request.newRequest) </w:t>
+      </w:r>
+    </w:p>
+    <w:p>
+      <w:r>
+        <w:t xml:space="preserve">    {</w:t>
+      </w:r>
+    </w:p>
+    <w:p>
+      <w:r>
+        <w:t xml:space="preserve">        // Clear all stored pathfinding data</w:t>
+      </w:r>
+    </w:p>
+    <w:p>
+      <w:r>
+        <w:t xml:space="preserve">        request.path.clear();</w:t>
+      </w:r>
+    </w:p>
+    <w:p>
+      <w:r>
+        <w:t xml:space="preserve">        openSet = {}; // Reset priority queue</w:t>
+      </w:r>
+    </w:p>
+    <w:p>
+      <w:r>
+        <w:t xml:space="preserve">        gCost.clear();</w:t>
+      </w:r>
+    </w:p>
+    <w:p>
+      <w:r>
+        <w:t xml:space="preserve">        cameFrom.clear();</w:t>
+      </w:r>
+    </w:p>
+    <w:p>
+      <w:r>
+        <w:t xml:space="preserve">        closedSet.clear();</w:t>
+      </w:r>
+    </w:p>
+    <w:p/>
+    <w:p>
+      <w:r>
+        <w:t xml:space="preserve">        // Initialize start and goal</w:t>
+      </w:r>
+    </w:p>
+    <w:p>
+      <w:r>
+        <w:t xml:space="preserve">        start = terrain-&gt;get_grid_position(request.start);</w:t>
+      </w:r>
+    </w:p>
+    <w:p>
+      <w:r>
+        <w:t xml:space="preserve">        goal = terrain-&gt;get_grid_position(request.goal);</w:t>
+      </w:r>
+    </w:p>
+    <w:p>
+      <w:r>
+        <w:t xml:space="preserve">        terrain-&gt;set_color(start, Colors::Orange);</w:t>
+      </w:r>
+    </w:p>
+    <w:p>
+      <w:r>
+        <w:t xml:space="preserve">        terrain-&gt;set_color(goal, Colors::Orange);</w:t>
+      </w:r>
+    </w:p>
+    <w:p>
+      <w:r>
+        <w:t xml:space="preserve">        request.path.push_back(request.start);</w:t>
+      </w:r>
+    </w:p>
+    <w:p/>
+    <w:p>
+      <w:r>
+        <w:t xml:space="preserve">        // Initialize the Open List with the start node</w:t>
+      </w:r>
+    </w:p>
+    <w:p>
+      <w:r>
+        <w:t xml:space="preserve">        gCost[start] = 0;</w:t>
+      </w:r>
+    </w:p>
+    <w:p>
+      <w:r>
+        <w:t xml:space="preserve">        openSet.push({start, 0, heuristic(start, goal)});</w:t>
+      </w:r>
+    </w:p>
+    <w:p>
+      <w:r>
+        <w:t xml:space="preserve">    }</w:t>
+      </w:r>
+    </w:p>
+    <w:p/>
+    <w:p>
+      <w:r>
+        <w:t xml:space="preserve">    while (!openSet.empty())</w:t>
+      </w:r>
+    </w:p>
+    <w:p>
+      <w:r>
+        <w:t xml:space="preserve">    {</w:t>
+      </w:r>
+    </w:p>
+    <w:p>
+      <w:r>
+        <w:lastRenderedPageBreak/>
+        <w:t xml:space="preserve">        Node current = openSet.top();</w:t>
+      </w:r>
+    </w:p>
+    <w:p>
+      <w:r>
+        <w:t xml:space="preserve">        openSet.pop();</w:t>
+      </w:r>
+    </w:p>
+    <w:p/>
+    <w:p>
+      <w:r>
+        <w:t xml:space="preserve">        if (current.gridPos == goal)</w:t>
+      </w:r>
+    </w:p>
+    <w:p>
+      <w:r>
+        <w:t xml:space="preserve">        {</w:t>
+      </w:r>
+    </w:p>
+    <w:p>
+      <w:r>
+        <w:t xml:space="preserve">            request.path = reconstruct_path(cameFrom, start, goal, terrain);</w:t>
+      </w:r>
+    </w:p>
+    <w:p>
+      <w:r>
+        <w:t xml:space="preserve">            return PathResult::COMPLETE;</w:t>
+      </w:r>
+    </w:p>
+    <w:p>
+      <w:r>
+        <w:t xml:space="preserve">        }</w:t>
+      </w:r>
+    </w:p>
+    <w:p/>
+    <w:p>
+      <w:r>
+        <w:t xml:space="preserve">        closedSet.insert(current.gridPos);</w:t>
+      </w:r>
+    </w:p>
+    <w:p/>
+    <w:p>
+      <w:r>
+        <w:t xml:space="preserve">        for (const GridPos &amp;neighbor : get_neighbors(current.gridPos, terrain))</w:t>
+      </w:r>
+    </w:p>
+    <w:p>
+      <w:r>
+        <w:t xml:space="preserve">        {</w:t>
+      </w:r>
+    </w:p>
+    <w:p>
+      <w:r>
+        <w:t xml:space="preserve">            if (terrain-&gt;is_wall(neighbor) || closedSet.count(neighbor))</w:t>
+      </w:r>
+    </w:p>
+    <w:p>
+      <w:r>
+        <w:t xml:space="preserve">                continue; // Ignore walls and closed nodes</w:t>
+      </w:r>
+    </w:p>
+    <w:p/>
+    <w:p>
+      <w:r>
+        <w:t xml:space="preserve">            float new_g = gCost[current.gridPos] + 1; // Assume uniform cost</w:t>
+      </w:r>
+    </w:p>
+    <w:p/>
+    <w:p>
+      <w:r>
+        <w:t xml:space="preserve">            if (!gCost.count(neighbor) || new_g &lt; gCost[neighbor])</w:t>
+      </w:r>
+    </w:p>
+    <w:p>
+      <w:r>
+        <w:t xml:space="preserve">            {</w:t>
+      </w:r>
+    </w:p>
+    <w:p>
+      <w:r>
+        <w:t xml:space="preserve">                gCost[neighbor] = new_g;</w:t>
+      </w:r>
+    </w:p>
+    <w:p>
+      <w:r>
+        <w:t xml:space="preserve">                cameFrom[neighbor] = current.gridPos;</w:t>
+      </w:r>
+    </w:p>
+    <w:p>
+      <w:r>
+        <w:t xml:space="preserve">                openSet.push({neighbor, new_g, heuristic(neighbor, goal)});</w:t>
+      </w:r>
+    </w:p>
+    <w:p>
+      <w:r>
+        <w:t xml:space="preserve">            }</w:t>
+      </w:r>
+    </w:p>
+    <w:p>
+      <w:r>
+        <w:t xml:space="preserve">        }</w:t>
+      </w:r>
+    </w:p>
+    <w:p/>
+    <w:p>
+      <w:r>
+        <w:t xml:space="preserve">        if (request.settings.singleStep)</w:t>
+      </w:r>
+    </w:p>
+    <w:p>
+      <w:r>
+        <w:t xml:space="preserve">            return PathResult::PROCESSING; // Allow step-by-step execution</w:t>
+      </w:r>
+    </w:p>
+    <w:p>
+      <w:r>
+        <w:t xml:space="preserve">    }</w:t>
+      </w:r>
+    </w:p>
+    <w:p/>
+    <w:p>
+      <w:r>
+        <w:t xml:space="preserve">    return PathResult::NO_PATH; // No path found</w:t>
+      </w:r>
+    </w:p>
+    <w:p>
+      <w:r>
+        <w:t>}</w:t>
+      </w:r>
+    </w:p>
+    <w:p>
+      <w:pPr>
+        <w:rPr>
+          <w:b/>
+          <w:bCs/>
+        </w:rPr>
+      </w:pPr>
+      <w:r>
+        <w:rPr>
+          <w:b/>
+          <w:bCs/>
+        </w:rPr>
+        <w:t>Key Fixes:</w:t>
+      </w:r>
+    </w:p>
+    <w:p>
+      <w:r>
+        <w:rPr>
+          <w:rFonts w:ascii="Segoe UI Symbol" w:hAnsi="Segoe UI Symbol" w:cs="Segoe UI Symbol"/>
+        </w:rPr>
+        <w:t>✔</w:t>
+      </w:r>
+      <w:r>
+        <w:t xml:space="preserve"> </w:t>
+      </w:r>
+      <w:r>
+        <w:rPr>
+          <w:b/>
+          <w:bCs/>
+        </w:rPr>
+        <w:t>Clears openSet, gCost, cameFrom, closedSet, and request.path</w:t>
+      </w:r>
+      <w:r>
+        <w:t xml:space="preserve"> when a new request is received.</w:t>
+      </w:r>
+      <w:r>
+        <w:br/>
+      </w:r>
+      <w:r>
+        <w:rPr>
+          <w:rFonts w:ascii="Segoe UI Symbol" w:hAnsi="Segoe UI Symbol" w:cs="Segoe UI Symbol"/>
+        </w:rPr>
+        <w:t>✔</w:t>
+      </w:r>
+      <w:r>
+        <w:t xml:space="preserve"> </w:t>
+      </w:r>
+      <w:r>
+        <w:rPr>
+          <w:b/>
+          <w:bCs/>
+        </w:rPr>
+        <w:t>Reinitializes start and goal correctly</w:t>
+      </w:r>
+      <w:r>
+        <w:t xml:space="preserve"> before processing.</w:t>
+      </w:r>
+      <w:r>
+        <w:br/>
+      </w:r>
+      <w:r>
+        <w:rPr>
+          <w:rFonts w:ascii="Segoe UI Symbol" w:hAnsi="Segoe UI Symbol" w:cs="Segoe UI Symbol"/>
+        </w:rPr>
+        <w:t>✔</w:t>
+      </w:r>
+      <w:r>
+        <w:t xml:space="preserve"> </w:t>
+      </w:r>
+      <w:r>
+        <w:rPr>
+          <w:b/>
+          <w:bCs/>
+        </w:rPr>
+        <w:t>Ensures a fresh state for every new pathfinding request.</w:t>
+      </w:r>
+    </w:p>
+    <w:p>
+      <w:r>
+        <w:t xml:space="preserve">This should ensure that every new pathfinding request starts from scratch, preventing leftover data from interfering with new searches. Let me know if you need additional tweaks! </w:t>
+      </w:r>
+      <w:r>
+        <w:rPr>
+          <w:rFonts w:ascii="Segoe UI Emoji" w:hAnsi="Segoe UI Emoji" w:cs="Segoe UI Emoji"/>
+        </w:rPr>
+        <w:t>🚀</w:t>
+      </w:r>
+    </w:p>
     <w:p/>
     <w:sectPr>
-      <w:headerReference w:type="even" r:id="rId8"/>
-      <w:headerReference w:type="default" r:id="rId9"/>
-      <w:footerReference w:type="even" r:id="rId10"/>
-      <w:footerReference w:type="default" r:id="rId11"/>
+      <w:headerReference w:type="even" r:id="rId11"/>
+      <w:headerReference w:type="default" r:id="rId12"/>
+      <w:footerReference w:type="even" r:id="rId13"/>
+      <w:footerReference w:type="default" r:id="rId14"/>
       <w:footnotePr>
         <w:numRestart w:val="eachPage"/>
       </w:footnotePr>
@@ -340,6 +5864,272 @@
     </w:lvl>
   </w:abstractNum>
   <w:abstractNum w:abstractNumId="1" w15:restartNumberingAfterBreak="0">
+    <w:nsid w:val="0F2654F7"/>
+    <w:multiLevelType w:val="multilevel"/>
+    <w:tmpl w:val="C50630FC"/>
+    <w:lvl w:ilvl="0">
+      <w:start w:val="1"/>
+      <w:numFmt w:val="bullet"/>
+      <w:lvlText w:val=""/>
+      <w:lvlJc w:val="left"/>
+      <w:pPr>
+        <w:tabs>
+          <w:tab w:val="num" w:pos="720"/>
+        </w:tabs>
+        <w:ind w:left="720" w:hanging="360"/>
+      </w:pPr>
+      <w:rPr>
+        <w:rFonts w:ascii="Symbol" w:hAnsi="Symbol" w:hint="default"/>
+        <w:sz w:val="20"/>
+      </w:rPr>
+    </w:lvl>
+    <w:lvl w:ilvl="1" w:tentative="1">
+      <w:start w:val="1"/>
+      <w:numFmt w:val="bullet"/>
+      <w:lvlText w:val="o"/>
+      <w:lvlJc w:val="left"/>
+      <w:pPr>
+        <w:tabs>
+          <w:tab w:val="num" w:pos="1440"/>
+        </w:tabs>
+        <w:ind w:left="1440" w:hanging="360"/>
+      </w:pPr>
+      <w:rPr>
+        <w:rFonts w:ascii="Courier New" w:hAnsi="Courier New" w:hint="default"/>
+        <w:sz w:val="20"/>
+      </w:rPr>
+    </w:lvl>
+    <w:lvl w:ilvl="2" w:tentative="1">
+      <w:start w:val="1"/>
+      <w:numFmt w:val="bullet"/>
+      <w:lvlText w:val=""/>
+      <w:lvlJc w:val="left"/>
+      <w:pPr>
+        <w:tabs>
+          <w:tab w:val="num" w:pos="2160"/>
+        </w:tabs>
+        <w:ind w:left="2160" w:hanging="360"/>
+      </w:pPr>
+      <w:rPr>
+        <w:rFonts w:ascii="Wingdings" w:hAnsi="Wingdings" w:hint="default"/>
+        <w:sz w:val="20"/>
+      </w:rPr>
+    </w:lvl>
+    <w:lvl w:ilvl="3" w:tentative="1">
+      <w:start w:val="1"/>
+      <w:numFmt w:val="bullet"/>
+      <w:lvlText w:val=""/>
+      <w:lvlJc w:val="left"/>
+      <w:pPr>
+        <w:tabs>
+          <w:tab w:val="num" w:pos="2880"/>
+        </w:tabs>
+        <w:ind w:left="2880" w:hanging="360"/>
+      </w:pPr>
+      <w:rPr>
+        <w:rFonts w:ascii="Wingdings" w:hAnsi="Wingdings" w:hint="default"/>
+        <w:sz w:val="20"/>
+      </w:rPr>
+    </w:lvl>
+    <w:lvl w:ilvl="4" w:tentative="1">
+      <w:start w:val="1"/>
+      <w:numFmt w:val="bullet"/>
+      <w:lvlText w:val=""/>
+      <w:lvlJc w:val="left"/>
+      <w:pPr>
+        <w:tabs>
+          <w:tab w:val="num" w:pos="3600"/>
+        </w:tabs>
+        <w:ind w:left="3600" w:hanging="360"/>
+      </w:pPr>
+      <w:rPr>
+        <w:rFonts w:ascii="Wingdings" w:hAnsi="Wingdings" w:hint="default"/>
+        <w:sz w:val="20"/>
+      </w:rPr>
+    </w:lvl>
+    <w:lvl w:ilvl="5" w:tentative="1">
+      <w:start w:val="1"/>
+      <w:numFmt w:val="bullet"/>
+      <w:lvlText w:val=""/>
+      <w:lvlJc w:val="left"/>
+      <w:pPr>
+        <w:tabs>
+          <w:tab w:val="num" w:pos="4320"/>
+        </w:tabs>
+        <w:ind w:left="4320" w:hanging="360"/>
+      </w:pPr>
+      <w:rPr>
+        <w:rFonts w:ascii="Wingdings" w:hAnsi="Wingdings" w:hint="default"/>
+        <w:sz w:val="20"/>
+      </w:rPr>
+    </w:lvl>
+    <w:lvl w:ilvl="6" w:tentative="1">
+      <w:start w:val="1"/>
+      <w:numFmt w:val="bullet"/>
+      <w:lvlText w:val=""/>
+      <w:lvlJc w:val="left"/>
+      <w:pPr>
+        <w:tabs>
+          <w:tab w:val="num" w:pos="5040"/>
+        </w:tabs>
+        <w:ind w:left="5040" w:hanging="360"/>
+      </w:pPr>
+      <w:rPr>
+        <w:rFonts w:ascii="Wingdings" w:hAnsi="Wingdings" w:hint="default"/>
+        <w:sz w:val="20"/>
+      </w:rPr>
+    </w:lvl>
+    <w:lvl w:ilvl="7" w:tentative="1">
+      <w:start w:val="1"/>
+      <w:numFmt w:val="bullet"/>
+      <w:lvlText w:val=""/>
+      <w:lvlJc w:val="left"/>
+      <w:pPr>
+        <w:tabs>
+          <w:tab w:val="num" w:pos="5760"/>
+        </w:tabs>
+        <w:ind w:left="5760" w:hanging="360"/>
+      </w:pPr>
+      <w:rPr>
+        <w:rFonts w:ascii="Wingdings" w:hAnsi="Wingdings" w:hint="default"/>
+        <w:sz w:val="20"/>
+      </w:rPr>
+    </w:lvl>
+    <w:lvl w:ilvl="8" w:tentative="1">
+      <w:start w:val="1"/>
+      <w:numFmt w:val="bullet"/>
+      <w:lvlText w:val=""/>
+      <w:lvlJc w:val="left"/>
+      <w:pPr>
+        <w:tabs>
+          <w:tab w:val="num" w:pos="6480"/>
+        </w:tabs>
+        <w:ind w:left="6480" w:hanging="360"/>
+      </w:pPr>
+      <w:rPr>
+        <w:rFonts w:ascii="Wingdings" w:hAnsi="Wingdings" w:hint="default"/>
+        <w:sz w:val="20"/>
+      </w:rPr>
+    </w:lvl>
+  </w:abstractNum>
+  <w:abstractNum w:abstractNumId="2" w15:restartNumberingAfterBreak="0">
+    <w:nsid w:val="190042CC"/>
+    <w:multiLevelType w:val="multilevel"/>
+    <w:tmpl w:val="845C2ACE"/>
+    <w:lvl w:ilvl="0">
+      <w:start w:val="1"/>
+      <w:numFmt w:val="decimal"/>
+      <w:lvlText w:val="%1."/>
+      <w:lvlJc w:val="left"/>
+      <w:pPr>
+        <w:tabs>
+          <w:tab w:val="num" w:pos="720"/>
+        </w:tabs>
+        <w:ind w:left="720" w:hanging="360"/>
+      </w:pPr>
+    </w:lvl>
+    <w:lvl w:ilvl="1">
+      <w:start w:val="1"/>
+      <w:numFmt w:val="bullet"/>
+      <w:lvlText w:val="o"/>
+      <w:lvlJc w:val="left"/>
+      <w:pPr>
+        <w:tabs>
+          <w:tab w:val="num" w:pos="1440"/>
+        </w:tabs>
+        <w:ind w:left="1440" w:hanging="360"/>
+      </w:pPr>
+      <w:rPr>
+        <w:rFonts w:ascii="Courier New" w:hAnsi="Courier New" w:hint="default"/>
+        <w:sz w:val="20"/>
+      </w:rPr>
+    </w:lvl>
+    <w:lvl w:ilvl="2" w:tentative="1">
+      <w:start w:val="1"/>
+      <w:numFmt w:val="decimal"/>
+      <w:lvlText w:val="%3."/>
+      <w:lvlJc w:val="left"/>
+      <w:pPr>
+        <w:tabs>
+          <w:tab w:val="num" w:pos="2160"/>
+        </w:tabs>
+        <w:ind w:left="2160" w:hanging="360"/>
+      </w:pPr>
+    </w:lvl>
+    <w:lvl w:ilvl="3" w:tentative="1">
+      <w:start w:val="1"/>
+      <w:numFmt w:val="decimal"/>
+      <w:lvlText w:val="%4."/>
+      <w:lvlJc w:val="left"/>
+      <w:pPr>
+        <w:tabs>
+          <w:tab w:val="num" w:pos="2880"/>
+        </w:tabs>
+        <w:ind w:left="2880" w:hanging="360"/>
+      </w:pPr>
+    </w:lvl>
+    <w:lvl w:ilvl="4" w:tentative="1">
+      <w:start w:val="1"/>
+      <w:numFmt w:val="decimal"/>
+      <w:lvlText w:val="%5."/>
+      <w:lvlJc w:val="left"/>
+      <w:pPr>
+        <w:tabs>
+          <w:tab w:val="num" w:pos="3600"/>
+        </w:tabs>
+        <w:ind w:left="3600" w:hanging="360"/>
+      </w:pPr>
+    </w:lvl>
+    <w:lvl w:ilvl="5" w:tentative="1">
+      <w:start w:val="1"/>
+      <w:numFmt w:val="decimal"/>
+      <w:lvlText w:val="%6."/>
+      <w:lvlJc w:val="left"/>
+      <w:pPr>
+        <w:tabs>
+          <w:tab w:val="num" w:pos="4320"/>
+        </w:tabs>
+        <w:ind w:left="4320" w:hanging="360"/>
+      </w:pPr>
+    </w:lvl>
+    <w:lvl w:ilvl="6" w:tentative="1">
+      <w:start w:val="1"/>
+      <w:numFmt w:val="decimal"/>
+      <w:lvlText w:val="%7."/>
+      <w:lvlJc w:val="left"/>
+      <w:pPr>
+        <w:tabs>
+          <w:tab w:val="num" w:pos="5040"/>
+        </w:tabs>
+        <w:ind w:left="5040" w:hanging="360"/>
+      </w:pPr>
+    </w:lvl>
+    <w:lvl w:ilvl="7" w:tentative="1">
+      <w:start w:val="1"/>
+      <w:numFmt w:val="decimal"/>
+      <w:lvlText w:val="%8."/>
+      <w:lvlJc w:val="left"/>
+      <w:pPr>
+        <w:tabs>
+          <w:tab w:val="num" w:pos="5760"/>
+        </w:tabs>
+        <w:ind w:left="5760" w:hanging="360"/>
+      </w:pPr>
+    </w:lvl>
+    <w:lvl w:ilvl="8" w:tentative="1">
+      <w:start w:val="1"/>
+      <w:numFmt w:val="decimal"/>
+      <w:lvlText w:val="%9."/>
+      <w:lvlJc w:val="left"/>
+      <w:pPr>
+        <w:tabs>
+          <w:tab w:val="num" w:pos="6480"/>
+        </w:tabs>
+        <w:ind w:left="6480" w:hanging="360"/>
+      </w:pPr>
+    </w:lvl>
+  </w:abstractNum>
+  <w:abstractNum w:abstractNumId="3" w15:restartNumberingAfterBreak="0">
     <w:nsid w:val="1A810565"/>
     <w:multiLevelType w:val="hybridMultilevel"/>
     <w:tmpl w:val="F566D3AA"/>
@@ -428,7 +6218,156 @@
       </w:pPr>
     </w:lvl>
   </w:abstractNum>
-  <w:abstractNum w:abstractNumId="2" w15:restartNumberingAfterBreak="0">
+  <w:abstractNum w:abstractNumId="4" w15:restartNumberingAfterBreak="0">
+    <w:nsid w:val="24F4526B"/>
+    <w:multiLevelType w:val="multilevel"/>
+    <w:tmpl w:val="2E8AC6CE"/>
+    <w:lvl w:ilvl="0">
+      <w:start w:val="1"/>
+      <w:numFmt w:val="bullet"/>
+      <w:lvlText w:val=""/>
+      <w:lvlJc w:val="left"/>
+      <w:pPr>
+        <w:tabs>
+          <w:tab w:val="num" w:pos="720"/>
+        </w:tabs>
+        <w:ind w:left="720" w:hanging="360"/>
+      </w:pPr>
+      <w:rPr>
+        <w:rFonts w:ascii="Symbol" w:hAnsi="Symbol" w:hint="default"/>
+        <w:sz w:val="20"/>
+      </w:rPr>
+    </w:lvl>
+    <w:lvl w:ilvl="1" w:tentative="1">
+      <w:start w:val="1"/>
+      <w:numFmt w:val="bullet"/>
+      <w:lvlText w:val="o"/>
+      <w:lvlJc w:val="left"/>
+      <w:pPr>
+        <w:tabs>
+          <w:tab w:val="num" w:pos="1440"/>
+        </w:tabs>
+        <w:ind w:left="1440" w:hanging="360"/>
+      </w:pPr>
+      <w:rPr>
+        <w:rFonts w:ascii="Courier New" w:hAnsi="Courier New" w:hint="default"/>
+        <w:sz w:val="20"/>
+      </w:rPr>
+    </w:lvl>
+    <w:lvl w:ilvl="2" w:tentative="1">
+      <w:start w:val="1"/>
+      <w:numFmt w:val="bullet"/>
+      <w:lvlText w:val=""/>
+      <w:lvlJc w:val="left"/>
+      <w:pPr>
+        <w:tabs>
+          <w:tab w:val="num" w:pos="2160"/>
+        </w:tabs>
+        <w:ind w:left="2160" w:hanging="360"/>
+      </w:pPr>
+      <w:rPr>
+        <w:rFonts w:ascii="Wingdings" w:hAnsi="Wingdings" w:hint="default"/>
+        <w:sz w:val="20"/>
+      </w:rPr>
+    </w:lvl>
+    <w:lvl w:ilvl="3" w:tentative="1">
+      <w:start w:val="1"/>
+      <w:numFmt w:val="bullet"/>
+      <w:lvlText w:val=""/>
+      <w:lvlJc w:val="left"/>
+      <w:pPr>
+        <w:tabs>
+          <w:tab w:val="num" w:pos="2880"/>
+        </w:tabs>
+        <w:ind w:left="2880" w:hanging="360"/>
+      </w:pPr>
+      <w:rPr>
+        <w:rFonts w:ascii="Wingdings" w:hAnsi="Wingdings" w:hint="default"/>
+        <w:sz w:val="20"/>
+      </w:rPr>
+    </w:lvl>
+    <w:lvl w:ilvl="4" w:tentative="1">
+      <w:start w:val="1"/>
+      <w:numFmt w:val="bullet"/>
+      <w:lvlText w:val=""/>
+      <w:lvlJc w:val="left"/>
+      <w:pPr>
+        <w:tabs>
+          <w:tab w:val="num" w:pos="3600"/>
+        </w:tabs>
+        <w:ind w:left="3600" w:hanging="360"/>
+      </w:pPr>
+      <w:rPr>
+        <w:rFonts w:ascii="Wingdings" w:hAnsi="Wingdings" w:hint="default"/>
+        <w:sz w:val="20"/>
+      </w:rPr>
+    </w:lvl>
+    <w:lvl w:ilvl="5" w:tentative="1">
+      <w:start w:val="1"/>
+      <w:numFmt w:val="bullet"/>
+      <w:lvlText w:val=""/>
+      <w:lvlJc w:val="left"/>
+      <w:pPr>
+        <w:tabs>
+          <w:tab w:val="num" w:pos="4320"/>
+        </w:tabs>
+        <w:ind w:left="4320" w:hanging="360"/>
+      </w:pPr>
+      <w:rPr>
+        <w:rFonts w:ascii="Wingdings" w:hAnsi="Wingdings" w:hint="default"/>
+        <w:sz w:val="20"/>
+      </w:rPr>
+    </w:lvl>
+    <w:lvl w:ilvl="6" w:tentative="1">
+      <w:start w:val="1"/>
+      <w:numFmt w:val="bullet"/>
+      <w:lvlText w:val=""/>
+      <w:lvlJc w:val="left"/>
+      <w:pPr>
+        <w:tabs>
+          <w:tab w:val="num" w:pos="5040"/>
+        </w:tabs>
+        <w:ind w:left="5040" w:hanging="360"/>
+      </w:pPr>
+      <w:rPr>
+        <w:rFonts w:ascii="Wingdings" w:hAnsi="Wingdings" w:hint="default"/>
+        <w:sz w:val="20"/>
+      </w:rPr>
+    </w:lvl>
+    <w:lvl w:ilvl="7" w:tentative="1">
+      <w:start w:val="1"/>
+      <w:numFmt w:val="bullet"/>
+      <w:lvlText w:val=""/>
+      <w:lvlJc w:val="left"/>
+      <w:pPr>
+        <w:tabs>
+          <w:tab w:val="num" w:pos="5760"/>
+        </w:tabs>
+        <w:ind w:left="5760" w:hanging="360"/>
+      </w:pPr>
+      <w:rPr>
+        <w:rFonts w:ascii="Wingdings" w:hAnsi="Wingdings" w:hint="default"/>
+        <w:sz w:val="20"/>
+      </w:rPr>
+    </w:lvl>
+    <w:lvl w:ilvl="8" w:tentative="1">
+      <w:start w:val="1"/>
+      <w:numFmt w:val="bullet"/>
+      <w:lvlText w:val=""/>
+      <w:lvlJc w:val="left"/>
+      <w:pPr>
+        <w:tabs>
+          <w:tab w:val="num" w:pos="6480"/>
+        </w:tabs>
+        <w:ind w:left="6480" w:hanging="360"/>
+      </w:pPr>
+      <w:rPr>
+        <w:rFonts w:ascii="Wingdings" w:hAnsi="Wingdings" w:hint="default"/>
+        <w:sz w:val="20"/>
+      </w:rPr>
+    </w:lvl>
+  </w:abstractNum>
+  <w:abstractNum w:abstractNumId="5" w15:restartNumberingAfterBreak="0">
     <w:nsid w:val="27FA504B"/>
     <w:multiLevelType w:val="multilevel"/>
     <w:tmpl w:val="BAD4E458"/>
@@ -544,7 +6483,7 @@
       </w:pPr>
     </w:lvl>
   </w:abstractNum>
-  <w:abstractNum w:abstractNumId="3" w15:restartNumberingAfterBreak="0">
+  <w:abstractNum w:abstractNumId="6" w15:restartNumberingAfterBreak="0">
     <w:nsid w:val="2CFA2280"/>
     <w:multiLevelType w:val="multilevel"/>
     <w:tmpl w:val="4BE2715E"/>
@@ -660,7 +6599,120 @@
       </w:pPr>
     </w:lvl>
   </w:abstractNum>
-  <w:abstractNum w:abstractNumId="4" w15:restartNumberingAfterBreak="0">
+  <w:abstractNum w:abstractNumId="7" w15:restartNumberingAfterBreak="0">
+    <w:nsid w:val="32F818AC"/>
+    <w:multiLevelType w:val="multilevel"/>
+    <w:tmpl w:val="80DC1244"/>
+    <w:lvl w:ilvl="0">
+      <w:start w:val="1"/>
+      <w:numFmt w:val="decimal"/>
+      <w:lvlText w:val="%1."/>
+      <w:lvlJc w:val="left"/>
+      <w:pPr>
+        <w:tabs>
+          <w:tab w:val="num" w:pos="720"/>
+        </w:tabs>
+        <w:ind w:left="720" w:hanging="360"/>
+      </w:pPr>
+    </w:lvl>
+    <w:lvl w:ilvl="1" w:tentative="1">
+      <w:start w:val="1"/>
+      <w:numFmt w:val="decimal"/>
+      <w:lvlText w:val="%2."/>
+      <w:lvlJc w:val="left"/>
+      <w:pPr>
+        <w:tabs>
+          <w:tab w:val="num" w:pos="1440"/>
+        </w:tabs>
+        <w:ind w:left="1440" w:hanging="360"/>
+      </w:pPr>
+    </w:lvl>
+    <w:lvl w:ilvl="2" w:tentative="1">
+      <w:start w:val="1"/>
+      <w:numFmt w:val="decimal"/>
+      <w:lvlText w:val="%3."/>
+      <w:lvlJc w:val="left"/>
+      <w:pPr>
+        <w:tabs>
+          <w:tab w:val="num" w:pos="2160"/>
+        </w:tabs>
+        <w:ind w:left="2160" w:hanging="360"/>
+      </w:pPr>
+    </w:lvl>
+    <w:lvl w:ilvl="3" w:tentative="1">
+      <w:start w:val="1"/>
+      <w:numFmt w:val="decimal"/>
+      <w:lvlText w:val="%4."/>
+      <w:lvlJc w:val="left"/>
+      <w:pPr>
+        <w:tabs>
+          <w:tab w:val="num" w:pos="2880"/>
+        </w:tabs>
+        <w:ind w:left="2880" w:hanging="360"/>
+      </w:pPr>
+    </w:lvl>
+    <w:lvl w:ilvl="4" w:tentative="1">
+      <w:start w:val="1"/>
+      <w:numFmt w:val="decimal"/>
+      <w:lvlText w:val="%5."/>
+      <w:lvlJc w:val="left"/>
+      <w:pPr>
+        <w:tabs>
+          <w:tab w:val="num" w:pos="3600"/>
+        </w:tabs>
+        <w:ind w:left="3600" w:hanging="360"/>
+      </w:pPr>
+    </w:lvl>
+    <w:lvl w:ilvl="5" w:tentative="1">
+      <w:start w:val="1"/>
+      <w:numFmt w:val="decimal"/>
+      <w:lvlText w:val="%6."/>
+      <w:lvlJc w:val="left"/>
+      <w:pPr>
+        <w:tabs>
+          <w:tab w:val="num" w:pos="4320"/>
+        </w:tabs>
+        <w:ind w:left="4320" w:hanging="360"/>
+      </w:pPr>
+    </w:lvl>
+    <w:lvl w:ilvl="6" w:tentative="1">
+      <w:start w:val="1"/>
+      <w:numFmt w:val="decimal"/>
+      <w:lvlText w:val="%7."/>
+      <w:lvlJc w:val="left"/>
+      <w:pPr>
+        <w:tabs>
+          <w:tab w:val="num" w:pos="5040"/>
+        </w:tabs>
+        <w:ind w:left="5040" w:hanging="360"/>
+      </w:pPr>
+    </w:lvl>
+    <w:lvl w:ilvl="7" w:tentative="1">
+      <w:start w:val="1"/>
+      <w:numFmt w:val="decimal"/>
+      <w:lvlText w:val="%8."/>
+      <w:lvlJc w:val="left"/>
+      <w:pPr>
+        <w:tabs>
+          <w:tab w:val="num" w:pos="5760"/>
+        </w:tabs>
+        <w:ind w:left="5760" w:hanging="360"/>
+      </w:pPr>
+    </w:lvl>
+    <w:lvl w:ilvl="8" w:tentative="1">
+      <w:start w:val="1"/>
+      <w:numFmt w:val="decimal"/>
+      <w:lvlText w:val="%9."/>
+      <w:lvlJc w:val="left"/>
+      <w:pPr>
+        <w:tabs>
+          <w:tab w:val="num" w:pos="6480"/>
+        </w:tabs>
+        <w:ind w:left="6480" w:hanging="360"/>
+      </w:pPr>
+    </w:lvl>
+  </w:abstractNum>
+  <w:abstractNum w:abstractNumId="8" w15:restartNumberingAfterBreak="0">
     <w:nsid w:val="35676AE2"/>
     <w:multiLevelType w:val="multilevel"/>
     <w:tmpl w:val="639603AA"/>
@@ -800,7 +6852,120 @@
       </w:rPr>
     </w:lvl>
   </w:abstractNum>
-  <w:abstractNum w:abstractNumId="5" w15:restartNumberingAfterBreak="0">
+  <w:abstractNum w:abstractNumId="9" w15:restartNumberingAfterBreak="0">
+    <w:nsid w:val="40577F97"/>
+    <w:multiLevelType w:val="multilevel"/>
+    <w:tmpl w:val="2FCE5C8C"/>
+    <w:lvl w:ilvl="0">
+      <w:start w:val="1"/>
+      <w:numFmt w:val="decimal"/>
+      <w:lvlText w:val="%1."/>
+      <w:lvlJc w:val="left"/>
+      <w:pPr>
+        <w:tabs>
+          <w:tab w:val="num" w:pos="720"/>
+        </w:tabs>
+        <w:ind w:left="720" w:hanging="360"/>
+      </w:pPr>
+    </w:lvl>
+    <w:lvl w:ilvl="1" w:tentative="1">
+      <w:start w:val="1"/>
+      <w:numFmt w:val="decimal"/>
+      <w:lvlText w:val="%2."/>
+      <w:lvlJc w:val="left"/>
+      <w:pPr>
+        <w:tabs>
+          <w:tab w:val="num" w:pos="1440"/>
+        </w:tabs>
+        <w:ind w:left="1440" w:hanging="360"/>
+      </w:pPr>
+    </w:lvl>
+    <w:lvl w:ilvl="2" w:tentative="1">
+      <w:start w:val="1"/>
+      <w:numFmt w:val="decimal"/>
+      <w:lvlText w:val="%3."/>
+      <w:lvlJc w:val="left"/>
+      <w:pPr>
+        <w:tabs>
+          <w:tab w:val="num" w:pos="2160"/>
+        </w:tabs>
+        <w:ind w:left="2160" w:hanging="360"/>
+      </w:pPr>
+    </w:lvl>
+    <w:lvl w:ilvl="3" w:tentative="1">
+      <w:start w:val="1"/>
+      <w:numFmt w:val="decimal"/>
+      <w:lvlText w:val="%4."/>
+      <w:lvlJc w:val="left"/>
+      <w:pPr>
+        <w:tabs>
+          <w:tab w:val="num" w:pos="2880"/>
+        </w:tabs>
+        <w:ind w:left="2880" w:hanging="360"/>
+      </w:pPr>
+    </w:lvl>
+    <w:lvl w:ilvl="4" w:tentative="1">
+      <w:start w:val="1"/>
+      <w:numFmt w:val="decimal"/>
+      <w:lvlText w:val="%5."/>
+      <w:lvlJc w:val="left"/>
+      <w:pPr>
+        <w:tabs>
+          <w:tab w:val="num" w:pos="3600"/>
+        </w:tabs>
+        <w:ind w:left="3600" w:hanging="360"/>
+      </w:pPr>
+    </w:lvl>
+    <w:lvl w:ilvl="5" w:tentative="1">
+      <w:start w:val="1"/>
+      <w:numFmt w:val="decimal"/>
+      <w:lvlText w:val="%6."/>
+      <w:lvlJc w:val="left"/>
+      <w:pPr>
+        <w:tabs>
+          <w:tab w:val="num" w:pos="4320"/>
+        </w:tabs>
+        <w:ind w:left="4320" w:hanging="360"/>
+      </w:pPr>
+    </w:lvl>
+    <w:lvl w:ilvl="6" w:tentative="1">
+      <w:start w:val="1"/>
+      <w:numFmt w:val="decimal"/>
+      <w:lvlText w:val="%7."/>
+      <w:lvlJc w:val="left"/>
+      <w:pPr>
+        <w:tabs>
+          <w:tab w:val="num" w:pos="5040"/>
+        </w:tabs>
+        <w:ind w:left="5040" w:hanging="360"/>
+      </w:pPr>
+    </w:lvl>
+    <w:lvl w:ilvl="7" w:tentative="1">
+      <w:start w:val="1"/>
+      <w:numFmt w:val="decimal"/>
+      <w:lvlText w:val="%8."/>
+      <w:lvlJc w:val="left"/>
+      <w:pPr>
+        <w:tabs>
+          <w:tab w:val="num" w:pos="5760"/>
+        </w:tabs>
+        <w:ind w:left="5760" w:hanging="360"/>
+      </w:pPr>
+    </w:lvl>
+    <w:lvl w:ilvl="8" w:tentative="1">
+      <w:start w:val="1"/>
+      <w:numFmt w:val="decimal"/>
+      <w:lvlText w:val="%9."/>
+      <w:lvlJc w:val="left"/>
+      <w:pPr>
+        <w:tabs>
+          <w:tab w:val="num" w:pos="6480"/>
+        </w:tabs>
+        <w:ind w:left="6480" w:hanging="360"/>
+      </w:pPr>
+    </w:lvl>
+  </w:abstractNum>
+  <w:abstractNum w:abstractNumId="10" w15:restartNumberingAfterBreak="0">
     <w:nsid w:val="444141B5"/>
     <w:multiLevelType w:val="multilevel"/>
     <w:tmpl w:val="FB3A66EA"/>
@@ -940,7 +7105,269 @@
       </w:rPr>
     </w:lvl>
   </w:abstractNum>
-  <w:abstractNum w:abstractNumId="6" w15:restartNumberingAfterBreak="0">
+  <w:abstractNum w:abstractNumId="11" w15:restartNumberingAfterBreak="0">
+    <w:nsid w:val="4713724F"/>
+    <w:multiLevelType w:val="multilevel"/>
+    <w:tmpl w:val="2AD0B590"/>
+    <w:lvl w:ilvl="0">
+      <w:start w:val="1"/>
+      <w:numFmt w:val="decimal"/>
+      <w:lvlText w:val="%1."/>
+      <w:lvlJc w:val="left"/>
+      <w:pPr>
+        <w:tabs>
+          <w:tab w:val="num" w:pos="720"/>
+        </w:tabs>
+        <w:ind w:left="720" w:hanging="360"/>
+      </w:pPr>
+    </w:lvl>
+    <w:lvl w:ilvl="1" w:tentative="1">
+      <w:start w:val="1"/>
+      <w:numFmt w:val="decimal"/>
+      <w:lvlText w:val="%2."/>
+      <w:lvlJc w:val="left"/>
+      <w:pPr>
+        <w:tabs>
+          <w:tab w:val="num" w:pos="1440"/>
+        </w:tabs>
+        <w:ind w:left="1440" w:hanging="360"/>
+      </w:pPr>
+    </w:lvl>
+    <w:lvl w:ilvl="2" w:tentative="1">
+      <w:start w:val="1"/>
+      <w:numFmt w:val="decimal"/>
+      <w:lvlText w:val="%3."/>
+      <w:lvlJc w:val="left"/>
+      <w:pPr>
+        <w:tabs>
+          <w:tab w:val="num" w:pos="2160"/>
+        </w:tabs>
+        <w:ind w:left="2160" w:hanging="360"/>
+      </w:pPr>
+    </w:lvl>
+    <w:lvl w:ilvl="3" w:tentative="1">
+      <w:start w:val="1"/>
+      <w:numFmt w:val="decimal"/>
+      <w:lvlText w:val="%4."/>
+      <w:lvlJc w:val="left"/>
+      <w:pPr>
+        <w:tabs>
+          <w:tab w:val="num" w:pos="2880"/>
+        </w:tabs>
+        <w:ind w:left="2880" w:hanging="360"/>
+      </w:pPr>
+    </w:lvl>
+    <w:lvl w:ilvl="4" w:tentative="1">
+      <w:start w:val="1"/>
+      <w:numFmt w:val="decimal"/>
+      <w:lvlText w:val="%5."/>
+      <w:lvlJc w:val="left"/>
+      <w:pPr>
+        <w:tabs>
+          <w:tab w:val="num" w:pos="3600"/>
+        </w:tabs>
+        <w:ind w:left="3600" w:hanging="360"/>
+      </w:pPr>
+    </w:lvl>
+    <w:lvl w:ilvl="5" w:tentative="1">
+      <w:start w:val="1"/>
+      <w:numFmt w:val="decimal"/>
+      <w:lvlText w:val="%6."/>
+      <w:lvlJc w:val="left"/>
+      <w:pPr>
+        <w:tabs>
+          <w:tab w:val="num" w:pos="4320"/>
+        </w:tabs>
+        <w:ind w:left="4320" w:hanging="360"/>
+      </w:pPr>
+    </w:lvl>
+    <w:lvl w:ilvl="6" w:tentative="1">
+      <w:start w:val="1"/>
+      <w:numFmt w:val="decimal"/>
+      <w:lvlText w:val="%7."/>
+      <w:lvlJc w:val="left"/>
+      <w:pPr>
+        <w:tabs>
+          <w:tab w:val="num" w:pos="5040"/>
+        </w:tabs>
+        <w:ind w:left="5040" w:hanging="360"/>
+      </w:pPr>
+    </w:lvl>
+    <w:lvl w:ilvl="7" w:tentative="1">
+      <w:start w:val="1"/>
+      <w:numFmt w:val="decimal"/>
+      <w:lvlText w:val="%8."/>
+      <w:lvlJc w:val="left"/>
+      <w:pPr>
+        <w:tabs>
+          <w:tab w:val="num" w:pos="5760"/>
+        </w:tabs>
+        <w:ind w:left="5760" w:hanging="360"/>
+      </w:pPr>
+    </w:lvl>
+    <w:lvl w:ilvl="8" w:tentative="1">
+      <w:start w:val="1"/>
+      <w:numFmt w:val="decimal"/>
+      <w:lvlText w:val="%9."/>
+      <w:lvlJc w:val="left"/>
+      <w:pPr>
+        <w:tabs>
+          <w:tab w:val="num" w:pos="6480"/>
+        </w:tabs>
+        <w:ind w:left="6480" w:hanging="360"/>
+      </w:pPr>
+    </w:lvl>
+  </w:abstractNum>
+  <w:abstractNum w:abstractNumId="12" w15:restartNumberingAfterBreak="0">
+    <w:nsid w:val="4A0567CE"/>
+    <w:multiLevelType w:val="multilevel"/>
+    <w:tmpl w:val="28E40272"/>
+    <w:lvl w:ilvl="0">
+      <w:start w:val="1"/>
+      <w:numFmt w:val="bullet"/>
+      <w:lvlText w:val=""/>
+      <w:lvlJc w:val="left"/>
+      <w:pPr>
+        <w:tabs>
+          <w:tab w:val="num" w:pos="720"/>
+        </w:tabs>
+        <w:ind w:left="720" w:hanging="360"/>
+      </w:pPr>
+      <w:rPr>
+        <w:rFonts w:ascii="Symbol" w:hAnsi="Symbol" w:hint="default"/>
+        <w:sz w:val="20"/>
+      </w:rPr>
+    </w:lvl>
+    <w:lvl w:ilvl="1" w:tentative="1">
+      <w:start w:val="1"/>
+      <w:numFmt w:val="bullet"/>
+      <w:lvlText w:val="o"/>
+      <w:lvlJc w:val="left"/>
+      <w:pPr>
+        <w:tabs>
+          <w:tab w:val="num" w:pos="1440"/>
+        </w:tabs>
+        <w:ind w:left="1440" w:hanging="360"/>
+      </w:pPr>
+      <w:rPr>
+        <w:rFonts w:ascii="Courier New" w:hAnsi="Courier New" w:hint="default"/>
+        <w:sz w:val="20"/>
+      </w:rPr>
+    </w:lvl>
+    <w:lvl w:ilvl="2" w:tentative="1">
+      <w:start w:val="1"/>
+      <w:numFmt w:val="bullet"/>
+      <w:lvlText w:val=""/>
+      <w:lvlJc w:val="left"/>
+      <w:pPr>
+        <w:tabs>
+          <w:tab w:val="num" w:pos="2160"/>
+        </w:tabs>
+        <w:ind w:left="2160" w:hanging="360"/>
+      </w:pPr>
+      <w:rPr>
+        <w:rFonts w:ascii="Wingdings" w:hAnsi="Wingdings" w:hint="default"/>
+        <w:sz w:val="20"/>
+      </w:rPr>
+    </w:lvl>
+    <w:lvl w:ilvl="3" w:tentative="1">
+      <w:start w:val="1"/>
+      <w:numFmt w:val="bullet"/>
+      <w:lvlText w:val=""/>
+      <w:lvlJc w:val="left"/>
+      <w:pPr>
+        <w:tabs>
+          <w:tab w:val="num" w:pos="2880"/>
+        </w:tabs>
+        <w:ind w:left="2880" w:hanging="360"/>
+      </w:pPr>
+      <w:rPr>
+        <w:rFonts w:ascii="Wingdings" w:hAnsi="Wingdings" w:hint="default"/>
+        <w:sz w:val="20"/>
+      </w:rPr>
+    </w:lvl>
+    <w:lvl w:ilvl="4" w:tentative="1">
+      <w:start w:val="1"/>
+      <w:numFmt w:val="bullet"/>
+      <w:lvlText w:val=""/>
+      <w:lvlJc w:val="left"/>
+      <w:pPr>
+        <w:tabs>
+          <w:tab w:val="num" w:pos="3600"/>
+        </w:tabs>
+        <w:ind w:left="3600" w:hanging="360"/>
+      </w:pPr>
+      <w:rPr>
+        <w:rFonts w:ascii="Wingdings" w:hAnsi="Wingdings" w:hint="default"/>
+        <w:sz w:val="20"/>
+      </w:rPr>
+    </w:lvl>
+    <w:lvl w:ilvl="5" w:tentative="1">
+      <w:start w:val="1"/>
+      <w:numFmt w:val="bullet"/>
+      <w:lvlText w:val=""/>
+      <w:lvlJc w:val="left"/>
+      <w:pPr>
+        <w:tabs>
+          <w:tab w:val="num" w:pos="4320"/>
+        </w:tabs>
+        <w:ind w:left="4320" w:hanging="360"/>
+      </w:pPr>
+      <w:rPr>
+        <w:rFonts w:ascii="Wingdings" w:hAnsi="Wingdings" w:hint="default"/>
+        <w:sz w:val="20"/>
+      </w:rPr>
+    </w:lvl>
+    <w:lvl w:ilvl="6" w:tentative="1">
+      <w:start w:val="1"/>
+      <w:numFmt w:val="bullet"/>
+      <w:lvlText w:val=""/>
+      <w:lvlJc w:val="left"/>
+      <w:pPr>
+        <w:tabs>
+          <w:tab w:val="num" w:pos="5040"/>
+        </w:tabs>
+        <w:ind w:left="5040" w:hanging="360"/>
+      </w:pPr>
+      <w:rPr>
+        <w:rFonts w:ascii="Wingdings" w:hAnsi="Wingdings" w:hint="default"/>
+        <w:sz w:val="20"/>
+      </w:rPr>
+    </w:lvl>
+    <w:lvl w:ilvl="7" w:tentative="1">
+      <w:start w:val="1"/>
+      <w:numFmt w:val="bullet"/>
+      <w:lvlText w:val=""/>
+      <w:lvlJc w:val="left"/>
+      <w:pPr>
+        <w:tabs>
+          <w:tab w:val="num" w:pos="5760"/>
+        </w:tabs>
+        <w:ind w:left="5760" w:hanging="360"/>
+      </w:pPr>
+      <w:rPr>
+        <w:rFonts w:ascii="Wingdings" w:hAnsi="Wingdings" w:hint="default"/>
+        <w:sz w:val="20"/>
+      </w:rPr>
+    </w:lvl>
+    <w:lvl w:ilvl="8" w:tentative="1">
+      <w:start w:val="1"/>
+      <w:numFmt w:val="bullet"/>
+      <w:lvlText w:val=""/>
+      <w:lvlJc w:val="left"/>
+      <w:pPr>
+        <w:tabs>
+          <w:tab w:val="num" w:pos="6480"/>
+        </w:tabs>
+        <w:ind w:left="6480" w:hanging="360"/>
+      </w:pPr>
+      <w:rPr>
+        <w:rFonts w:ascii="Wingdings" w:hAnsi="Wingdings" w:hint="default"/>
+        <w:sz w:val="20"/>
+      </w:rPr>
+    </w:lvl>
+  </w:abstractNum>
+  <w:abstractNum w:abstractNumId="13" w15:restartNumberingAfterBreak="0">
     <w:nsid w:val="4CE82F43"/>
     <w:multiLevelType w:val="hybridMultilevel"/>
     <w:tmpl w:val="A0F08892"/>
@@ -1026,7 +7453,269 @@
       </w:pPr>
     </w:lvl>
   </w:abstractNum>
-  <w:abstractNum w:abstractNumId="7" w15:restartNumberingAfterBreak="0">
+  <w:abstractNum w:abstractNumId="14" w15:restartNumberingAfterBreak="0">
+    <w:nsid w:val="50480FDF"/>
+    <w:multiLevelType w:val="multilevel"/>
+    <w:tmpl w:val="2404F48A"/>
+    <w:lvl w:ilvl="0">
+      <w:start w:val="1"/>
+      <w:numFmt w:val="decimal"/>
+      <w:lvlText w:val="%1."/>
+      <w:lvlJc w:val="left"/>
+      <w:pPr>
+        <w:tabs>
+          <w:tab w:val="num" w:pos="720"/>
+        </w:tabs>
+        <w:ind w:left="720" w:hanging="360"/>
+      </w:pPr>
+    </w:lvl>
+    <w:lvl w:ilvl="1" w:tentative="1">
+      <w:start w:val="1"/>
+      <w:numFmt w:val="decimal"/>
+      <w:lvlText w:val="%2."/>
+      <w:lvlJc w:val="left"/>
+      <w:pPr>
+        <w:tabs>
+          <w:tab w:val="num" w:pos="1440"/>
+        </w:tabs>
+        <w:ind w:left="1440" w:hanging="360"/>
+      </w:pPr>
+    </w:lvl>
+    <w:lvl w:ilvl="2" w:tentative="1">
+      <w:start w:val="1"/>
+      <w:numFmt w:val="decimal"/>
+      <w:lvlText w:val="%3."/>
+      <w:lvlJc w:val="left"/>
+      <w:pPr>
+        <w:tabs>
+          <w:tab w:val="num" w:pos="2160"/>
+        </w:tabs>
+        <w:ind w:left="2160" w:hanging="360"/>
+      </w:pPr>
+    </w:lvl>
+    <w:lvl w:ilvl="3" w:tentative="1">
+      <w:start w:val="1"/>
+      <w:numFmt w:val="decimal"/>
+      <w:lvlText w:val="%4."/>
+      <w:lvlJc w:val="left"/>
+      <w:pPr>
+        <w:tabs>
+          <w:tab w:val="num" w:pos="2880"/>
+        </w:tabs>
+        <w:ind w:left="2880" w:hanging="360"/>
+      </w:pPr>
+    </w:lvl>
+    <w:lvl w:ilvl="4" w:tentative="1">
+      <w:start w:val="1"/>
+      <w:numFmt w:val="decimal"/>
+      <w:lvlText w:val="%5."/>
+      <w:lvlJc w:val="left"/>
+      <w:pPr>
+        <w:tabs>
+          <w:tab w:val="num" w:pos="3600"/>
+        </w:tabs>
+        <w:ind w:left="3600" w:hanging="360"/>
+      </w:pPr>
+    </w:lvl>
+    <w:lvl w:ilvl="5" w:tentative="1">
+      <w:start w:val="1"/>
+      <w:numFmt w:val="decimal"/>
+      <w:lvlText w:val="%6."/>
+      <w:lvlJc w:val="left"/>
+      <w:pPr>
+        <w:tabs>
+          <w:tab w:val="num" w:pos="4320"/>
+        </w:tabs>
+        <w:ind w:left="4320" w:hanging="360"/>
+      </w:pPr>
+    </w:lvl>
+    <w:lvl w:ilvl="6" w:tentative="1">
+      <w:start w:val="1"/>
+      <w:numFmt w:val="decimal"/>
+      <w:lvlText w:val="%7."/>
+      <w:lvlJc w:val="left"/>
+      <w:pPr>
+        <w:tabs>
+          <w:tab w:val="num" w:pos="5040"/>
+        </w:tabs>
+        <w:ind w:left="5040" w:hanging="360"/>
+      </w:pPr>
+    </w:lvl>
+    <w:lvl w:ilvl="7" w:tentative="1">
+      <w:start w:val="1"/>
+      <w:numFmt w:val="decimal"/>
+      <w:lvlText w:val="%8."/>
+      <w:lvlJc w:val="left"/>
+      <w:pPr>
+        <w:tabs>
+          <w:tab w:val="num" w:pos="5760"/>
+        </w:tabs>
+        <w:ind w:left="5760" w:hanging="360"/>
+      </w:pPr>
+    </w:lvl>
+    <w:lvl w:ilvl="8" w:tentative="1">
+      <w:start w:val="1"/>
+      <w:numFmt w:val="decimal"/>
+      <w:lvlText w:val="%9."/>
+      <w:lvlJc w:val="left"/>
+      <w:pPr>
+        <w:tabs>
+          <w:tab w:val="num" w:pos="6480"/>
+        </w:tabs>
+        <w:ind w:left="6480" w:hanging="360"/>
+      </w:pPr>
+    </w:lvl>
+  </w:abstractNum>
+  <w:abstractNum w:abstractNumId="15" w15:restartNumberingAfterBreak="0">
+    <w:nsid w:val="51A43F10"/>
+    <w:multiLevelType w:val="multilevel"/>
+    <w:tmpl w:val="2F1CC0FA"/>
+    <w:lvl w:ilvl="0">
+      <w:start w:val="1"/>
+      <w:numFmt w:val="bullet"/>
+      <w:lvlText w:val=""/>
+      <w:lvlJc w:val="left"/>
+      <w:pPr>
+        <w:tabs>
+          <w:tab w:val="num" w:pos="720"/>
+        </w:tabs>
+        <w:ind w:left="720" w:hanging="360"/>
+      </w:pPr>
+      <w:rPr>
+        <w:rFonts w:ascii="Symbol" w:hAnsi="Symbol" w:hint="default"/>
+        <w:sz w:val="20"/>
+      </w:rPr>
+    </w:lvl>
+    <w:lvl w:ilvl="1" w:tentative="1">
+      <w:start w:val="1"/>
+      <w:numFmt w:val="bullet"/>
+      <w:lvlText w:val="o"/>
+      <w:lvlJc w:val="left"/>
+      <w:pPr>
+        <w:tabs>
+          <w:tab w:val="num" w:pos="1440"/>
+        </w:tabs>
+        <w:ind w:left="1440" w:hanging="360"/>
+      </w:pPr>
+      <w:rPr>
+        <w:rFonts w:ascii="Courier New" w:hAnsi="Courier New" w:hint="default"/>
+        <w:sz w:val="20"/>
+      </w:rPr>
+    </w:lvl>
+    <w:lvl w:ilvl="2" w:tentative="1">
+      <w:start w:val="1"/>
+      <w:numFmt w:val="bullet"/>
+      <w:lvlText w:val=""/>
+      <w:lvlJc w:val="left"/>
+      <w:pPr>
+        <w:tabs>
+          <w:tab w:val="num" w:pos="2160"/>
+        </w:tabs>
+        <w:ind w:left="2160" w:hanging="360"/>
+      </w:pPr>
+      <w:rPr>
+        <w:rFonts w:ascii="Wingdings" w:hAnsi="Wingdings" w:hint="default"/>
+        <w:sz w:val="20"/>
+      </w:rPr>
+    </w:lvl>
+    <w:lvl w:ilvl="3" w:tentative="1">
+      <w:start w:val="1"/>
+      <w:numFmt w:val="bullet"/>
+      <w:lvlText w:val=""/>
+      <w:lvlJc w:val="left"/>
+      <w:pPr>
+        <w:tabs>
+          <w:tab w:val="num" w:pos="2880"/>
+        </w:tabs>
+        <w:ind w:left="2880" w:hanging="360"/>
+      </w:pPr>
+      <w:rPr>
+        <w:rFonts w:ascii="Wingdings" w:hAnsi="Wingdings" w:hint="default"/>
+        <w:sz w:val="20"/>
+      </w:rPr>
+    </w:lvl>
+    <w:lvl w:ilvl="4" w:tentative="1">
+      <w:start w:val="1"/>
+      <w:numFmt w:val="bullet"/>
+      <w:lvlText w:val=""/>
+      <w:lvlJc w:val="left"/>
+      <w:pPr>
+        <w:tabs>
+          <w:tab w:val="num" w:pos="3600"/>
+        </w:tabs>
+        <w:ind w:left="3600" w:hanging="360"/>
+      </w:pPr>
+      <w:rPr>
+        <w:rFonts w:ascii="Wingdings" w:hAnsi="Wingdings" w:hint="default"/>
+        <w:sz w:val="20"/>
+      </w:rPr>
+    </w:lvl>
+    <w:lvl w:ilvl="5" w:tentative="1">
+      <w:start w:val="1"/>
+      <w:numFmt w:val="bullet"/>
+      <w:lvlText w:val=""/>
+      <w:lvlJc w:val="left"/>
+      <w:pPr>
+        <w:tabs>
+          <w:tab w:val="num" w:pos="4320"/>
+        </w:tabs>
+        <w:ind w:left="4320" w:hanging="360"/>
+      </w:pPr>
+      <w:rPr>
+        <w:rFonts w:ascii="Wingdings" w:hAnsi="Wingdings" w:hint="default"/>
+        <w:sz w:val="20"/>
+      </w:rPr>
+    </w:lvl>
+    <w:lvl w:ilvl="6" w:tentative="1">
+      <w:start w:val="1"/>
+      <w:numFmt w:val="bullet"/>
+      <w:lvlText w:val=""/>
+      <w:lvlJc w:val="left"/>
+      <w:pPr>
+        <w:tabs>
+          <w:tab w:val="num" w:pos="5040"/>
+        </w:tabs>
+        <w:ind w:left="5040" w:hanging="360"/>
+      </w:pPr>
+      <w:rPr>
+        <w:rFonts w:ascii="Wingdings" w:hAnsi="Wingdings" w:hint="default"/>
+        <w:sz w:val="20"/>
+      </w:rPr>
+    </w:lvl>
+    <w:lvl w:ilvl="7" w:tentative="1">
+      <w:start w:val="1"/>
+      <w:numFmt w:val="bullet"/>
+      <w:lvlText w:val=""/>
+      <w:lvlJc w:val="left"/>
+      <w:pPr>
+        <w:tabs>
+          <w:tab w:val="num" w:pos="5760"/>
+        </w:tabs>
+        <w:ind w:left="5760" w:hanging="360"/>
+      </w:pPr>
+      <w:rPr>
+        <w:rFonts w:ascii="Wingdings" w:hAnsi="Wingdings" w:hint="default"/>
+        <w:sz w:val="20"/>
+      </w:rPr>
+    </w:lvl>
+    <w:lvl w:ilvl="8" w:tentative="1">
+      <w:start w:val="1"/>
+      <w:numFmt w:val="bullet"/>
+      <w:lvlText w:val=""/>
+      <w:lvlJc w:val="left"/>
+      <w:pPr>
+        <w:tabs>
+          <w:tab w:val="num" w:pos="6480"/>
+        </w:tabs>
+        <w:ind w:left="6480" w:hanging="360"/>
+      </w:pPr>
+      <w:rPr>
+        <w:rFonts w:ascii="Wingdings" w:hAnsi="Wingdings" w:hint="default"/>
+        <w:sz w:val="20"/>
+      </w:rPr>
+    </w:lvl>
+  </w:abstractNum>
+  <w:abstractNum w:abstractNumId="16" w15:restartNumberingAfterBreak="0">
     <w:nsid w:val="551830B1"/>
     <w:multiLevelType w:val="multilevel"/>
     <w:tmpl w:val="76F06F46"/>
@@ -1166,7 +7855,156 @@
       </w:rPr>
     </w:lvl>
   </w:abstractNum>
-  <w:abstractNum w:abstractNumId="8" w15:restartNumberingAfterBreak="0">
+  <w:abstractNum w:abstractNumId="17" w15:restartNumberingAfterBreak="0">
+    <w:nsid w:val="604D224C"/>
+    <w:multiLevelType w:val="multilevel"/>
+    <w:tmpl w:val="02BC632A"/>
+    <w:lvl w:ilvl="0">
+      <w:start w:val="1"/>
+      <w:numFmt w:val="bullet"/>
+      <w:lvlText w:val=""/>
+      <w:lvlJc w:val="left"/>
+      <w:pPr>
+        <w:tabs>
+          <w:tab w:val="num" w:pos="720"/>
+        </w:tabs>
+        <w:ind w:left="720" w:hanging="360"/>
+      </w:pPr>
+      <w:rPr>
+        <w:rFonts w:ascii="Symbol" w:hAnsi="Symbol" w:hint="default"/>
+        <w:sz w:val="20"/>
+      </w:rPr>
+    </w:lvl>
+    <w:lvl w:ilvl="1" w:tentative="1">
+      <w:start w:val="1"/>
+      <w:numFmt w:val="bullet"/>
+      <w:lvlText w:val="o"/>
+      <w:lvlJc w:val="left"/>
+      <w:pPr>
+        <w:tabs>
+          <w:tab w:val="num" w:pos="1440"/>
+        </w:tabs>
+        <w:ind w:left="1440" w:hanging="360"/>
+      </w:pPr>
+      <w:rPr>
+        <w:rFonts w:ascii="Courier New" w:hAnsi="Courier New" w:hint="default"/>
+        <w:sz w:val="20"/>
+      </w:rPr>
+    </w:lvl>
+    <w:lvl w:ilvl="2" w:tentative="1">
+      <w:start w:val="1"/>
+      <w:numFmt w:val="bullet"/>
+      <w:lvlText w:val=""/>
+      <w:lvlJc w:val="left"/>
+      <w:pPr>
+        <w:tabs>
+          <w:tab w:val="num" w:pos="2160"/>
+        </w:tabs>
+        <w:ind w:left="2160" w:hanging="360"/>
+      </w:pPr>
+      <w:rPr>
+        <w:rFonts w:ascii="Wingdings" w:hAnsi="Wingdings" w:hint="default"/>
+        <w:sz w:val="20"/>
+      </w:rPr>
+    </w:lvl>
+    <w:lvl w:ilvl="3" w:tentative="1">
+      <w:start w:val="1"/>
+      <w:numFmt w:val="bullet"/>
+      <w:lvlText w:val=""/>
+      <w:lvlJc w:val="left"/>
+      <w:pPr>
+        <w:tabs>
+          <w:tab w:val="num" w:pos="2880"/>
+        </w:tabs>
+        <w:ind w:left="2880" w:hanging="360"/>
+      </w:pPr>
+      <w:rPr>
+        <w:rFonts w:ascii="Wingdings" w:hAnsi="Wingdings" w:hint="default"/>
+        <w:sz w:val="20"/>
+      </w:rPr>
+    </w:lvl>
+    <w:lvl w:ilvl="4" w:tentative="1">
+      <w:start w:val="1"/>
+      <w:numFmt w:val="bullet"/>
+      <w:lvlText w:val=""/>
+      <w:lvlJc w:val="left"/>
+      <w:pPr>
+        <w:tabs>
+          <w:tab w:val="num" w:pos="3600"/>
+        </w:tabs>
+        <w:ind w:left="3600" w:hanging="360"/>
+      </w:pPr>
+      <w:rPr>
+        <w:rFonts w:ascii="Wingdings" w:hAnsi="Wingdings" w:hint="default"/>
+        <w:sz w:val="20"/>
+      </w:rPr>
+    </w:lvl>
+    <w:lvl w:ilvl="5" w:tentative="1">
+      <w:start w:val="1"/>
+      <w:numFmt w:val="bullet"/>
+      <w:lvlText w:val=""/>
+      <w:lvlJc w:val="left"/>
+      <w:pPr>
+        <w:tabs>
+          <w:tab w:val="num" w:pos="4320"/>
+        </w:tabs>
+        <w:ind w:left="4320" w:hanging="360"/>
+      </w:pPr>
+      <w:rPr>
+        <w:rFonts w:ascii="Wingdings" w:hAnsi="Wingdings" w:hint="default"/>
+        <w:sz w:val="20"/>
+      </w:rPr>
+    </w:lvl>
+    <w:lvl w:ilvl="6" w:tentative="1">
+      <w:start w:val="1"/>
+      <w:numFmt w:val="bullet"/>
+      <w:lvlText w:val=""/>
+      <w:lvlJc w:val="left"/>
+      <w:pPr>
+        <w:tabs>
+          <w:tab w:val="num" w:pos="5040"/>
+        </w:tabs>
+        <w:ind w:left="5040" w:hanging="360"/>
+      </w:pPr>
+      <w:rPr>
+        <w:rFonts w:ascii="Wingdings" w:hAnsi="Wingdings" w:hint="default"/>
+        <w:sz w:val="20"/>
+      </w:rPr>
+    </w:lvl>
+    <w:lvl w:ilvl="7" w:tentative="1">
+      <w:start w:val="1"/>
+      <w:numFmt w:val="bullet"/>
+      <w:lvlText w:val=""/>
+      <w:lvlJc w:val="left"/>
+      <w:pPr>
+        <w:tabs>
+          <w:tab w:val="num" w:pos="5760"/>
+        </w:tabs>
+        <w:ind w:left="5760" w:hanging="360"/>
+      </w:pPr>
+      <w:rPr>
+        <w:rFonts w:ascii="Wingdings" w:hAnsi="Wingdings" w:hint="default"/>
+        <w:sz w:val="20"/>
+      </w:rPr>
+    </w:lvl>
+    <w:lvl w:ilvl="8" w:tentative="1">
+      <w:start w:val="1"/>
+      <w:numFmt w:val="bullet"/>
+      <w:lvlText w:val=""/>
+      <w:lvlJc w:val="left"/>
+      <w:pPr>
+        <w:tabs>
+          <w:tab w:val="num" w:pos="6480"/>
+        </w:tabs>
+        <w:ind w:left="6480" w:hanging="360"/>
+      </w:pPr>
+      <w:rPr>
+        <w:rFonts w:ascii="Wingdings" w:hAnsi="Wingdings" w:hint="default"/>
+        <w:sz w:val="20"/>
+      </w:rPr>
+    </w:lvl>
+  </w:abstractNum>
+  <w:abstractNum w:abstractNumId="18" w15:restartNumberingAfterBreak="0">
     <w:nsid w:val="65B3558A"/>
     <w:multiLevelType w:val="hybridMultilevel"/>
     <w:tmpl w:val="3FE0D424"/>
@@ -1255,7 +8093,7 @@
       </w:pPr>
     </w:lvl>
   </w:abstractNum>
-  <w:abstractNum w:abstractNumId="9" w15:restartNumberingAfterBreak="0">
+  <w:abstractNum w:abstractNumId="19" w15:restartNumberingAfterBreak="0">
     <w:nsid w:val="747D2074"/>
     <w:multiLevelType w:val="multilevel"/>
     <w:tmpl w:val="8F4C00B6"/>
@@ -1395,7 +8233,156 @@
       </w:rPr>
     </w:lvl>
   </w:abstractNum>
-  <w:abstractNum w:abstractNumId="10" w15:restartNumberingAfterBreak="0">
+  <w:abstractNum w:abstractNumId="20" w15:restartNumberingAfterBreak="0">
+    <w:nsid w:val="7ADB6824"/>
+    <w:multiLevelType w:val="multilevel"/>
+    <w:tmpl w:val="EE001378"/>
+    <w:lvl w:ilvl="0">
+      <w:start w:val="1"/>
+      <w:numFmt w:val="bullet"/>
+      <w:lvlText w:val=""/>
+      <w:lvlJc w:val="left"/>
+      <w:pPr>
+        <w:tabs>
+          <w:tab w:val="num" w:pos="720"/>
+        </w:tabs>
+        <w:ind w:left="720" w:hanging="360"/>
+      </w:pPr>
+      <w:rPr>
+        <w:rFonts w:ascii="Symbol" w:hAnsi="Symbol" w:hint="default"/>
+        <w:sz w:val="20"/>
+      </w:rPr>
+    </w:lvl>
+    <w:lvl w:ilvl="1" w:tentative="1">
+      <w:start w:val="1"/>
+      <w:numFmt w:val="bullet"/>
+      <w:lvlText w:val="o"/>
+      <w:lvlJc w:val="left"/>
+      <w:pPr>
+        <w:tabs>
+          <w:tab w:val="num" w:pos="1440"/>
+        </w:tabs>
+        <w:ind w:left="1440" w:hanging="360"/>
+      </w:pPr>
+      <w:rPr>
+        <w:rFonts w:ascii="Courier New" w:hAnsi="Courier New" w:hint="default"/>
+        <w:sz w:val="20"/>
+      </w:rPr>
+    </w:lvl>
+    <w:lvl w:ilvl="2" w:tentative="1">
+      <w:start w:val="1"/>
+      <w:numFmt w:val="bullet"/>
+      <w:lvlText w:val=""/>
+      <w:lvlJc w:val="left"/>
+      <w:pPr>
+        <w:tabs>
+          <w:tab w:val="num" w:pos="2160"/>
+        </w:tabs>
+        <w:ind w:left="2160" w:hanging="360"/>
+      </w:pPr>
+      <w:rPr>
+        <w:rFonts w:ascii="Wingdings" w:hAnsi="Wingdings" w:hint="default"/>
+        <w:sz w:val="20"/>
+      </w:rPr>
+    </w:lvl>
+    <w:lvl w:ilvl="3" w:tentative="1">
+      <w:start w:val="1"/>
+      <w:numFmt w:val="bullet"/>
+      <w:lvlText w:val=""/>
+      <w:lvlJc w:val="left"/>
+      <w:pPr>
+        <w:tabs>
+          <w:tab w:val="num" w:pos="2880"/>
+        </w:tabs>
+        <w:ind w:left="2880" w:hanging="360"/>
+      </w:pPr>
+      <w:rPr>
+        <w:rFonts w:ascii="Wingdings" w:hAnsi="Wingdings" w:hint="default"/>
+        <w:sz w:val="20"/>
+      </w:rPr>
+    </w:lvl>
+    <w:lvl w:ilvl="4" w:tentative="1">
+      <w:start w:val="1"/>
+      <w:numFmt w:val="bullet"/>
+      <w:lvlText w:val=""/>
+      <w:lvlJc w:val="left"/>
+      <w:pPr>
+        <w:tabs>
+          <w:tab w:val="num" w:pos="3600"/>
+        </w:tabs>
+        <w:ind w:left="3600" w:hanging="360"/>
+      </w:pPr>
+      <w:rPr>
+        <w:rFonts w:ascii="Wingdings" w:hAnsi="Wingdings" w:hint="default"/>
+        <w:sz w:val="20"/>
+      </w:rPr>
+    </w:lvl>
+    <w:lvl w:ilvl="5" w:tentative="1">
+      <w:start w:val="1"/>
+      <w:numFmt w:val="bullet"/>
+      <w:lvlText w:val=""/>
+      <w:lvlJc w:val="left"/>
+      <w:pPr>
+        <w:tabs>
+          <w:tab w:val="num" w:pos="4320"/>
+        </w:tabs>
+        <w:ind w:left="4320" w:hanging="360"/>
+      </w:pPr>
+      <w:rPr>
+        <w:rFonts w:ascii="Wingdings" w:hAnsi="Wingdings" w:hint="default"/>
+        <w:sz w:val="20"/>
+      </w:rPr>
+    </w:lvl>
+    <w:lvl w:ilvl="6" w:tentative="1">
+      <w:start w:val="1"/>
+      <w:numFmt w:val="bullet"/>
+      <w:lvlText w:val=""/>
+      <w:lvlJc w:val="left"/>
+      <w:pPr>
+        <w:tabs>
+          <w:tab w:val="num" w:pos="5040"/>
+        </w:tabs>
+        <w:ind w:left="5040" w:hanging="360"/>
+      </w:pPr>
+      <w:rPr>
+        <w:rFonts w:ascii="Wingdings" w:hAnsi="Wingdings" w:hint="default"/>
+        <w:sz w:val="20"/>
+      </w:rPr>
+    </w:lvl>
+    <w:lvl w:ilvl="7" w:tentative="1">
+      <w:start w:val="1"/>
+      <w:numFmt w:val="bullet"/>
+      <w:lvlText w:val=""/>
+      <w:lvlJc w:val="left"/>
+      <w:pPr>
+        <w:tabs>
+          <w:tab w:val="num" w:pos="5760"/>
+        </w:tabs>
+        <w:ind w:left="5760" w:hanging="360"/>
+      </w:pPr>
+      <w:rPr>
+        <w:rFonts w:ascii="Wingdings" w:hAnsi="Wingdings" w:hint="default"/>
+        <w:sz w:val="20"/>
+      </w:rPr>
+    </w:lvl>
+    <w:lvl w:ilvl="8" w:tentative="1">
+      <w:start w:val="1"/>
+      <w:numFmt w:val="bullet"/>
+      <w:lvlText w:val=""/>
+      <w:lvlJc w:val="left"/>
+      <w:pPr>
+        <w:tabs>
+          <w:tab w:val="num" w:pos="6480"/>
+        </w:tabs>
+        <w:ind w:left="6480" w:hanging="360"/>
+      </w:pPr>
+      <w:rPr>
+        <w:rFonts w:ascii="Wingdings" w:hAnsi="Wingdings" w:hint="default"/>
+        <w:sz w:val="20"/>
+      </w:rPr>
+    </w:lvl>
+  </w:abstractNum>
+  <w:abstractNum w:abstractNumId="21" w15:restartNumberingAfterBreak="0">
     <w:nsid w:val="7C3718DF"/>
     <w:multiLevelType w:val="multilevel"/>
     <w:tmpl w:val="9684BC28"/>
@@ -1535,7 +8522,7 @@
       </w:rPr>
     </w:lvl>
   </w:abstractNum>
-  <w:abstractNum w:abstractNumId="11" w15:restartNumberingAfterBreak="0">
+  <w:abstractNum w:abstractNumId="22" w15:restartNumberingAfterBreak="0">
     <w:nsid w:val="7DF45446"/>
     <w:multiLevelType w:val="hybridMultilevel"/>
     <w:tmpl w:val="7270C278"/>
@@ -1625,37 +8612,70 @@
     <w:abstractNumId w:val="0"/>
   </w:num>
   <w:num w:numId="2" w16cid:durableId="1186019531">
+    <w:abstractNumId w:val="6"/>
+  </w:num>
+  <w:num w:numId="3" w16cid:durableId="1895775503">
+    <w:abstractNumId w:val="5"/>
+  </w:num>
+  <w:num w:numId="4" w16cid:durableId="650335005">
+    <w:abstractNumId w:val="21"/>
+  </w:num>
+  <w:num w:numId="5" w16cid:durableId="1695954740">
+    <w:abstractNumId w:val="16"/>
+  </w:num>
+  <w:num w:numId="6" w16cid:durableId="2078238788">
+    <w:abstractNumId w:val="8"/>
+  </w:num>
+  <w:num w:numId="7" w16cid:durableId="485780586">
+    <w:abstractNumId w:val="19"/>
+  </w:num>
+  <w:num w:numId="8" w16cid:durableId="2042317461">
+    <w:abstractNumId w:val="10"/>
+  </w:num>
+  <w:num w:numId="9" w16cid:durableId="1192259208">
+    <w:abstractNumId w:val="13"/>
+  </w:num>
+  <w:num w:numId="10" w16cid:durableId="634914933">
+    <w:abstractNumId w:val="18"/>
+  </w:num>
+  <w:num w:numId="11" w16cid:durableId="642465573">
+    <w:abstractNumId w:val="22"/>
+  </w:num>
+  <w:num w:numId="12" w16cid:durableId="807016249">
     <w:abstractNumId w:val="3"/>
   </w:num>
-  <w:num w:numId="3" w16cid:durableId="1895775503">
+  <w:num w:numId="13" w16cid:durableId="1685129182">
+    <w:abstractNumId w:val="15"/>
+  </w:num>
+  <w:num w:numId="14" w16cid:durableId="1916428879">
+    <w:abstractNumId w:val="9"/>
+  </w:num>
+  <w:num w:numId="15" w16cid:durableId="477965523">
+    <w:abstractNumId w:val="12"/>
+  </w:num>
+  <w:num w:numId="16" w16cid:durableId="573785139">
+    <w:abstractNumId w:val="20"/>
+  </w:num>
+  <w:num w:numId="17" w16cid:durableId="353575294">
+    <w:abstractNumId w:val="7"/>
+  </w:num>
+  <w:num w:numId="18" w16cid:durableId="1523595426">
+    <w:abstractNumId w:val="17"/>
+  </w:num>
+  <w:num w:numId="19" w16cid:durableId="1472791428">
+    <w:abstractNumId w:val="1"/>
+  </w:num>
+  <w:num w:numId="20" w16cid:durableId="2147384756">
+    <w:abstractNumId w:val="11"/>
+  </w:num>
+  <w:num w:numId="21" w16cid:durableId="555430572">
+    <w:abstractNumId w:val="4"/>
+  </w:num>
+  <w:num w:numId="22" w16cid:durableId="1475491610">
     <w:abstractNumId w:val="2"/>
   </w:num>
-  <w:num w:numId="4" w16cid:durableId="650335005">
-    <w:abstractNumId w:val="10"/>
-  </w:num>
-  <w:num w:numId="5" w16cid:durableId="1695954740">
-    <w:abstractNumId w:val="7"/>
-  </w:num>
-  <w:num w:numId="6" w16cid:durableId="2078238788">
-    <w:abstractNumId w:val="4"/>
-  </w:num>
-  <w:num w:numId="7" w16cid:durableId="485780586">
-    <w:abstractNumId w:val="9"/>
-  </w:num>
-  <w:num w:numId="8" w16cid:durableId="2042317461">
-    <w:abstractNumId w:val="5"/>
-  </w:num>
-  <w:num w:numId="9" w16cid:durableId="1192259208">
-    <w:abstractNumId w:val="6"/>
-  </w:num>
-  <w:num w:numId="10" w16cid:durableId="634914933">
-    <w:abstractNumId w:val="8"/>
-  </w:num>
-  <w:num w:numId="11" w16cid:durableId="642465573">
-    <w:abstractNumId w:val="11"/>
-  </w:num>
-  <w:num w:numId="12" w16cid:durableId="807016249">
-    <w:abstractNumId w:val="1"/>
+  <w:num w:numId="23" w16cid:durableId="2123918603">
+    <w:abstractNumId w:val="14"/>
   </w:num>
 </w:numbering>
 </file>
@@ -1675,19 +8695,22 @@
     <w:lsdException w:name="Normal" w:qFormat="1"/>
     <w:lsdException w:name="heading 1" w:qFormat="1"/>
     <w:lsdException w:name="heading 2" w:qFormat="1"/>
-    <w:lsdException w:name="heading 3" w:qFormat="1"/>
-    <w:lsdException w:name="heading 4" w:qFormat="1"/>
-    <w:lsdException w:name="heading 5" w:semiHidden="1" w:unhideWhenUsed="1" w:qFormat="1"/>
-    <w:lsdException w:name="heading 6" w:semiHidden="1" w:unhideWhenUsed="1" w:qFormat="1"/>
+    <w:lsdException w:name="heading 3" w:uiPriority="9" w:qFormat="1"/>
+    <w:lsdException w:name="heading 4" w:uiPriority="9" w:qFormat="1"/>
+    <w:lsdException w:name="heading 5" w:semiHidden="1" w:uiPriority="9" w:unhideWhenUsed="1" w:qFormat="1"/>
+    <w:lsdException w:name="heading 6" w:semiHidden="1" w:uiPriority="9" w:unhideWhenUsed="1" w:qFormat="1"/>
     <w:lsdException w:name="heading 7" w:semiHidden="1" w:unhideWhenUsed="1" w:qFormat="1"/>
     <w:lsdException w:name="heading 8" w:semiHidden="1" w:unhideWhenUsed="1" w:qFormat="1"/>
     <w:lsdException w:name="heading 9" w:semiHidden="1" w:unhideWhenUsed="1" w:qFormat="1"/>
     <w:lsdException w:name="caption" w:semiHidden="1" w:unhideWhenUsed="1" w:qFormat="1"/>
     <w:lsdException w:name="Title" w:qFormat="1"/>
     <w:lsdException w:name="Subtitle" w:qFormat="1"/>
-    <w:lsdException w:name="Strong" w:qFormat="1"/>
-    <w:lsdException w:name="Emphasis" w:qFormat="1"/>
+    <w:lsdException w:name="Strong" w:uiPriority="22" w:qFormat="1"/>
+    <w:lsdException w:name="Emphasis" w:uiPriority="20" w:qFormat="1"/>
+    <w:lsdException w:name="Normal (Web)" w:uiPriority="99"/>
+    <w:lsdException w:name="HTML Code" w:uiPriority="99"/>
     <w:lsdException w:name="HTML Keyboard" w:semiHidden="1" w:unhideWhenUsed="1"/>
+    <w:lsdException w:name="HTML Preformatted" w:uiPriority="99"/>
     <w:lsdException w:name="Normal Table" w:semiHidden="1" w:unhideWhenUsed="1"/>
     <w:lsdException w:name="annotation subject" w:semiHidden="1" w:unhideWhenUsed="1"/>
     <w:lsdException w:name="No List" w:semiHidden="1" w:unhideWhenUsed="1"/>
@@ -2060,6 +9083,8 @@
     <w:name w:val="heading 3"/>
     <w:basedOn w:val="Normal"/>
     <w:next w:val="Normal"/>
+    <w:link w:val="Heading3Char"/>
+    <w:uiPriority w:val="9"/>
     <w:qFormat/>
     <w:pPr>
       <w:keepNext/>
@@ -2115,6 +9140,8 @@
     <w:name w:val="heading 4"/>
     <w:basedOn w:val="Normal"/>
     <w:next w:val="Normal"/>
+    <w:link w:val="Heading4Char"/>
+    <w:uiPriority w:val="9"/>
     <w:qFormat/>
     <w:pPr>
       <w:keepNext/>
@@ -2163,10 +9190,49 @@
       <w:outlineLvl w:val="3"/>
     </w:pPr>
   </w:style>
+  <w:style w:type="paragraph" w:styleId="Heading5">
+    <w:name w:val="heading 5"/>
+    <w:basedOn w:val="Normal"/>
+    <w:next w:val="Normal"/>
+    <w:link w:val="Heading5Char"/>
+    <w:uiPriority w:val="9"/>
+    <w:unhideWhenUsed/>
+    <w:qFormat/>
+    <w:rsid w:val="00633252"/>
+    <w:pPr>
+      <w:keepNext/>
+      <w:keepLines/>
+      <w:spacing w:before="40"/>
+      <w:outlineLvl w:val="4"/>
+    </w:pPr>
+    <w:rPr>
+      <w:rFonts w:asciiTheme="majorHAnsi" w:eastAsiaTheme="majorEastAsia" w:hAnsiTheme="majorHAnsi" w:cstheme="majorBidi"/>
+      <w:color w:val="2E74B5" w:themeColor="accent1" w:themeShade="BF"/>
+    </w:rPr>
+  </w:style>
+  <w:style w:type="paragraph" w:styleId="Heading6">
+    <w:name w:val="heading 6"/>
+    <w:basedOn w:val="Normal"/>
+    <w:next w:val="Normal"/>
+    <w:link w:val="Heading6Char"/>
+    <w:uiPriority w:val="9"/>
+    <w:unhideWhenUsed/>
+    <w:qFormat/>
+    <w:rsid w:val="00633252"/>
+    <w:pPr>
+      <w:keepNext/>
+      <w:keepLines/>
+      <w:spacing w:before="40"/>
+      <w:outlineLvl w:val="5"/>
+    </w:pPr>
+    <w:rPr>
+      <w:rFonts w:asciiTheme="majorHAnsi" w:eastAsiaTheme="majorEastAsia" w:hAnsiTheme="majorHAnsi" w:cstheme="majorBidi"/>
+      <w:color w:val="1F4D78" w:themeColor="accent1" w:themeShade="7F"/>
+    </w:rPr>
+  </w:style>
   <w:style w:type="character" w:default="1" w:styleId="DefaultParagraphFont">
     <w:name w:val="Default Paragraph Font"/>
     <w:uiPriority w:val="1"/>
-    <w:semiHidden/>
     <w:unhideWhenUsed/>
   </w:style>
   <w:style w:type="table" w:default="1" w:styleId="TableNormal">
@@ -2324,6 +9390,294 @@
       <w:ind w:left="720"/>
       <w:contextualSpacing/>
     </w:pPr>
+  </w:style>
+  <w:style w:type="character" w:customStyle="1" w:styleId="Heading5Char">
+    <w:name w:val="Heading 5 Char"/>
+    <w:basedOn w:val="DefaultParagraphFont"/>
+    <w:link w:val="Heading5"/>
+    <w:uiPriority w:val="9"/>
+    <w:rsid w:val="00633252"/>
+    <w:rPr>
+      <w:rFonts w:asciiTheme="majorHAnsi" w:eastAsiaTheme="majorEastAsia" w:hAnsiTheme="majorHAnsi" w:cstheme="majorBidi"/>
+      <w:color w:val="2E74B5" w:themeColor="accent1" w:themeShade="BF"/>
+      <w:sz w:val="24"/>
+    </w:rPr>
+  </w:style>
+  <w:style w:type="character" w:customStyle="1" w:styleId="Heading6Char">
+    <w:name w:val="Heading 6 Char"/>
+    <w:basedOn w:val="DefaultParagraphFont"/>
+    <w:link w:val="Heading6"/>
+    <w:uiPriority w:val="9"/>
+    <w:rsid w:val="00633252"/>
+    <w:rPr>
+      <w:rFonts w:asciiTheme="majorHAnsi" w:eastAsiaTheme="majorEastAsia" w:hAnsiTheme="majorHAnsi" w:cstheme="majorBidi"/>
+      <w:color w:val="1F4D78" w:themeColor="accent1" w:themeShade="7F"/>
+      <w:sz w:val="24"/>
+    </w:rPr>
+  </w:style>
+  <w:style w:type="character" w:customStyle="1" w:styleId="Heading3Char">
+    <w:name w:val="Heading 3 Char"/>
+    <w:basedOn w:val="DefaultParagraphFont"/>
+    <w:link w:val="Heading3"/>
+    <w:uiPriority w:val="9"/>
+    <w:rsid w:val="00633252"/>
+    <w:rPr>
+      <w:rFonts w:ascii="Times New Roman" w:eastAsia="Times New Roman" w:hAnsi="Times New Roman"/>
+      <w:i/>
+      <w:sz w:val="24"/>
+    </w:rPr>
+  </w:style>
+  <w:style w:type="character" w:customStyle="1" w:styleId="Heading4Char">
+    <w:name w:val="Heading 4 Char"/>
+    <w:basedOn w:val="DefaultParagraphFont"/>
+    <w:link w:val="Heading4"/>
+    <w:uiPriority w:val="9"/>
+    <w:rsid w:val="00633252"/>
+    <w:rPr>
+      <w:rFonts w:ascii="Times New Roman" w:eastAsia="Times New Roman" w:hAnsi="Times New Roman"/>
+      <w:sz w:val="24"/>
+    </w:rPr>
+  </w:style>
+  <w:style w:type="paragraph" w:customStyle="1" w:styleId="msonormal0">
+    <w:name w:val="msonormal"/>
+    <w:basedOn w:val="Normal"/>
+    <w:rsid w:val="00633252"/>
+    <w:pPr>
+      <w:widowControl/>
+      <w:autoSpaceDE/>
+      <w:autoSpaceDN/>
+      <w:adjustRightInd/>
+      <w:spacing w:before="100" w:beforeAutospacing="1" w:after="100" w:afterAutospacing="1"/>
+    </w:pPr>
+    <w:rPr>
+      <w:szCs w:val="24"/>
+      <w:lang w:bidi="th-TH"/>
+    </w:rPr>
+  </w:style>
+  <w:style w:type="paragraph" w:styleId="NormalWeb">
+    <w:name w:val="Normal (Web)"/>
+    <w:basedOn w:val="Normal"/>
+    <w:uiPriority w:val="99"/>
+    <w:unhideWhenUsed/>
+    <w:rsid w:val="00633252"/>
+    <w:pPr>
+      <w:widowControl/>
+      <w:autoSpaceDE/>
+      <w:autoSpaceDN/>
+      <w:adjustRightInd/>
+      <w:spacing w:before="100" w:beforeAutospacing="1" w:after="100" w:afterAutospacing="1"/>
+    </w:pPr>
+    <w:rPr>
+      <w:szCs w:val="24"/>
+      <w:lang w:bidi="th-TH"/>
+    </w:rPr>
+  </w:style>
+  <w:style w:type="character" w:styleId="HTMLCode">
+    <w:name w:val="HTML Code"/>
+    <w:basedOn w:val="DefaultParagraphFont"/>
+    <w:uiPriority w:val="99"/>
+    <w:unhideWhenUsed/>
+    <w:rsid w:val="00633252"/>
+    <w:rPr>
+      <w:rFonts w:ascii="Courier New" w:eastAsia="Times New Roman" w:hAnsi="Courier New" w:cs="Courier New"/>
+      <w:sz w:val="20"/>
+      <w:szCs w:val="20"/>
+    </w:rPr>
+  </w:style>
+  <w:style w:type="character" w:customStyle="1" w:styleId="flex">
+    <w:name w:val="flex"/>
+    <w:basedOn w:val="DefaultParagraphFont"/>
+    <w:rsid w:val="00633252"/>
+  </w:style>
+  <w:style w:type="character" w:customStyle="1" w:styleId="flex-shrink-0">
+    <w:name w:val="flex-shrink-0"/>
+    <w:basedOn w:val="DefaultParagraphFont"/>
+    <w:rsid w:val="00633252"/>
+  </w:style>
+  <w:style w:type="character" w:customStyle="1" w:styleId="min-w-0">
+    <w:name w:val="min-w-0"/>
+    <w:basedOn w:val="DefaultParagraphFont"/>
+    <w:rsid w:val="00633252"/>
+  </w:style>
+  <w:style w:type="paragraph" w:styleId="HTMLPreformatted">
+    <w:name w:val="HTML Preformatted"/>
+    <w:basedOn w:val="Normal"/>
+    <w:link w:val="HTMLPreformattedChar"/>
+    <w:uiPriority w:val="99"/>
+    <w:unhideWhenUsed/>
+    <w:rsid w:val="00633252"/>
+    <w:pPr>
+      <w:widowControl/>
+      <w:tabs>
+        <w:tab w:val="left" w:pos="916"/>
+        <w:tab w:val="left" w:pos="1832"/>
+        <w:tab w:val="left" w:pos="2748"/>
+        <w:tab w:val="left" w:pos="3664"/>
+        <w:tab w:val="left" w:pos="4580"/>
+        <w:tab w:val="left" w:pos="5496"/>
+        <w:tab w:val="left" w:pos="6412"/>
+        <w:tab w:val="left" w:pos="7328"/>
+        <w:tab w:val="left" w:pos="8244"/>
+        <w:tab w:val="left" w:pos="9160"/>
+        <w:tab w:val="left" w:pos="10076"/>
+        <w:tab w:val="left" w:pos="10992"/>
+        <w:tab w:val="left" w:pos="11908"/>
+        <w:tab w:val="left" w:pos="12824"/>
+        <w:tab w:val="left" w:pos="13740"/>
+        <w:tab w:val="left" w:pos="14656"/>
+      </w:tabs>
+      <w:autoSpaceDE/>
+      <w:autoSpaceDN/>
+      <w:adjustRightInd/>
+    </w:pPr>
+    <w:rPr>
+      <w:rFonts w:ascii="Courier New" w:hAnsi="Courier New" w:cs="Courier New"/>
+      <w:sz w:val="20"/>
+      <w:lang w:bidi="th-TH"/>
+    </w:rPr>
+  </w:style>
+  <w:style w:type="character" w:customStyle="1" w:styleId="HTMLPreformattedChar">
+    <w:name w:val="HTML Preformatted Char"/>
+    <w:basedOn w:val="DefaultParagraphFont"/>
+    <w:link w:val="HTMLPreformatted"/>
+    <w:uiPriority w:val="99"/>
+    <w:rsid w:val="00633252"/>
+    <w:rPr>
+      <w:rFonts w:ascii="Courier New" w:eastAsia="Times New Roman" w:hAnsi="Courier New" w:cs="Courier New"/>
+      <w:lang w:bidi="th-TH"/>
+    </w:rPr>
+  </w:style>
+  <w:style w:type="character" w:customStyle="1" w:styleId="hljs-builtin">
+    <w:name w:val="hljs-built_in"/>
+    <w:basedOn w:val="DefaultParagraphFont"/>
+    <w:rsid w:val="00633252"/>
+  </w:style>
+  <w:style w:type="character" w:styleId="Strong">
+    <w:name w:val="Strong"/>
+    <w:basedOn w:val="DefaultParagraphFont"/>
+    <w:uiPriority w:val="22"/>
+    <w:qFormat/>
+    <w:rsid w:val="00633252"/>
+    <w:rPr>
+      <w:b/>
+      <w:bCs/>
+    </w:rPr>
+  </w:style>
+  <w:style w:type="character" w:customStyle="1" w:styleId="hljs-comment">
+    <w:name w:val="hljs-comment"/>
+    <w:basedOn w:val="DefaultParagraphFont"/>
+    <w:rsid w:val="00633252"/>
+  </w:style>
+  <w:style w:type="character" w:customStyle="1" w:styleId="hljs-keyword">
+    <w:name w:val="hljs-keyword"/>
+    <w:basedOn w:val="DefaultParagraphFont"/>
+    <w:rsid w:val="00633252"/>
+  </w:style>
+  <w:style w:type="character" w:customStyle="1" w:styleId="hljs-attr">
+    <w:name w:val="hljs-attr"/>
+    <w:basedOn w:val="DefaultParagraphFont"/>
+    <w:rsid w:val="00633252"/>
+  </w:style>
+  <w:style w:type="character" w:customStyle="1" w:styleId="hljs-literal">
+    <w:name w:val="hljs-literal"/>
+    <w:basedOn w:val="DefaultParagraphFont"/>
+    <w:rsid w:val="00633252"/>
+  </w:style>
+  <w:style w:type="character" w:customStyle="1" w:styleId="hljs-function">
+    <w:name w:val="hljs-function"/>
+    <w:basedOn w:val="DefaultParagraphFont"/>
+    <w:rsid w:val="00633252"/>
+  </w:style>
+  <w:style w:type="character" w:customStyle="1" w:styleId="hljs-type">
+    <w:name w:val="hljs-type"/>
+    <w:basedOn w:val="DefaultParagraphFont"/>
+    <w:rsid w:val="00633252"/>
+  </w:style>
+  <w:style w:type="character" w:customStyle="1" w:styleId="hljs-title">
+    <w:name w:val="hljs-title"/>
+    <w:basedOn w:val="DefaultParagraphFont"/>
+    <w:rsid w:val="00633252"/>
+  </w:style>
+  <w:style w:type="character" w:customStyle="1" w:styleId="hljs-params">
+    <w:name w:val="hljs-params"/>
+    <w:basedOn w:val="DefaultParagraphFont"/>
+    <w:rsid w:val="00633252"/>
+  </w:style>
+  <w:style w:type="character" w:customStyle="1" w:styleId="hljs-string">
+    <w:name w:val="hljs-string"/>
+    <w:basedOn w:val="DefaultParagraphFont"/>
+    <w:rsid w:val="00633252"/>
+  </w:style>
+  <w:style w:type="character" w:customStyle="1" w:styleId="hljs-number">
+    <w:name w:val="hljs-number"/>
+    <w:basedOn w:val="DefaultParagraphFont"/>
+    <w:rsid w:val="00633252"/>
+  </w:style>
+  <w:style w:type="character" w:styleId="Emphasis">
+    <w:name w:val="Emphasis"/>
+    <w:basedOn w:val="DefaultParagraphFont"/>
+    <w:uiPriority w:val="20"/>
+    <w:qFormat/>
+    <w:rsid w:val="00633252"/>
+    <w:rPr>
+      <w:i/>
+      <w:iCs/>
+    </w:rPr>
+  </w:style>
+  <w:style w:type="character" w:customStyle="1" w:styleId="hljs-meta">
+    <w:name w:val="hljs-meta"/>
+    <w:basedOn w:val="DefaultParagraphFont"/>
+    <w:rsid w:val="00633252"/>
+  </w:style>
+  <w:style w:type="character" w:customStyle="1" w:styleId="1u">
+    <w:name w:val="ͼ1u"/>
+    <w:basedOn w:val="DefaultParagraphFont"/>
+    <w:rsid w:val="00633252"/>
+  </w:style>
+  <w:style w:type="character" w:customStyle="1" w:styleId="1s">
+    <w:name w:val="ͼ1s"/>
+    <w:basedOn w:val="DefaultParagraphFont"/>
+    <w:rsid w:val="00633252"/>
+  </w:style>
+  <w:style w:type="character" w:customStyle="1" w:styleId="1x">
+    <w:name w:val="ͼ1x"/>
+    <w:basedOn w:val="DefaultParagraphFont"/>
+    <w:rsid w:val="00633252"/>
+  </w:style>
+  <w:style w:type="character" w:customStyle="1" w:styleId="20">
+    <w:name w:val="ͼ20"/>
+    <w:basedOn w:val="DefaultParagraphFont"/>
+    <w:rsid w:val="00633252"/>
+  </w:style>
+  <w:style w:type="character" w:customStyle="1" w:styleId="1r">
+    <w:name w:val="ͼ1r"/>
+    <w:basedOn w:val="DefaultParagraphFont"/>
+    <w:rsid w:val="00633252"/>
+  </w:style>
+  <w:style w:type="character" w:customStyle="1" w:styleId="1z">
+    <w:name w:val="ͼ1z"/>
+    <w:basedOn w:val="DefaultParagraphFont"/>
+    <w:rsid w:val="00633252"/>
+  </w:style>
+  <w:style w:type="character" w:customStyle="1" w:styleId="1v">
+    <w:name w:val="ͼ1v"/>
+    <w:basedOn w:val="DefaultParagraphFont"/>
+    <w:rsid w:val="00633252"/>
+  </w:style>
+  <w:style w:type="character" w:customStyle="1" w:styleId="1w">
+    <w:name w:val="ͼ1w"/>
+    <w:basedOn w:val="DefaultParagraphFont"/>
+    <w:rsid w:val="00633252"/>
+  </w:style>
+  <w:style w:type="character" w:customStyle="1" w:styleId="24">
+    <w:name w:val="ͼ24"/>
+    <w:basedOn w:val="DefaultParagraphFont"/>
+    <w:rsid w:val="00633252"/>
+  </w:style>
+  <w:style w:type="character" w:customStyle="1" w:styleId="1q">
+    <w:name w:val="ͼ1q"/>
+    <w:basedOn w:val="DefaultParagraphFont"/>
+    <w:rsid w:val="00633252"/>
   </w:style>
 </w:styles>
 </file>
